--- a/docs/Supplementary_Protocol_bias_domain_triangulation.docx
+++ b/docs/Supplementary_Protocol_bias_domain_triangulation.docx
@@ -4,52 +4,89 @@
   <w:body>
     <w:p>
       <w:pPr>
-        <w:spacing w:after="200"/>
-        <w:jc w:val="left"/>
+        <w:pStyle w:val="Title"/>
       </w:pPr>
       <w:r>
         <w:rPr>
-          <w:b/>
-          <w:color w:val="000000"/>
-          <w:sz w:val="30"/>
+          <w:rFonts w:ascii="Times New Roman" w:hAnsi="Times New Roman" w:eastAsia="华文仿宋"/>
+          <w:b w:val="0"/>
+          <w:i w:val="0"/>
         </w:rPr>
-        <w:t>Supplementary Protocol. A reusable bias-domain triangulation framework for non-convergent observational evidence</w:t>
+        <w:t>Bias-domain triangulation tutorial</w:t>
       </w:r>
     </w:p>
     <w:p>
-      <w:pPr>
-        <w:spacing w:after="120"/>
-      </w:pPr>
+      <w:pPr/>
       <w:r>
         <w:rPr>
+          <w:rFonts w:ascii="Times New Roman" w:hAnsi="Times New Roman" w:eastAsia="华文仿宋"/>
           <w:b w:val="0"/>
           <w:i w:val="0"/>
         </w:rPr>
-        <w:t>This protocol sets out the procedure used in the main analysis as a transferable, step-by-step method, so that it can be applied to other exposure-outcome questions in which observational estimates fail to converge. Given a body of observational studies that disagree, the protocol aims to identify which bias structure, rather than which study, accounts for the reported association.</w:t>
+        <w:t>Updated 10 October 2026 · Public tutorial version 2026-10-10</w:t>
       </w:r>
     </w:p>
     <w:p>
-      <w:pPr>
-        <w:spacing w:after="120"/>
-      </w:pPr>
+      <w:pPr/>
       <w:r>
         <w:rPr>
+          <w:rFonts w:ascii="Times New Roman" w:hAnsi="Times New Roman" w:eastAsia="华文仿宋"/>
           <w:b w:val="0"/>
           <w:i w:val="0"/>
         </w:rPr>
-        <w:t>The framework rests on one idea. Most appraisal tools reconstruct a causal structure from the included studies and then use that same structure to judge those studies, so the instrument and the object of appraisal are entangled. Bias-domain triangulation instead builds the instrument from two independent sources, an empirical audit of what studies adjusted for (Track A) and an independently generated structure of what should be considered (Track B), partitions the resulting confounders into a small number of bias domains, scores each study's control within each domain, and then reads the stratified meta-analysis for a triangulation signature: the association attenuates along the axis of the bias structure that actually generates it, not with adjustment in general.</w:t>
+        <w:t>This tutorial explains how to compare reported adjustment with requirements derived from an explicit directed acyclic graph (DAG). It follows the ten-step protocol in the current manuscript and illustrates the rules with prenatal acetaminophen and offspring neurodevelopment. The application-specific graph and grading rules require reassessment before use for another question.</w:t>
       </w:r>
     </w:p>
     <w:p>
-      <w:pPr>
-        <w:spacing w:after="120"/>
-      </w:pPr>
+      <w:pPr/>
       <w:r>
         <w:rPr>
+          <w:rFonts w:ascii="Times New Roman" w:hAnsi="Times New Roman" w:eastAsia="华文仿宋"/>
           <w:b w:val="0"/>
           <w:i w:val="0"/>
         </w:rPr>
-        <w:t>Throughout, curly-brace tokens such as {EXPOSURE} and {OUTCOME} are placeholders to be replaced with the target question.</w:t>
+      </w:r>
+      <w:r>
+        <w:rPr>
+          <w:rFonts w:ascii="Times New Roman" w:hAnsi="Times New Roman" w:eastAsia="华文仿宋"/>
+          <w:b/>
+          <w:i w:val="0"/>
+        </w:rPr>
+        <w:t>What the grades mean.</w:t>
+      </w:r>
+      <w:r>
+        <w:rPr>
+          <w:rFonts w:ascii="Times New Roman" w:hAnsi="Times New Roman" w:eastAsia="华文仿宋"/>
+          <w:b w:val="0"/>
+          <w:i w:val="0"/>
+        </w:rPr>
+        <w:t xml:space="preserve"> Strong, Moderate and Weak describe reported construct coverage under the adopted graph and decision rules. They do not measure overall risk of bias, establish sufficient real-world adjustment or prove the absence of a causal effect.</w:t>
+      </w:r>
+    </w:p>
+    <w:p>
+      <w:pPr/>
+      <w:r>
+        <w:rPr>
+          <w:rFonts w:ascii="Times New Roman" w:hAnsi="Times New Roman" w:eastAsia="华文仿宋"/>
+          <w:b w:val="0"/>
+          <w:i w:val="0"/>
+        </w:rPr>
+      </w:r>
+      <w:r>
+        <w:rPr>
+          <w:rFonts w:ascii="Times New Roman" w:hAnsi="Times New Roman" w:eastAsia="华文仿宋"/>
+          <w:b/>
+          <w:i w:val="0"/>
+        </w:rPr>
+        <w:t>Version scope.</w:t>
+      </w:r>
+      <w:r>
+        <w:rPr>
+          <w:rFonts w:ascii="Times New Roman" w:hAnsi="Times New Roman" w:eastAsia="华文仿宋"/>
+          <w:b w:val="0"/>
+          <w:i w:val="0"/>
+        </w:rPr>
+        <w:t xml:space="preserve"> This update replaces the earlier count-threshold tutorial. It incorporates the 19-node, 132-edge working DAG, complete coverage of either adjustment set, and the C13 timing qualification. These DAG and grading revisions were exploratory, rather than prespecified in PROSPERO CRD420261365276. Independent human adjudication of the current AI-assisted construct mapping remains outstanding.</w:t>
       </w:r>
     </w:p>
     <w:p>
@@ -58,102 +95,163 @@
       </w:pPr>
       <w:r>
         <w:rPr>
-          <w:color w:val="000000"/>
+          <w:rFonts w:ascii="Times New Roman" w:hAnsi="Times New Roman" w:eastAsia="华文仿宋"/>
+          <w:b w:val="0"/>
+          <w:i w:val="0"/>
         </w:rPr>
-        <w:t>0. Scope and prerequisites</w:t>
+        <w:t>Overview</w:t>
+      </w:r>
+    </w:p>
+    <w:p>
+      <w:pPr/>
+      <w:r>
+        <w:rPr>
+          <w:rFonts w:ascii="Times New Roman" w:hAnsi="Times New Roman" w:eastAsia="华文仿宋"/>
+          <w:b w:val="0"/>
+          <w:i w:val="0"/>
+        </w:rPr>
+        <w:t>Track A records what selected study models adjusted for. Track B independently generates candidate causal variables, without seeing Track A or the proposed bias domains. Integration produces node definitions, followed by edge assessment, graph construction and adjustment-set derivation. Model ratings then organise the evidence for descriptive stratified synthesis.</w:t>
       </w:r>
     </w:p>
     <w:p>
       <w:pPr>
-        <w:spacing w:after="120"/>
+        <w:ind w:left="288" w:hanging="288"/>
       </w:pPr>
       <w:r>
         <w:rPr>
+          <w:rFonts w:ascii="Times New Roman" w:hAnsi="Times New Roman" w:eastAsia="华文仿宋"/>
           <w:b w:val="0"/>
           <w:i w:val="0"/>
         </w:rPr>
-        <w:t>Use this protocol when all of the following hold.</w:t>
+        <w:t>1. Define the question and read primary-study reports.</w:t>
       </w:r>
     </w:p>
     <w:p>
       <w:pPr>
-        <w:pStyle w:val="ListNumber"/>
-        <w:spacing w:after="60"/>
+        <w:ind w:left="288" w:hanging="288"/>
       </w:pPr>
       <w:r>
-        <w:t>The evidence is observational and reports ratio-type effect estimates (hazard, risk, or odds ratios) that can be pooled on the log scale.</w:t>
+        <w:rPr>
+          <w:rFonts w:ascii="Times New Roman" w:hAnsi="Times New Roman" w:eastAsia="华文仿宋"/>
+          <w:b w:val="0"/>
+          <w:i w:val="0"/>
+        </w:rPr>
+        <w:t>2. Extract the exact adjustment used by each selected model.</w:t>
       </w:r>
     </w:p>
     <w:p>
       <w:pPr>
-        <w:pStyle w:val="ListNumber"/>
-        <w:spacing w:after="60"/>
+        <w:ind w:left="288" w:hanging="288"/>
       </w:pPr>
       <w:r>
-        <w:t>Repeated syntheses have not converged, or disagree in direction or magnitude, despite covering a similar literature.</w:t>
+        <w:rPr>
+          <w:rFonts w:ascii="Times New Roman" w:hAnsi="Times New Roman" w:eastAsia="华文仿宋"/>
+          <w:b w:val="0"/>
+          <w:i w:val="0"/>
+        </w:rPr>
+        <w:t>3. Map variables to constructs with explicit boundaries.</w:t>
       </w:r>
     </w:p>
     <w:p>
       <w:pPr>
-        <w:pStyle w:val="ListNumber"/>
-        <w:spacing w:after="60"/>
+        <w:ind w:left="288" w:hanging="288"/>
       </w:pPr>
       <w:r>
-        <w:t>The exposure is plausibly structured by background liability, clinical indication, health-seeking behaviour, or social context, so confounding is expected to be patterned rather than random.</w:t>
+        <w:rPr>
+          <w:rFonts w:ascii="Times New Roman" w:hAnsi="Times New Roman" w:eastAsia="华文仿宋"/>
+          <w:b w:val="0"/>
+          <w:i w:val="0"/>
+        </w:rPr>
+        <w:t>4. Generate candidate causal variables independently.</w:t>
       </w:r>
     </w:p>
     <w:p>
       <w:pPr>
-        <w:pStyle w:val="ListNumber"/>
-        <w:spacing w:after="60"/>
+        <w:ind w:left="288" w:hanging="288"/>
       </w:pPr>
       <w:r>
-        <w:t>The study pool is heterogeneous in adjustment, and ideally contains at least a few design-based studies (sibling comparison, family fixed effects, twin, or negative-control) that can anchor a latent-liability domain.</w:t>
+        <w:rPr>
+          <w:rFonts w:ascii="Times New Roman" w:hAnsi="Times New Roman" w:eastAsia="华文仿宋"/>
+          <w:b w:val="0"/>
+          <w:i w:val="0"/>
+        </w:rPr>
+        <w:t>5. Define the graph nodes and omitted processes.</w:t>
       </w:r>
     </w:p>
     <w:p>
       <w:pPr>
-        <w:spacing w:after="120"/>
+        <w:ind w:left="288" w:hanging="288"/>
       </w:pPr>
       <w:r>
         <w:rPr>
-          <w:b/>
-          <w:i w:val="0"/>
-        </w:rPr>
-        <w:t xml:space="preserve">Inputs required. </w:t>
-      </w:r>
-      <w:r>
-        <w:rPr>
+          <w:rFonts w:ascii="Times New Roman" w:hAnsi="Times New Roman" w:eastAsia="华文仿宋"/>
           <w:b w:val="0"/>
           <w:i w:val="0"/>
         </w:rPr>
-        <w:t xml:space="preserve">A defined study pool with extractable main-model adjustment sets and pooled estimates; access to at least three large language models from independent developers; and a pre-registered analysis plan. </w:t>
-      </w:r>
-      <w:r>
-        <w:rPr>
-          <w:b/>
-          <w:i w:val="0"/>
-        </w:rPr>
-        <w:t xml:space="preserve">Outputs produced. </w:t>
-      </w:r>
-      <w:r>
-        <w:rPr>
-          <w:b w:val="0"/>
-          <w:i w:val="0"/>
-        </w:rPr>
-        <w:t>A locked two-source construct set with causal roles, a per-estimate bias-domain rating table, a stratified meta-analysis, and a triangulation read-out.</w:t>
+        <w:t>6. Assess edges and assemble an acyclic graph.</w:t>
       </w:r>
     </w:p>
     <w:p>
       <w:pPr>
-        <w:spacing w:after="120"/>
+        <w:ind w:left="288" w:hanging="288"/>
       </w:pPr>
       <w:r>
         <w:rPr>
+          <w:rFonts w:ascii="Times New Roman" w:hAnsi="Times New Roman" w:eastAsia="华文仿宋"/>
           <w:b w:val="0"/>
           <w:i w:val="0"/>
         </w:rPr>
-        <w:t>The pipeline has six stages. Stages 1 and 2 run in parallel and must stay blind to each other.</w:t>
+        <w:t>7. Derive adjustment requirements under that graph.</w:t>
+      </w:r>
+    </w:p>
+    <w:p>
+      <w:pPr>
+        <w:ind w:left="288" w:hanging="288"/>
+      </w:pPr>
+      <w:r>
+        <w:rPr>
+          <w:rFonts w:ascii="Times New Roman" w:hAnsi="Times New Roman" w:eastAsia="华文仿宋"/>
+          <w:b w:val="0"/>
+          <w:i w:val="0"/>
+        </w:rPr>
+        <w:t>8. Define reference domains and exclusion rules.</w:t>
+      </w:r>
+    </w:p>
+    <w:p>
+      <w:pPr>
+        <w:ind w:left="288" w:hanging="288"/>
+      </w:pPr>
+      <w:r>
+        <w:rPr>
+          <w:rFonts w:ascii="Times New Roman" w:hAnsi="Times New Roman" w:eastAsia="华文仿宋"/>
+          <w:b w:val="0"/>
+          <w:i w:val="0"/>
+        </w:rPr>
+        <w:t>9. Apply the decision tree to each selected estimate.</w:t>
+      </w:r>
+    </w:p>
+    <w:p>
+      <w:pPr>
+        <w:ind w:left="288" w:hanging="288"/>
+      </w:pPr>
+      <w:r>
+        <w:rPr>
+          <w:rFonts w:ascii="Times New Roman" w:hAnsi="Times New Roman" w:eastAsia="华文仿宋"/>
+          <w:b w:val="0"/>
+          <w:i w:val="0"/>
+        </w:rPr>
+        <w:t>10. Pool compatible estimates within coverage strata and assess limitations.</w:t>
+      </w:r>
+    </w:p>
+    <w:p>
+      <w:pPr/>
+      <w:r>
+        <w:rPr>
+          <w:rFonts w:ascii="Times New Roman" w:hAnsi="Times New Roman" w:eastAsia="华文仿宋"/>
+          <w:b w:val="0"/>
+          <w:i w:val="0"/>
+        </w:rPr>
+        <w:t>Agreement between candidate sources helps assess construct recall. It does not independently validate causal roles, individual arrows or model ratings.</w:t>
       </w:r>
     </w:p>
     <w:p>
@@ -162,132 +260,59 @@
       </w:pPr>
       <w:r>
         <w:rPr>
-          <w:color w:val="000000"/>
+          <w:rFonts w:ascii="Times New Roman" w:hAnsi="Times New Roman" w:eastAsia="华文仿宋"/>
+          <w:b w:val="0"/>
+          <w:i w:val="0"/>
         </w:rPr>
-        <w:t>1. Stage 1, Track A: empirical adjustment-set audit</w:t>
+        <w:t>1 Define the question and read primary reports</w:t>
       </w:r>
     </w:p>
     <w:p>
-      <w:pPr>
-        <w:spacing w:after="120"/>
-      </w:pPr>
+      <w:pPr/>
       <w:r>
         <w:rPr>
+          <w:rFonts w:ascii="Times New Roman" w:hAnsi="Times New Roman" w:eastAsia="华文仿宋"/>
+          <w:b w:val="0"/>
+          <w:i w:val="0"/>
+        </w:rPr>
+        <w:t>Specify the population, exposure, comparator, exposure window, outcome, follow-up and target effect before extracting estimates. Total-effect and direct-effect questions require different adjustment decisions. Read full texts and supplements, retaining exact source locations for every extracted claim.</w:t>
+      </w:r>
+    </w:p>
+    <w:p>
+      <w:pPr/>
+      <w:r>
+        <w:rPr>
+          <w:rFonts w:ascii="Times New Roman" w:hAnsi="Times New Roman" w:eastAsia="华文仿宋"/>
+          <w:b w:val="0"/>
+          <w:i w:val="0"/>
+        </w:rPr>
+        <w:t>Create one record per selected model, outcome and exposure contrast. Record the article identifier, source cohort or register, sample restrictions, effect measure, estimate and confidence interval. Keep population and within-family estimates separate and link records sharing an article or source population.</w:t>
+      </w:r>
+    </w:p>
+    <w:p>
+      <w:pPr/>
+      <w:r>
+        <w:rPr>
+          <w:rFonts w:ascii="Times New Roman" w:hAnsi="Times New Roman" w:eastAsia="华文仿宋"/>
+          <w:b w:val="0"/>
+          <w:i w:val="0"/>
+        </w:rPr>
+      </w:r>
+      <w:r>
+        <w:rPr>
+          <w:rFonts w:ascii="Times New Roman" w:hAnsi="Times New Roman" w:eastAsia="华文仿宋"/>
           <w:b/>
           <w:i w:val="0"/>
         </w:rPr>
-        <w:t xml:space="preserve">Goal. </w:t>
+        <w:t>Deliverable:</w:t>
       </w:r>
       <w:r>
         <w:rPr>
+          <w:rFonts w:ascii="Times New Roman" w:hAnsi="Times New Roman" w:eastAsia="华文仿宋"/>
           <w:b w:val="0"/>
           <w:i w:val="0"/>
         </w:rPr>
-        <w:t>Record what the focal literature actually controlled for, expressed at the level of constructs so that studies adjusting for different variables remain comparable.</w:t>
-      </w:r>
-    </w:p>
-    <w:p>
-      <w:pPr>
-        <w:pStyle w:val="Heading2"/>
-      </w:pPr>
-      <w:r>
-        <w:rPr>
-          <w:color w:val="000000"/>
-        </w:rPr>
-        <w:t>1.1 Identify the main adjusted model</w:t>
-      </w:r>
-    </w:p>
-    <w:p>
-      <w:pPr>
-        <w:spacing w:after="120"/>
-      </w:pPr>
-      <w:r>
-        <w:rPr>
-          <w:b w:val="0"/>
-          <w:i w:val="0"/>
-        </w:rPr>
-        <w:t>For each included study, select the single model whose estimate enters the meta-analysis. This is the study's primary fully adjusted model as designated by its authors. Extract covariates from that model only. Exclude variables used solely in sensitivity, stratified, mediation, or selection analyses, and exclude variables that define a subgroup rather than a covariate. Applying one rule consistently is more important than the rule itself. For sibling-comparison or family-design papers that report both a population-adjusted and a within-family estimate, record both as separate rows, because they occupy different positions on the latent-liability domain.</w:t>
-      </w:r>
-    </w:p>
-    <w:p>
-      <w:pPr>
-        <w:pStyle w:val="Heading2"/>
-      </w:pPr>
-      <w:r>
-        <w:rPr>
-          <w:color w:val="000000"/>
-        </w:rPr>
-        <w:t>1.2 Transcribe variables and the estimate</w:t>
-      </w:r>
-    </w:p>
-    <w:p>
-      <w:pPr>
-        <w:spacing w:after="120"/>
-      </w:pPr>
-      <w:r>
-        <w:rPr>
-          <w:b w:val="0"/>
-          <w:i w:val="0"/>
-        </w:rPr>
-        <w:t>Record, verbatim, the raw covariate list, the pooled point estimate with its confidence interval, and the effect scale (HR, RR, or OR). Two annotators extract independently from the source PDFs.</w:t>
-      </w:r>
-    </w:p>
-    <w:p>
-      <w:pPr>
-        <w:pStyle w:val="Heading2"/>
-      </w:pPr>
-      <w:r>
-        <w:rPr>
-          <w:color w:val="000000"/>
-        </w:rPr>
-        <w:t>1.3 Harmonise raw variables into constructs</w:t>
-      </w:r>
-    </w:p>
-    <w:p>
-      <w:pPr>
-        <w:spacing w:after="120"/>
-      </w:pPr>
-      <w:r>
-        <w:rPr>
-          <w:b w:val="0"/>
-          <w:i w:val="0"/>
-        </w:rPr>
-        <w:t>A construct is a single latent causal factor that several measured variables instantiate or proxy. For example, parental education, household income, and health-insurance status all index one socioeconomic-position construct. Map each raw variable onto a construct following a confounder-matrix logic. A construct counts as controlled for a study when any adequate proxy for it is adjusted.</w:t>
-      </w:r>
-    </w:p>
-    <w:p>
-      <w:pPr>
-        <w:pStyle w:val="Heading2"/>
-      </w:pPr>
-      <w:r>
-        <w:rPr>
-          <w:color w:val="000000"/>
-        </w:rPr>
-        <w:t>1.4 Quality control and adjudication</w:t>
-      </w:r>
-    </w:p>
-    <w:p>
-      <w:pPr>
-        <w:spacing w:after="120"/>
-      </w:pPr>
-      <w:r>
-        <w:rPr>
-          <w:b w:val="0"/>
-          <w:i w:val="0"/>
-        </w:rPr>
-        <w:t>Quantify inter-annotator agreement: a chance-corrected coefficient (for example Cohen's kappa) for construct-level coding, and an agreement statistic (for example the intraclass correlation and Lin's concordance) for effect-size transcription. Resolve every discrepancy by re-checking the source PDF, escalating unresolved cases to senior adjudication, and analyse the adjudicated dataset throughout.</w:t>
-      </w:r>
-    </w:p>
-    <w:p>
-      <w:pPr>
-        <w:spacing w:after="120"/>
-      </w:pPr>
-      <w:r>
-        <w:rPr>
-          <w:b w:val="0"/>
-          <w:i w:val="0"/>
-        </w:rPr>
-        <w:t>Output of Stage 1: the Track A construct list, a per-study vector recording which constructs each study controlled, and the harmonised estimate table.</w:t>
+        <w:t xml:space="preserve"> an estimate inventory with stable identifiers and source links. Here, the inventory contains 39 estimates from 24 articles; the fixed B4 rule retains 38 estimates from 23 articles. Inventory membership and analysis retention are separate fields.</w:t>
       </w:r>
     </w:p>
     <w:p>
@@ -296,1593 +321,44 @@
       </w:pPr>
       <w:r>
         <w:rPr>
-          <w:color w:val="000000"/>
+          <w:rFonts w:ascii="Times New Roman" w:hAnsi="Times New Roman" w:eastAsia="华文仿宋"/>
+          <w:b w:val="0"/>
+          <w:i w:val="0"/>
         </w:rPr>
-        <w:t>2. Stage 2, Track B: independent background DAG via large language models</w:t>
+        <w:t>2 Extract what each selected model controlled</w:t>
       </w:r>
     </w:p>
     <w:p>
-      <w:pPr>
-        <w:spacing w:after="120"/>
-      </w:pPr>
+      <w:pPr/>
       <w:r>
         <w:rPr>
-          <w:b/>
-          <w:i w:val="0"/>
-        </w:rPr>
-        <w:t xml:space="preserve">Goal. </w:t>
-      </w:r>
-      <w:r>
-        <w:rPr>
+          <w:rFonts w:ascii="Times New Roman" w:hAnsi="Times New Roman" w:eastAsia="华文仿宋"/>
           <w:b w:val="0"/>
           <w:i w:val="0"/>
         </w:rPr>
-        <w:t>Derive what should be considered for this exposure and outcome, independently of what the studies adjusted for. Track B must never see the Track A construct list or any bias-domain labels; independence is what lets convergence count as validation and divergence count as a blind spot.</w:t>
+        <w:t>Extract the covariates and design components used by the model supplying the selected estimate. Document adjustment, stratification, matching, weighting and sample restrictions. Do not transfer controls from sensitivity models, mediation analyses or other outcome models.</w:t>
       </w:r>
     </w:p>
     <w:p>
-      <w:pPr>
-        <w:pStyle w:val="Heading2"/>
-      </w:pPr>
+      <w:pPr/>
       <w:r>
         <w:rPr>
-          <w:color w:val="000000"/>
+          <w:rFonts w:ascii="Times New Roman" w:hAnsi="Times New Roman" w:eastAsia="华文仿宋"/>
+          <w:b w:val="0"/>
+          <w:i w:val="0"/>
         </w:rPr>
-        <w:t>2.1 Model and reasoning-scaffold matrix</w:t>
+        <w:t>Retain original wording, model labels, source locations and timing uncertainties. For weighting, record the variables entering the weight model. Verify how family designs achieve within-family identification; clustering standard errors by maternal identifier alone does not establish such identification.</w:t>
       </w:r>
     </w:p>
     <w:p>
-      <w:pPr>
-        <w:spacing w:after="120"/>
-      </w:pPr>
+      <w:pPr/>
       <w:r>
         <w:rPr>
+          <w:rFonts w:ascii="Times New Roman" w:hAnsi="Times New Roman" w:eastAsia="华文仿宋"/>
           <w:b w:val="0"/>
           <w:i w:val="0"/>
         </w:rPr>
-        <w:t>Use at least three large language models from independent developers, which reduces reliance on any single model's idiosyncrasies. Query each model under three reasoning scaffolds. The reproducible arm uses temperature 0; an optional high-recall arm repeats each configuration at a higher temperature across several samples and takes the per-model union, reported separately and never mixed with the temperature-0 arm. Two prompts are used in sequence: a per-variable role-induction prompt, then a blind construct-clustering prompt.</w:t>
-      </w:r>
-    </w:p>
-    <w:p>
-      <w:pPr>
-        <w:pStyle w:val="Heading2"/>
-      </w:pPr>
-      <w:r>
-        <w:rPr>
-          <w:color w:val="000000"/>
-        </w:rPr>
-        <w:t>2.2 Prompt 1: causal-role induction (generalised template)</w:t>
-      </w:r>
-    </w:p>
-    <w:p>
-      <w:pPr>
-        <w:spacing w:after="120"/>
-      </w:pPr>
-      <w:r>
-        <w:rPr>
-          <w:b w:val="0"/>
-          <w:i w:val="0"/>
-        </w:rPr>
-        <w:t>The shared block is byte-identical across scaffolds; only the reasoning scaffold appended before the output instruction varies. Replace the placeholders and keep the temporal discipline, which prevents post-exposure variables from being labelled confounders.</w:t>
-      </w:r>
-    </w:p>
-    <w:p>
-      <w:pPr>
-        <w:spacing w:after="40"/>
-      </w:pPr>
-      <w:r>
-        <w:rPr>
-          <w:b/>
-          <w:i w:val="0"/>
-        </w:rPr>
-        <w:t>Shared block</w:t>
-      </w:r>
-    </w:p>
-    <w:tbl>
-      <w:tblPr>
-        <w:tblStyle w:val="TableGrid"/>
-        <w:tblW w:type="auto" w:w="0"/>
-        <w:tblLook w:firstColumn="1" w:firstRow="1" w:lastColumn="0" w:lastRow="0" w:noHBand="0" w:noVBand="1" w:val="04A0"/>
-      </w:tblPr>
-      <w:tblGrid>
-        <w:gridCol w:w="8640"/>
-      </w:tblGrid>
-      <w:tr>
-        <w:tc>
-          <w:tcPr>
-            <w:tcW w:type="dxa" w:w="8640"/>
-            <w:shd w:val="clear" w:color="auto" w:fill="F4F4F2"/>
-          </w:tcPr>
-          <w:p>
-            <w:pPr>
-              <w:spacing w:after="0" w:line="240" w:lineRule="auto"/>
-            </w:pPr>
-            <w:r/>
-            <w:r>
-              <w:rPr>
-                <w:rFonts w:ascii="Consolas" w:hAnsi="Consolas"/>
-                <w:color w:val="1A1A1A"/>
-                <w:sz w:val="16"/>
-              </w:rPr>
-              <w:t>You are an expert in epidemiology and causal inference.</w:t>
-            </w:r>
-          </w:p>
-          <w:p>
-            <w:pPr>
-              <w:spacing w:after="0" w:line="240" w:lineRule="auto"/>
-            </w:pPr>
-            <w:r>
-              <w:rPr>
-                <w:rFonts w:ascii="Consolas" w:hAnsi="Consolas"/>
-                <w:color w:val="1A1A1A"/>
-                <w:sz w:val="16"/>
-              </w:rPr>
-              <w:t xml:space="preserve"> </w:t>
-            </w:r>
-          </w:p>
-          <w:p>
-            <w:pPr>
-              <w:spacing w:after="0" w:line="240" w:lineRule="auto"/>
-            </w:pPr>
-            <w:r>
-              <w:rPr>
-                <w:rFonts w:ascii="Consolas" w:hAnsi="Consolas"/>
-                <w:color w:val="1A1A1A"/>
-                <w:sz w:val="16"/>
-              </w:rPr>
-              <w:t>Input:</w:t>
-            </w:r>
-          </w:p>
-          <w:p>
-            <w:pPr>
-              <w:spacing w:after="0" w:line="240" w:lineRule="auto"/>
-            </w:pPr>
-            <w:r>
-              <w:rPr>
-                <w:rFonts w:ascii="Consolas" w:hAnsi="Consolas"/>
-                <w:color w:val="1A1A1A"/>
-                <w:sz w:val="16"/>
-              </w:rPr>
-              <w:t>Exposure: {EXPOSURE, including its timing window, e.g. taking drug X during pregnancy}</w:t>
-            </w:r>
-          </w:p>
-          <w:p>
-            <w:pPr>
-              <w:spacing w:after="0" w:line="240" w:lineRule="auto"/>
-            </w:pPr>
-            <w:r>
-              <w:rPr>
-                <w:rFonts w:ascii="Consolas" w:hAnsi="Consolas"/>
-                <w:color w:val="1A1A1A"/>
-                <w:sz w:val="16"/>
-              </w:rPr>
-              <w:t>Outcome: {OUTCOME, including who and when, e.g. condition Y diagnosed in the child during childhood}</w:t>
-            </w:r>
-          </w:p>
-          <w:p>
-            <w:pPr>
-              <w:spacing w:after="0" w:line="240" w:lineRule="auto"/>
-            </w:pPr>
-            <w:r>
-              <w:rPr>
-                <w:rFonts w:ascii="Consolas" w:hAnsi="Consolas"/>
-                <w:color w:val="1A1A1A"/>
-                <w:sz w:val="16"/>
-              </w:rPr>
-              <w:t>Research question: the effect of {EXPOSURE} on the risk of {OUTCOME}.</w:t>
-            </w:r>
-          </w:p>
-          <w:p>
-            <w:pPr>
-              <w:spacing w:after="0" w:line="240" w:lineRule="auto"/>
-            </w:pPr>
-            <w:r>
-              <w:rPr>
-                <w:rFonts w:ascii="Consolas" w:hAnsi="Consolas"/>
-                <w:color w:val="1A1A1A"/>
-                <w:sz w:val="16"/>
-              </w:rPr>
-              <w:t xml:space="preserve"> </w:t>
-            </w:r>
-          </w:p>
-          <w:p>
-            <w:pPr>
-              <w:spacing w:after="0" w:line="240" w:lineRule="auto"/>
-            </w:pPr>
-            <w:r>
-              <w:rPr>
-                <w:rFonts w:ascii="Consolas" w:hAnsi="Consolas"/>
-                <w:color w:val="1A1A1A"/>
-                <w:sz w:val="16"/>
-              </w:rPr>
-              <w:t>Your task:</w:t>
-            </w:r>
-          </w:p>
-          <w:p>
-            <w:pPr>
-              <w:spacing w:after="0" w:line="240" w:lineRule="auto"/>
-            </w:pPr>
-            <w:r>
-              <w:rPr>
-                <w:rFonts w:ascii="Consolas" w:hAnsi="Consolas"/>
-                <w:color w:val="1A1A1A"/>
-                <w:sz w:val="16"/>
-              </w:rPr>
-              <w:t>Generate an exhaustive candidate list of third-party variables that may be relevant to the causal</w:t>
-            </w:r>
-          </w:p>
-          <w:p>
-            <w:pPr>
-              <w:spacing w:after="0" w:line="240" w:lineRule="auto"/>
-            </w:pPr>
-            <w:r>
-              <w:rPr>
-                <w:rFonts w:ascii="Consolas" w:hAnsi="Consolas"/>
-                <w:color w:val="1A1A1A"/>
-                <w:sz w:val="16"/>
-              </w:rPr>
-              <w:t>relationship between the exposure and the outcome. Do not provide only the most obvious variables;</w:t>
-            </w:r>
-          </w:p>
-          <w:p>
-            <w:pPr>
-              <w:spacing w:after="0" w:line="240" w:lineRule="auto"/>
-            </w:pPr>
-            <w:r>
-              <w:rPr>
-                <w:rFonts w:ascii="Consolas" w:hAnsi="Consolas"/>
-                <w:color w:val="1A1A1A"/>
-                <w:sz w:val="16"/>
-              </w:rPr>
-              <w:t>think broadly and systematically across all relevant epidemiologic domains.</w:t>
-            </w:r>
-          </w:p>
-          <w:p>
-            <w:pPr>
-              <w:spacing w:after="0" w:line="240" w:lineRule="auto"/>
-            </w:pPr>
-            <w:r>
-              <w:rPr>
-                <w:rFonts w:ascii="Consolas" w:hAnsi="Consolas"/>
-                <w:color w:val="1A1A1A"/>
-                <w:sz w:val="16"/>
-              </w:rPr>
-              <w:t xml:space="preserve"> </w:t>
-            </w:r>
-          </w:p>
-          <w:p>
-            <w:pPr>
-              <w:spacing w:after="0" w:line="240" w:lineRule="auto"/>
-            </w:pPr>
-            <w:r>
-              <w:rPr>
-                <w:rFonts w:ascii="Consolas" w:hAnsi="Consolas"/>
-                <w:color w:val="1A1A1A"/>
-                <w:sz w:val="16"/>
-              </w:rPr>
-              <w:t>For each variable, first locate it in time, then assign exactly one causal role.</w:t>
-            </w:r>
-          </w:p>
-          <w:p>
-            <w:pPr>
-              <w:spacing w:after="0" w:line="240" w:lineRule="auto"/>
-            </w:pPr>
-            <w:r>
-              <w:rPr>
-                <w:rFonts w:ascii="Consolas" w:hAnsi="Consolas"/>
-                <w:color w:val="1A1A1A"/>
-                <w:sz w:val="16"/>
-              </w:rPr>
-              <w:t xml:space="preserve"> </w:t>
-            </w:r>
-          </w:p>
-          <w:p>
-            <w:pPr>
-              <w:spacing w:after="0" w:line="240" w:lineRule="auto"/>
-            </w:pPr>
-            <w:r>
-              <w:rPr>
-                <w:rFonts w:ascii="Consolas" w:hAnsi="Consolas"/>
-                <w:color w:val="1A1A1A"/>
-                <w:sz w:val="16"/>
-              </w:rPr>
-              <w:t>Temporal position (relative to the exposure = {EXPOSURE_WINDOW}, and the outcome = {OUTCOME_WINDOW}):</w:t>
-            </w:r>
-          </w:p>
-          <w:p>
-            <w:pPr>
-              <w:spacing w:after="0" w:line="240" w:lineRule="auto"/>
-            </w:pPr>
-            <w:r>
-              <w:rPr>
-                <w:rFonts w:ascii="Consolas" w:hAnsi="Consolas"/>
-                <w:color w:val="1A1A1A"/>
-                <w:sz w:val="16"/>
-              </w:rPr>
-              <w:t>- pre_exposure: can occur before the exposure begins.</w:t>
-            </w:r>
-          </w:p>
-          <w:p>
-            <w:pPr>
-              <w:spacing w:after="0" w:line="240" w:lineRule="auto"/>
-            </w:pPr>
-            <w:r>
-              <w:rPr>
-                <w:rFonts w:ascii="Consolas" w:hAnsi="Consolas"/>
-                <w:color w:val="1A1A1A"/>
-                <w:sz w:val="16"/>
-              </w:rPr>
-              <w:t>- post_exposure_pre_outcome: can only occur after the exposure but before the outcome.</w:t>
-            </w:r>
-          </w:p>
-          <w:p>
-            <w:pPr>
-              <w:spacing w:after="0" w:line="240" w:lineRule="auto"/>
-            </w:pPr>
-            <w:r>
-              <w:rPr>
-                <w:rFonts w:ascii="Consolas" w:hAnsi="Consolas"/>
-                <w:color w:val="1A1A1A"/>
-                <w:sz w:val="16"/>
-              </w:rPr>
-              <w:t>- post_outcome: follows the outcome.</w:t>
-            </w:r>
-          </w:p>
-          <w:p>
-            <w:pPr>
-              <w:spacing w:after="0" w:line="240" w:lineRule="auto"/>
-            </w:pPr>
-            <w:r>
-              <w:rPr>
-                <w:rFonts w:ascii="Consolas" w:hAnsi="Consolas"/>
-                <w:color w:val="1A1A1A"/>
-                <w:sz w:val="16"/>
-              </w:rPr>
-              <w:t xml:space="preserve"> </w:t>
-            </w:r>
-          </w:p>
-          <w:p>
-            <w:pPr>
-              <w:spacing w:after="0" w:line="240" w:lineRule="auto"/>
-            </w:pPr>
-            <w:r>
-              <w:rPr>
-                <w:rFonts w:ascii="Consolas" w:hAnsi="Consolas"/>
-                <w:color w:val="1A1A1A"/>
-                <w:sz w:val="16"/>
-              </w:rPr>
-              <w:t>Causal roles:</w:t>
-            </w:r>
-          </w:p>
-          <w:p>
-            <w:pPr>
-              <w:spacing w:after="0" w:line="240" w:lineRule="auto"/>
-            </w:pPr>
-            <w:r>
-              <w:rPr>
-                <w:rFonts w:ascii="Consolas" w:hAnsi="Consolas"/>
-                <w:color w:val="1A1A1A"/>
-                <w:sz w:val="16"/>
-              </w:rPr>
-              <w:t>- confounder: a common cause of BOTH the exposure and the outcome. It is present before the</w:t>
-            </w:r>
-          </w:p>
-          <w:p>
-            <w:pPr>
-              <w:spacing w:after="0" w:line="240" w:lineRule="auto"/>
-            </w:pPr>
-            <w:r>
-              <w:rPr>
-                <w:rFonts w:ascii="Consolas" w:hAnsi="Consolas"/>
-                <w:color w:val="1A1A1A"/>
-                <w:sz w:val="16"/>
-              </w:rPr>
-              <w:t xml:space="preserve">  exposure and is not caused by the exposure (timing = pre_exposure).</w:t>
-            </w:r>
-          </w:p>
-          <w:p>
-            <w:pPr>
-              <w:spacing w:after="0" w:line="240" w:lineRule="auto"/>
-            </w:pPr>
-            <w:r>
-              <w:rPr>
-                <w:rFonts w:ascii="Consolas" w:hAnsi="Consolas"/>
-                <w:color w:val="1A1A1A"/>
-                <w:sz w:val="16"/>
-              </w:rPr>
-              <w:t>- mediator: a variable on the causal pathway from exposure to outcome. It is caused by the exposure</w:t>
-            </w:r>
-          </w:p>
-          <w:p>
-            <w:pPr>
-              <w:spacing w:after="0" w:line="240" w:lineRule="auto"/>
-            </w:pPr>
-            <w:r>
-              <w:rPr>
-                <w:rFonts w:ascii="Consolas" w:hAnsi="Consolas"/>
-                <w:color w:val="1A1A1A"/>
-                <w:sz w:val="16"/>
-              </w:rPr>
-              <w:t xml:space="preserve">  and in turn affects the outcome (timing = post_exposure_pre_outcome).</w:t>
-            </w:r>
-          </w:p>
-          <w:p>
-            <w:pPr>
-              <w:spacing w:after="0" w:line="240" w:lineRule="auto"/>
-            </w:pPr>
-            <w:r>
-              <w:rPr>
-                <w:rFonts w:ascii="Consolas" w:hAnsi="Consolas"/>
-                <w:color w:val="1A1A1A"/>
-                <w:sz w:val="16"/>
-              </w:rPr>
-              <w:t>- collider: a variable caused by both the exposure and the outcome, or a selection / ascertainment</w:t>
-            </w:r>
-          </w:p>
-          <w:p>
-            <w:pPr>
-              <w:spacing w:after="0" w:line="240" w:lineRule="auto"/>
-            </w:pPr>
-            <w:r>
-              <w:rPr>
-                <w:rFonts w:ascii="Consolas" w:hAnsi="Consolas"/>
-                <w:color w:val="1A1A1A"/>
-                <w:sz w:val="16"/>
-              </w:rPr>
-              <w:t xml:space="preserve">  mechanism influenced by both.</w:t>
-            </w:r>
-          </w:p>
-          <w:p>
-            <w:pPr>
-              <w:spacing w:after="0" w:line="240" w:lineRule="auto"/>
-            </w:pPr>
-            <w:r>
-              <w:rPr>
-                <w:rFonts w:ascii="Consolas" w:hAnsi="Consolas"/>
-                <w:color w:val="1A1A1A"/>
-                <w:sz w:val="16"/>
-              </w:rPr>
-              <w:t xml:space="preserve"> </w:t>
-            </w:r>
-          </w:p>
-          <w:p>
-            <w:pPr>
-              <w:spacing w:after="0" w:line="240" w:lineRule="auto"/>
-            </w:pPr>
-            <w:r>
-              <w:rPr>
-                <w:rFonts w:ascii="Consolas" w:hAnsi="Consolas"/>
-                <w:color w:val="1A1A1A"/>
-                <w:sz w:val="16"/>
-              </w:rPr>
-              <w:t>Critical rule: a variable that can only arise after the exposure CANNOT be a confounder, even if</w:t>
-            </w:r>
-          </w:p>
-          <w:p>
-            <w:pPr>
-              <w:spacing w:after="0" w:line="240" w:lineRule="auto"/>
-            </w:pPr>
-            <w:r>
-              <w:rPr>
-                <w:rFonts w:ascii="Consolas" w:hAnsi="Consolas"/>
-                <w:color w:val="1A1A1A"/>
-                <w:sz w:val="16"/>
-              </w:rPr>
-              <w:t>prior studies adjusted for it. Use the temporal position to discipline the role assignment.</w:t>
-            </w:r>
-          </w:p>
-          <w:p>
-            <w:pPr>
-              <w:spacing w:after="0" w:line="240" w:lineRule="auto"/>
-            </w:pPr>
-            <w:r>
-              <w:rPr>
-                <w:rFonts w:ascii="Consolas" w:hAnsi="Consolas"/>
-                <w:color w:val="1A1A1A"/>
-                <w:sz w:val="16"/>
-              </w:rPr>
-              <w:t xml:space="preserve"> </w:t>
-            </w:r>
-          </w:p>
-          <w:p>
-            <w:pPr>
-              <w:spacing w:after="0" w:line="240" w:lineRule="auto"/>
-            </w:pPr>
-            <w:r>
-              <w:rPr>
-                <w:rFonts w:ascii="Consolas" w:hAnsi="Consolas"/>
-                <w:color w:val="1A1A1A"/>
-                <w:sz w:val="16"/>
-              </w:rPr>
-              <w:t>Rules:</w:t>
-            </w:r>
-          </w:p>
-          <w:p>
-            <w:pPr>
-              <w:spacing w:after="0" w:line="240" w:lineRule="auto"/>
-            </w:pPr>
-            <w:r>
-              <w:rPr>
-                <w:rFonts w:ascii="Consolas" w:hAnsi="Consolas"/>
-                <w:color w:val="1A1A1A"/>
-                <w:sz w:val="16"/>
-              </w:rPr>
-              <w:t>- Do not include the exposure itself or the outcome itself.</w:t>
-            </w:r>
-          </w:p>
-          <w:p>
-            <w:pPr>
-              <w:spacing w:after="0" w:line="240" w:lineRule="auto"/>
-            </w:pPr>
-            <w:r>
-              <w:rPr>
-                <w:rFonts w:ascii="Consolas" w:hAnsi="Consolas"/>
-                <w:color w:val="1A1A1A"/>
-                <w:sz w:val="16"/>
-              </w:rPr>
-              <w:t>- Each variable must have exactly one role.</w:t>
-            </w:r>
-          </w:p>
-          <w:p>
-            <w:pPr>
-              <w:spacing w:after="0" w:line="240" w:lineRule="auto"/>
-            </w:pPr>
-            <w:r>
-              <w:rPr>
-                <w:rFonts w:ascii="Consolas" w:hAnsi="Consolas"/>
-                <w:color w:val="1A1A1A"/>
-                <w:sz w:val="16"/>
-              </w:rPr>
-              <w:t>- Prefer specific and measurable variables.</w:t>
-            </w:r>
-          </w:p>
-          <w:p>
-            <w:pPr>
-              <w:spacing w:after="0" w:line="240" w:lineRule="auto"/>
-            </w:pPr>
-            <w:r>
-              <w:rPr>
-                <w:rFonts w:ascii="Consolas" w:hAnsi="Consolas"/>
-                <w:color w:val="1A1A1A"/>
-                <w:sz w:val="16"/>
-              </w:rPr>
-              <w:t xml:space="preserve"> </w:t>
-            </w:r>
-          </w:p>
-          <w:p>
-            <w:pPr>
-              <w:spacing w:after="0" w:line="240" w:lineRule="auto"/>
-            </w:pPr>
-            <w:r>
-              <w:rPr>
-                <w:rFonts w:ascii="Consolas" w:hAnsi="Consolas"/>
-                <w:color w:val="1A1A1A"/>
-                <w:sz w:val="16"/>
-              </w:rPr>
-              <w:t>Output only valid JSON in the following format (no prose, no markdown):</w:t>
-            </w:r>
-          </w:p>
-          <w:p>
-            <w:pPr>
-              <w:spacing w:after="0" w:line="240" w:lineRule="auto"/>
-            </w:pPr>
-            <w:r>
-              <w:rPr>
-                <w:rFonts w:ascii="Consolas" w:hAnsi="Consolas"/>
-                <w:color w:val="1A1A1A"/>
-                <w:sz w:val="16"/>
-              </w:rPr>
-              <w:t>{</w:t>
-            </w:r>
-          </w:p>
-          <w:p>
-            <w:pPr>
-              <w:spacing w:after="0" w:line="240" w:lineRule="auto"/>
-            </w:pPr>
-            <w:r>
-              <w:rPr>
-                <w:rFonts w:ascii="Consolas" w:hAnsi="Consolas"/>
-                <w:color w:val="1A1A1A"/>
-                <w:sz w:val="16"/>
-              </w:rPr>
-              <w:t xml:space="preserve">  "variables": [</w:t>
-            </w:r>
-          </w:p>
-          <w:p>
-            <w:pPr>
-              <w:spacing w:after="0" w:line="240" w:lineRule="auto"/>
-            </w:pPr>
-            <w:r>
-              <w:rPr>
-                <w:rFonts w:ascii="Consolas" w:hAnsi="Consolas"/>
-                <w:color w:val="1A1A1A"/>
-                <w:sz w:val="16"/>
-              </w:rPr>
-              <w:t xml:space="preserve">    {</w:t>
-            </w:r>
-          </w:p>
-          <w:p>
-            <w:pPr>
-              <w:spacing w:after="0" w:line="240" w:lineRule="auto"/>
-            </w:pPr>
-            <w:r>
-              <w:rPr>
-                <w:rFonts w:ascii="Consolas" w:hAnsi="Consolas"/>
-                <w:color w:val="1A1A1A"/>
-                <w:sz w:val="16"/>
-              </w:rPr>
-              <w:t xml:space="preserve">      "name": "variable name",</w:t>
-            </w:r>
-          </w:p>
-          <w:p>
-            <w:pPr>
-              <w:spacing w:after="0" w:line="240" w:lineRule="auto"/>
-            </w:pPr>
-            <w:r>
-              <w:rPr>
-                <w:rFonts w:ascii="Consolas" w:hAnsi="Consolas"/>
-                <w:color w:val="1A1A1A"/>
-                <w:sz w:val="16"/>
-              </w:rPr>
-              <w:t xml:space="preserve">      "timing": "pre_exposure | post_exposure_pre_outcome | post_outcome",</w:t>
-            </w:r>
-          </w:p>
-          <w:p>
-            <w:pPr>
-              <w:spacing w:after="0" w:line="240" w:lineRule="auto"/>
-            </w:pPr>
-            <w:r>
-              <w:rPr>
-                <w:rFonts w:ascii="Consolas" w:hAnsi="Consolas"/>
-                <w:color w:val="1A1A1A"/>
-                <w:sz w:val="16"/>
-              </w:rPr>
-              <w:t xml:space="preserve">      "role": "confounder | mediator | collider",</w:t>
-            </w:r>
-          </w:p>
-          <w:p>
-            <w:pPr>
-              <w:spacing w:after="0" w:line="240" w:lineRule="auto"/>
-            </w:pPr>
-            <w:r>
-              <w:rPr>
-                <w:rFonts w:ascii="Consolas" w:hAnsi="Consolas"/>
-                <w:color w:val="1A1A1A"/>
-                <w:sz w:val="16"/>
-              </w:rPr>
-              <w:t xml:space="preserve">      "domain": "short self-chosen category"</w:t>
-            </w:r>
-          </w:p>
-          <w:p>
-            <w:pPr>
-              <w:spacing w:after="0" w:line="240" w:lineRule="auto"/>
-            </w:pPr>
-            <w:r>
-              <w:rPr>
-                <w:rFonts w:ascii="Consolas" w:hAnsi="Consolas"/>
-                <w:color w:val="1A1A1A"/>
-                <w:sz w:val="16"/>
-              </w:rPr>
-              <w:t xml:space="preserve">    }</w:t>
-            </w:r>
-          </w:p>
-          <w:p>
-            <w:pPr>
-              <w:spacing w:after="0" w:line="240" w:lineRule="auto"/>
-            </w:pPr>
-            <w:r>
-              <w:rPr>
-                <w:rFonts w:ascii="Consolas" w:hAnsi="Consolas"/>
-                <w:color w:val="1A1A1A"/>
-                <w:sz w:val="16"/>
-              </w:rPr>
-              <w:t xml:space="preserve">  ]</w:t>
-            </w:r>
-          </w:p>
-          <w:p>
-            <w:pPr>
-              <w:spacing w:after="0" w:line="240" w:lineRule="auto"/>
-            </w:pPr>
-            <w:r>
-              <w:rPr>
-                <w:rFonts w:ascii="Consolas" w:hAnsi="Consolas"/>
-                <w:color w:val="1A1A1A"/>
-                <w:sz w:val="16"/>
-              </w:rPr>
-              <w:t>}</w:t>
-            </w:r>
-          </w:p>
-        </w:tc>
-      </w:tr>
-    </w:tbl>
-    <w:p>
-      <w:pPr>
-        <w:spacing w:after="40"/>
-      </w:pPr>
-    </w:p>
-    <w:p>
-      <w:pPr>
-        <w:spacing w:after="40"/>
-      </w:pPr>
-      <w:r>
-        <w:rPr>
-          <w:b/>
-          <w:i w:val="0"/>
-        </w:rPr>
-        <w:t xml:space="preserve">Scaffold variants </w:t>
-      </w:r>
-      <w:r>
-        <w:rPr>
-          <w:b w:val="0"/>
-          <w:i w:val="0"/>
-        </w:rPr>
-        <w:t>(appended immediately before the "Output only valid JSON" line)</w:t>
-      </w:r>
-    </w:p>
-    <w:p>
-      <w:pPr>
-        <w:pStyle w:val="ListBullet"/>
-        <w:spacing w:after="60"/>
-      </w:pPr>
-      <w:r>
-        <w:t>A. Zero-shot: shared block only, no scaffold.</w:t>
-      </w:r>
-    </w:p>
-    <w:p>
-      <w:pPr>
-        <w:spacing w:after="40"/>
-      </w:pPr>
-      <w:r>
-        <w:rPr>
-          <w:b/>
-          <w:i w:val="0"/>
-        </w:rPr>
-        <w:t>B. Generic chain-of-thought:</w:t>
-      </w:r>
-    </w:p>
-    <w:tbl>
-      <w:tblPr>
-        <w:tblStyle w:val="TableGrid"/>
-        <w:tblW w:type="auto" w:w="0"/>
-        <w:tblLook w:firstColumn="1" w:firstRow="1" w:lastColumn="0" w:lastRow="0" w:noHBand="0" w:noVBand="1" w:val="04A0"/>
-      </w:tblPr>
-      <w:tblGrid>
-        <w:gridCol w:w="8640"/>
-      </w:tblGrid>
-      <w:tr>
-        <w:tc>
-          <w:tcPr>
-            <w:tcW w:type="dxa" w:w="8640"/>
-            <w:shd w:val="clear" w:color="auto" w:fill="F4F4F2"/>
-          </w:tcPr>
-          <w:p>
-            <w:pPr>
-              <w:spacing w:after="0" w:line="240" w:lineRule="auto"/>
-            </w:pPr>
-            <w:r/>
-            <w:r>
-              <w:rPr>
-                <w:rFonts w:ascii="Consolas" w:hAnsi="Consolas"/>
-                <w:color w:val="1A1A1A"/>
-                <w:sz w:val="16"/>
-              </w:rPr>
-              <w:t>Reason through this step by step internally before answering. Do not include your reasoning</w:t>
-            </w:r>
-          </w:p>
-          <w:p>
-            <w:pPr>
-              <w:spacing w:after="0" w:line="240" w:lineRule="auto"/>
-            </w:pPr>
-            <w:r>
-              <w:rPr>
-                <w:rFonts w:ascii="Consolas" w:hAnsi="Consolas"/>
-                <w:color w:val="1A1A1A"/>
-                <w:sz w:val="16"/>
-              </w:rPr>
-              <w:t>in the response; output only the final JSON.</w:t>
-            </w:r>
-          </w:p>
-        </w:tc>
-      </w:tr>
-    </w:tbl>
-    <w:p>
-      <w:pPr>
-        <w:spacing w:after="40"/>
-      </w:pPr>
-    </w:p>
-    <w:p>
-      <w:pPr>
-        <w:spacing w:after="40"/>
-      </w:pPr>
-      <w:r>
-        <w:rPr>
-          <w:b/>
-          <w:i w:val="0"/>
-        </w:rPr>
-        <w:t>C. Framework chain-of-thought:</w:t>
-      </w:r>
-    </w:p>
-    <w:tbl>
-      <w:tblPr>
-        <w:tblStyle w:val="TableGrid"/>
-        <w:tblW w:type="auto" w:w="0"/>
-        <w:tblLook w:firstColumn="1" w:firstRow="1" w:lastColumn="0" w:lastRow="0" w:noHBand="0" w:noVBand="1" w:val="04A0"/>
-      </w:tblPr>
-      <w:tblGrid>
-        <w:gridCol w:w="8640"/>
-      </w:tblGrid>
-      <w:tr>
-        <w:tc>
-          <w:tcPr>
-            <w:tcW w:type="dxa" w:w="8640"/>
-            <w:shd w:val="clear" w:color="auto" w:fill="F4F4F2"/>
-          </w:tcPr>
-          <w:p>
-            <w:pPr>
-              <w:spacing w:after="0" w:line="240" w:lineRule="auto"/>
-            </w:pPr>
-            <w:r/>
-            <w:r>
-              <w:rPr>
-                <w:rFonts w:ascii="Consolas" w:hAnsi="Consolas"/>
-                <w:color w:val="1A1A1A"/>
-                <w:sz w:val="16"/>
-              </w:rPr>
-              <w:t>Framework for causal reasoning, reason internally using these steps and do NOT output them:</w:t>
-            </w:r>
-          </w:p>
-          <w:p>
-            <w:pPr>
-              <w:spacing w:after="0" w:line="240" w:lineRule="auto"/>
-            </w:pPr>
-            <w:r>
-              <w:rPr>
-                <w:rFonts w:ascii="Consolas" w:hAnsi="Consolas"/>
-                <w:color w:val="1A1A1A"/>
-                <w:sz w:val="16"/>
-              </w:rPr>
-              <w:t>Step 1. List variables that can directly influence whether the exposure occurs.</w:t>
-            </w:r>
-          </w:p>
-          <w:p>
-            <w:pPr>
-              <w:spacing w:after="0" w:line="240" w:lineRule="auto"/>
-            </w:pPr>
-            <w:r>
-              <w:rPr>
-                <w:rFonts w:ascii="Consolas" w:hAnsi="Consolas"/>
-                <w:color w:val="1A1A1A"/>
-                <w:sz w:val="16"/>
-              </w:rPr>
-              <w:t>Step 2. List variables that can be directly affected by the exposure.</w:t>
-            </w:r>
-          </w:p>
-          <w:p>
-            <w:pPr>
-              <w:spacing w:after="0" w:line="240" w:lineRule="auto"/>
-            </w:pPr>
-            <w:r>
-              <w:rPr>
-                <w:rFonts w:ascii="Consolas" w:hAnsi="Consolas"/>
-                <w:color w:val="1A1A1A"/>
-                <w:sz w:val="16"/>
-              </w:rPr>
-              <w:t>Step 3. List variables that can directly influence whether the outcome occurs.</w:t>
-            </w:r>
-          </w:p>
-          <w:p>
-            <w:pPr>
-              <w:spacing w:after="0" w:line="240" w:lineRule="auto"/>
-            </w:pPr>
-            <w:r>
-              <w:rPr>
-                <w:rFonts w:ascii="Consolas" w:hAnsi="Consolas"/>
-                <w:color w:val="1A1A1A"/>
-                <w:sz w:val="16"/>
-              </w:rPr>
-              <w:t>Step 4. List variables that can be directly affected by the outcome.</w:t>
-            </w:r>
-          </w:p>
-          <w:p>
-            <w:pPr>
-              <w:spacing w:after="0" w:line="240" w:lineRule="auto"/>
-            </w:pPr>
-            <w:r>
-              <w:rPr>
-                <w:rFonts w:ascii="Consolas" w:hAnsi="Consolas"/>
-                <w:color w:val="1A1A1A"/>
-                <w:sz w:val="16"/>
-              </w:rPr>
-              <w:t>Step 5. Assign roles:</w:t>
-            </w:r>
-          </w:p>
-          <w:p>
-            <w:pPr>
-              <w:spacing w:after="0" w:line="240" w:lineRule="auto"/>
-            </w:pPr>
-            <w:r>
-              <w:rPr>
-                <w:rFonts w:ascii="Consolas" w:hAnsi="Consolas"/>
-                <w:color w:val="1A1A1A"/>
-                <w:sz w:val="16"/>
-              </w:rPr>
-              <w:t xml:space="preserve">        - cause of both exposure and outcome -&gt; confounder</w:t>
-            </w:r>
-          </w:p>
-          <w:p>
-            <w:pPr>
-              <w:spacing w:after="0" w:line="240" w:lineRule="auto"/>
-            </w:pPr>
-            <w:r>
-              <w:rPr>
-                <w:rFonts w:ascii="Consolas" w:hAnsi="Consolas"/>
-                <w:color w:val="1A1A1A"/>
-                <w:sz w:val="16"/>
-              </w:rPr>
-              <w:t xml:space="preserve">        - consequence of exposure AND cause of outcome -&gt; mediator</w:t>
-            </w:r>
-          </w:p>
-          <w:p>
-            <w:pPr>
-              <w:spacing w:after="0" w:line="240" w:lineRule="auto"/>
-            </w:pPr>
-            <w:r>
-              <w:rPr>
-                <w:rFonts w:ascii="Consolas" w:hAnsi="Consolas"/>
-                <w:color w:val="1A1A1A"/>
-                <w:sz w:val="16"/>
-              </w:rPr>
-              <w:t xml:space="preserve">        - consequence of both, or a selection / ascertainment mechanism -&gt; collider</w:t>
-            </w:r>
-          </w:p>
-        </w:tc>
-      </w:tr>
-    </w:tbl>
-    <w:p>
-      <w:pPr>
-        <w:spacing w:after="40"/>
-      </w:pPr>
-    </w:p>
-    <w:p>
-      <w:pPr>
-        <w:spacing w:after="120"/>
-      </w:pPr>
-      <w:r>
-        <w:rPr>
-          <w:b w:val="0"/>
-          <w:i w:val="0"/>
-        </w:rPr>
-        <w:t>Additional scaffolds (a domain checklist, and few-shot examples drawn from an unrelated exposure-outcome pair) can raise recall but were not used in the reported analysis.</w:t>
-      </w:r>
-    </w:p>
-    <w:p>
-      <w:pPr>
-        <w:pStyle w:val="Heading2"/>
-      </w:pPr>
-      <w:r>
-        <w:rPr>
-          <w:color w:val="000000"/>
-        </w:rPr>
-        <w:t>2.3 Prompt 2: blind construct induction (generalised template)</w:t>
-      </w:r>
-    </w:p>
-    <w:p>
-      <w:pPr>
-        <w:spacing w:after="120"/>
-      </w:pPr>
-      <w:r>
-        <w:rPr>
-          <w:b w:val="0"/>
-          <w:i w:val="0"/>
-        </w:rPr>
-        <w:t>Pool the role-tagged variables across models, scaffolds, and any sub-outcomes, then de-duplicate to a single candidate list. Have each model induce its own construct taxonomy from that list, still blind to Track A and to any named classification.</w:t>
-      </w:r>
-    </w:p>
-    <w:tbl>
-      <w:tblPr>
-        <w:tblStyle w:val="TableGrid"/>
-        <w:tblW w:type="auto" w:w="0"/>
-        <w:tblLook w:firstColumn="1" w:firstRow="1" w:lastColumn="0" w:lastRow="0" w:noHBand="0" w:noVBand="1" w:val="04A0"/>
-      </w:tblPr>
-      <w:tblGrid>
-        <w:gridCol w:w="8640"/>
-      </w:tblGrid>
-      <w:tr>
-        <w:tc>
-          <w:tcPr>
-            <w:tcW w:type="dxa" w:w="8640"/>
-            <w:shd w:val="clear" w:color="auto" w:fill="F4F4F2"/>
-          </w:tcPr>
-          <w:p>
-            <w:pPr>
-              <w:spacing w:after="0" w:line="240" w:lineRule="auto"/>
-            </w:pPr>
-            <w:r/>
-            <w:r>
-              <w:rPr>
-                <w:rFonts w:ascii="Consolas" w:hAnsi="Consolas"/>
-                <w:color w:val="1A1A1A"/>
-                <w:sz w:val="16"/>
-              </w:rPr>
-              <w:t>You are a causal epidemiologist building a taxonomy from scratch.</w:t>
-            </w:r>
-          </w:p>
-          <w:p>
-            <w:pPr>
-              <w:spacing w:after="0" w:line="240" w:lineRule="auto"/>
-            </w:pPr>
-            <w:r>
-              <w:rPr>
-                <w:rFonts w:ascii="Consolas" w:hAnsi="Consolas"/>
-                <w:color w:val="1A1A1A"/>
-                <w:sz w:val="16"/>
-              </w:rPr>
-              <w:t xml:space="preserve"> </w:t>
-            </w:r>
-          </w:p>
-          <w:p>
-            <w:pPr>
-              <w:spacing w:after="0" w:line="240" w:lineRule="auto"/>
-            </w:pPr>
-            <w:r>
-              <w:rPr>
-                <w:rFonts w:ascii="Consolas" w:hAnsi="Consolas"/>
-                <w:color w:val="1A1A1A"/>
-                <w:sz w:val="16"/>
-              </w:rPr>
-              <w:t>Background causal question (context only, do not answer it):</w:t>
-            </w:r>
-          </w:p>
-          <w:p>
-            <w:pPr>
-              <w:spacing w:after="0" w:line="240" w:lineRule="auto"/>
-            </w:pPr>
-            <w:r>
-              <w:rPr>
-                <w:rFonts w:ascii="Consolas" w:hAnsi="Consolas"/>
-                <w:color w:val="1A1A1A"/>
-                <w:sz w:val="16"/>
-              </w:rPr>
-              <w:t xml:space="preserve">  Exposure = {EXPOSURE}</w:t>
-            </w:r>
-          </w:p>
-          <w:p>
-            <w:pPr>
-              <w:spacing w:after="0" w:line="240" w:lineRule="auto"/>
-            </w:pPr>
-            <w:r>
-              <w:rPr>
-                <w:rFonts w:ascii="Consolas" w:hAnsi="Consolas"/>
-                <w:color w:val="1A1A1A"/>
-                <w:sz w:val="16"/>
-              </w:rPr>
-              <w:t xml:space="preserve">  Outcome  = {OUTCOME}</w:t>
-            </w:r>
-          </w:p>
-          <w:p>
-            <w:pPr>
-              <w:spacing w:after="0" w:line="240" w:lineRule="auto"/>
-            </w:pPr>
-            <w:r>
-              <w:rPr>
-                <w:rFonts w:ascii="Consolas" w:hAnsi="Consolas"/>
-                <w:color w:val="1A1A1A"/>
-                <w:sz w:val="16"/>
-              </w:rPr>
-              <w:t xml:space="preserve"> </w:t>
-            </w:r>
-          </w:p>
-          <w:p>
-            <w:pPr>
-              <w:spacing w:after="0" w:line="240" w:lineRule="auto"/>
-            </w:pPr>
-            <w:r>
-              <w:rPr>
-                <w:rFonts w:ascii="Consolas" w:hAnsi="Consolas"/>
-                <w:color w:val="1A1A1A"/>
-                <w:sz w:val="16"/>
-              </w:rPr>
-              <w:t>You are given a long list of candidate third-party variables that multiple experts independently</w:t>
-            </w:r>
-          </w:p>
-          <w:p>
-            <w:pPr>
-              <w:spacing w:after="0" w:line="240" w:lineRule="auto"/>
-            </w:pPr>
-            <w:r>
-              <w:rPr>
-                <w:rFonts w:ascii="Consolas" w:hAnsi="Consolas"/>
-                <w:color w:val="1A1A1A"/>
-                <w:sz w:val="16"/>
-              </w:rPr>
-              <w:t>proposed for this exposure-outcome question. Each variable carries a causal role (confounder /</w:t>
-            </w:r>
-          </w:p>
-          <w:p>
-            <w:pPr>
-              <w:spacing w:after="0" w:line="240" w:lineRule="auto"/>
-            </w:pPr>
-            <w:r>
-              <w:rPr>
-                <w:rFonts w:ascii="Consolas" w:hAnsi="Consolas"/>
-                <w:color w:val="1A1A1A"/>
-                <w:sz w:val="16"/>
-              </w:rPr>
-              <w:t>mediator / collider) and a temporal position relative to the exposure and the outcome.</w:t>
-            </w:r>
-          </w:p>
-          <w:p>
-            <w:pPr>
-              <w:spacing w:after="0" w:line="240" w:lineRule="auto"/>
-            </w:pPr>
-            <w:r>
-              <w:rPr>
-                <w:rFonts w:ascii="Consolas" w:hAnsi="Consolas"/>
-                <w:color w:val="1A1A1A"/>
-                <w:sz w:val="16"/>
-              </w:rPr>
-              <w:t xml:space="preserve"> </w:t>
-            </w:r>
-          </w:p>
-          <w:p>
-            <w:pPr>
-              <w:spacing w:after="0" w:line="240" w:lineRule="auto"/>
-            </w:pPr>
-            <w:r>
-              <w:rPr>
-                <w:rFonts w:ascii="Consolas" w:hAnsi="Consolas"/>
-                <w:color w:val="1A1A1A"/>
-                <w:sz w:val="16"/>
-              </w:rPr>
-              <w:t>YOUR TASK</w:t>
-            </w:r>
-          </w:p>
-          <w:p>
-            <w:pPr>
-              <w:spacing w:after="0" w:line="240" w:lineRule="auto"/>
-            </w:pPr>
-            <w:r>
-              <w:rPr>
-                <w:rFonts w:ascii="Consolas" w:hAnsi="Consolas"/>
-                <w:color w:val="1A1A1A"/>
-                <w:sz w:val="16"/>
-              </w:rPr>
-              <w:t>Inductively group these variables into a parsimonious set of higher-level CONSTRUCTS, purely from</w:t>
-            </w:r>
-          </w:p>
-          <w:p>
-            <w:pPr>
-              <w:spacing w:after="0" w:line="240" w:lineRule="auto"/>
-            </w:pPr>
-            <w:r>
-              <w:rPr>
-                <w:rFonts w:ascii="Consolas" w:hAnsi="Consolas"/>
-                <w:color w:val="1A1A1A"/>
-                <w:sz w:val="16"/>
-              </w:rPr>
-              <w:t>the variables themselves. A CONSTRUCT is a single latent causal factor that several specific</w:t>
-            </w:r>
-          </w:p>
-          <w:p>
-            <w:pPr>
-              <w:spacing w:after="0" w:line="240" w:lineRule="auto"/>
-            </w:pPr>
-            <w:r>
-              <w:rPr>
-                <w:rFonts w:ascii="Consolas" w:hAnsi="Consolas"/>
-                <w:color w:val="1A1A1A"/>
-                <w:sz w:val="16"/>
-              </w:rPr>
-              <w:t>measured variables are proxies or instances of; broader than one measured variable, narrower than</w:t>
-            </w:r>
-          </w:p>
-          <w:p>
-            <w:pPr>
-              <w:spacing w:after="0" w:line="240" w:lineRule="auto"/>
-            </w:pPr>
-            <w:r>
-              <w:rPr>
-                <w:rFonts w:ascii="Consolas" w:hAnsi="Consolas"/>
-                <w:color w:val="1A1A1A"/>
-                <w:sz w:val="16"/>
-              </w:rPr>
-              <w:t>a whole thematic domain.</w:t>
-            </w:r>
-          </w:p>
-          <w:p>
-            <w:pPr>
-              <w:spacing w:after="0" w:line="240" w:lineRule="auto"/>
-            </w:pPr>
-            <w:r>
-              <w:rPr>
-                <w:rFonts w:ascii="Consolas" w:hAnsi="Consolas"/>
-                <w:color w:val="1A1A1A"/>
-                <w:sz w:val="16"/>
-              </w:rPr>
-              <w:t xml:space="preserve"> </w:t>
-            </w:r>
-          </w:p>
-          <w:p>
-            <w:pPr>
-              <w:spacing w:after="0" w:line="240" w:lineRule="auto"/>
-            </w:pPr>
-            <w:r>
-              <w:rPr>
-                <w:rFonts w:ascii="Consolas" w:hAnsi="Consolas"/>
-                <w:color w:val="1A1A1A"/>
-                <w:sz w:val="16"/>
-              </w:rPr>
-              <w:t>INDEPENDENCE (STRICT)</w:t>
-            </w:r>
-          </w:p>
-          <w:p>
-            <w:pPr>
-              <w:spacing w:after="0" w:line="240" w:lineRule="auto"/>
-            </w:pPr>
-            <w:r>
-              <w:rPr>
-                <w:rFonts w:ascii="Consolas" w:hAnsi="Consolas"/>
-                <w:color w:val="1A1A1A"/>
-                <w:sz w:val="16"/>
-              </w:rPr>
-              <w:t>- Build the taxonomy ONLY from the variables given.</w:t>
-            </w:r>
-          </w:p>
-          <w:p>
-            <w:pPr>
-              <w:spacing w:after="0" w:line="240" w:lineRule="auto"/>
-            </w:pPr>
-            <w:r>
-              <w:rPr>
-                <w:rFonts w:ascii="Consolas" w:hAnsi="Consolas"/>
-                <w:color w:val="1A1A1A"/>
-                <w:sz w:val="16"/>
-              </w:rPr>
-              <w:t>- Do NOT use, name, or map onto any pre-existing classification scheme, framework, or domain labels.</w:t>
-            </w:r>
-          </w:p>
-          <w:p>
-            <w:pPr>
-              <w:spacing w:after="0" w:line="240" w:lineRule="auto"/>
-            </w:pPr>
-            <w:r>
-              <w:rPr>
-                <w:rFonts w:ascii="Consolas" w:hAnsi="Consolas"/>
-                <w:color w:val="1A1A1A"/>
-                <w:sz w:val="16"/>
-              </w:rPr>
-              <w:t>- Do not invent variables that are not in the list.</w:t>
-            </w:r>
-          </w:p>
-          <w:p>
-            <w:pPr>
-              <w:spacing w:after="0" w:line="240" w:lineRule="auto"/>
-            </w:pPr>
-            <w:r>
-              <w:rPr>
-                <w:rFonts w:ascii="Consolas" w:hAnsi="Consolas"/>
-                <w:color w:val="1A1A1A"/>
-                <w:sz w:val="16"/>
-              </w:rPr>
-              <w:t xml:space="preserve"> </w:t>
-            </w:r>
-          </w:p>
-          <w:p>
-            <w:pPr>
-              <w:spacing w:after="0" w:line="240" w:lineRule="auto"/>
-            </w:pPr>
-            <w:r>
-              <w:rPr>
-                <w:rFonts w:ascii="Consolas" w:hAnsi="Consolas"/>
-                <w:color w:val="1A1A1A"/>
-                <w:sz w:val="16"/>
-              </w:rPr>
-              <w:t>GRANULARITY</w:t>
-            </w:r>
-          </w:p>
-          <w:p>
-            <w:pPr>
-              <w:spacing w:after="0" w:line="240" w:lineRule="auto"/>
-            </w:pPr>
-            <w:r>
-              <w:rPr>
-                <w:rFonts w:ascii="Consolas" w:hAnsi="Consolas"/>
-                <w:color w:val="1A1A1A"/>
-                <w:sz w:val="16"/>
-              </w:rPr>
-              <w:t>- Aim for mid-level constructs, each a distinct causal mechanism or common cause.</w:t>
-            </w:r>
-          </w:p>
-          <w:p>
-            <w:pPr>
-              <w:spacing w:after="0" w:line="240" w:lineRule="auto"/>
-            </w:pPr>
-            <w:r>
-              <w:rPr>
-                <w:rFonts w:ascii="Consolas" w:hAnsi="Consolas"/>
-                <w:color w:val="1A1A1A"/>
-                <w:sz w:val="16"/>
-              </w:rPr>
-              <w:t>- As a rough guide expect on the order of 15-35 constructs, but choose whatever number best fits;</w:t>
-            </w:r>
-          </w:p>
-          <w:p>
-            <w:pPr>
-              <w:spacing w:after="0" w:line="240" w:lineRule="auto"/>
-            </w:pPr>
-            <w:r>
-              <w:rPr>
-                <w:rFonts w:ascii="Consolas" w:hAnsi="Consolas"/>
-                <w:color w:val="1A1A1A"/>
-                <w:sz w:val="16"/>
-              </w:rPr>
-              <w:t xml:space="preserve">  merge near-synonyms aggressively, split only when two groups are genuinely causally distinct.</w:t>
-            </w:r>
-          </w:p>
-          <w:p>
-            <w:pPr>
-              <w:spacing w:after="0" w:line="240" w:lineRule="auto"/>
-            </w:pPr>
-            <w:r>
-              <w:rPr>
-                <w:rFonts w:ascii="Consolas" w:hAnsi="Consolas"/>
-                <w:color w:val="1A1A1A"/>
-                <w:sz w:val="16"/>
-              </w:rPr>
-              <w:t>- Cluster ALL variables regardless of role; mediators, colliders, and selection variables must</w:t>
-            </w:r>
-          </w:p>
-          <w:p>
-            <w:pPr>
-              <w:spacing w:after="0" w:line="240" w:lineRule="auto"/>
-            </w:pPr>
-            <w:r>
-              <w:rPr>
-                <w:rFonts w:ascii="Consolas" w:hAnsi="Consolas"/>
-                <w:color w:val="1A1A1A"/>
-                <w:sz w:val="16"/>
-              </w:rPr>
-              <w:t xml:space="preserve">  form their own constructs too.</w:t>
-            </w:r>
-          </w:p>
-          <w:p>
-            <w:pPr>
-              <w:spacing w:after="0" w:line="240" w:lineRule="auto"/>
-            </w:pPr>
-            <w:r>
-              <w:rPr>
-                <w:rFonts w:ascii="Consolas" w:hAnsi="Consolas"/>
-                <w:color w:val="1A1A1A"/>
-                <w:sz w:val="16"/>
-              </w:rPr>
-              <w:t xml:space="preserve"> </w:t>
-            </w:r>
-          </w:p>
-          <w:p>
-            <w:pPr>
-              <w:spacing w:after="0" w:line="240" w:lineRule="auto"/>
-            </w:pPr>
-            <w:r>
-              <w:rPr>
-                <w:rFonts w:ascii="Consolas" w:hAnsi="Consolas"/>
-                <w:color w:val="1A1A1A"/>
-                <w:sz w:val="16"/>
-              </w:rPr>
-              <w:t>FOR EACH CONSTRUCT report: a short descriptive name; a one-sentence causal definition;</w:t>
-            </w:r>
-          </w:p>
-          <w:p>
-            <w:pPr>
-              <w:spacing w:after="0" w:line="240" w:lineRule="auto"/>
-            </w:pPr>
-            <w:r>
-              <w:rPr>
-                <w:rFonts w:ascii="Consolas" w:hAnsi="Consolas"/>
-                <w:color w:val="1A1A1A"/>
-                <w:sz w:val="16"/>
-              </w:rPr>
-              <w:t>dominant_role (confounder / mediator / collider / mixed); typical_timing; and member_variables</w:t>
-            </w:r>
-          </w:p>
-          <w:p>
-            <w:pPr>
-              <w:spacing w:after="0" w:line="240" w:lineRule="auto"/>
-            </w:pPr>
-            <w:r>
-              <w:rPr>
-                <w:rFonts w:ascii="Consolas" w:hAnsi="Consolas"/>
-                <w:color w:val="1A1A1A"/>
-                <w:sz w:val="16"/>
-              </w:rPr>
-              <w:t>(every input variable assigned to exactly one construct).</w:t>
-            </w:r>
-          </w:p>
-          <w:p>
-            <w:pPr>
-              <w:spacing w:after="0" w:line="240" w:lineRule="auto"/>
-            </w:pPr>
-            <w:r>
-              <w:rPr>
-                <w:rFonts w:ascii="Consolas" w:hAnsi="Consolas"/>
-                <w:color w:val="1A1A1A"/>
-                <w:sz w:val="16"/>
-              </w:rPr>
-              <w:t xml:space="preserve"> </w:t>
-            </w:r>
-          </w:p>
-          <w:p>
-            <w:pPr>
-              <w:spacing w:after="0" w:line="240" w:lineRule="auto"/>
-            </w:pPr>
-            <w:r>
-              <w:rPr>
-                <w:rFonts w:ascii="Consolas" w:hAnsi="Consolas"/>
-                <w:color w:val="1A1A1A"/>
-                <w:sz w:val="16"/>
-              </w:rPr>
-              <w:t>Output ONLY valid JSON (no prose, no markdown):</w:t>
-            </w:r>
-          </w:p>
-          <w:p>
-            <w:pPr>
-              <w:spacing w:after="0" w:line="240" w:lineRule="auto"/>
-            </w:pPr>
-            <w:r>
-              <w:rPr>
-                <w:rFonts w:ascii="Consolas" w:hAnsi="Consolas"/>
-                <w:color w:val="1A1A1A"/>
-                <w:sz w:val="16"/>
-              </w:rPr>
-              <w:t>{</w:t>
-            </w:r>
-          </w:p>
-          <w:p>
-            <w:pPr>
-              <w:spacing w:after="0" w:line="240" w:lineRule="auto"/>
-            </w:pPr>
-            <w:r>
-              <w:rPr>
-                <w:rFonts w:ascii="Consolas" w:hAnsi="Consolas"/>
-                <w:color w:val="1A1A1A"/>
-                <w:sz w:val="16"/>
-              </w:rPr>
-              <w:t xml:space="preserve">  "constructs": [</w:t>
-            </w:r>
-          </w:p>
-          <w:p>
-            <w:pPr>
-              <w:spacing w:after="0" w:line="240" w:lineRule="auto"/>
-            </w:pPr>
-            <w:r>
-              <w:rPr>
-                <w:rFonts w:ascii="Consolas" w:hAnsi="Consolas"/>
-                <w:color w:val="1A1A1A"/>
-                <w:sz w:val="16"/>
-              </w:rPr>
-              <w:t xml:space="preserve">    { "id": "C1", "name": "...", "definition": "...", "dominant_role": "...",</w:t>
-            </w:r>
-          </w:p>
-          <w:p>
-            <w:pPr>
-              <w:spacing w:after="0" w:line="240" w:lineRule="auto"/>
-            </w:pPr>
-            <w:r>
-              <w:rPr>
-                <w:rFonts w:ascii="Consolas" w:hAnsi="Consolas"/>
-                <w:color w:val="1A1A1A"/>
-                <w:sz w:val="16"/>
-              </w:rPr>
-              <w:t xml:space="preserve">      "typical_timing": "...", "member_variables": ["...", "..."] }</w:t>
-            </w:r>
-          </w:p>
-          <w:p>
-            <w:pPr>
-              <w:spacing w:after="0" w:line="240" w:lineRule="auto"/>
-            </w:pPr>
-            <w:r>
-              <w:rPr>
-                <w:rFonts w:ascii="Consolas" w:hAnsi="Consolas"/>
-                <w:color w:val="1A1A1A"/>
-                <w:sz w:val="16"/>
-              </w:rPr>
-              <w:t xml:space="preserve">  ],</w:t>
-            </w:r>
-          </w:p>
-          <w:p>
-            <w:pPr>
-              <w:spacing w:after="0" w:line="240" w:lineRule="auto"/>
-            </w:pPr>
-            <w:r>
-              <w:rPr>
-                <w:rFonts w:ascii="Consolas" w:hAnsi="Consolas"/>
-                <w:color w:val="1A1A1A"/>
-                <w:sz w:val="16"/>
-              </w:rPr>
-              <w:t xml:space="preserve">  "optional_super_groups": [ { "name": "...", "construct_ids": ["C1", "C4"] } ]</w:t>
-            </w:r>
-          </w:p>
-          <w:p>
-            <w:pPr>
-              <w:spacing w:after="0" w:line="240" w:lineRule="auto"/>
-            </w:pPr>
-            <w:r>
-              <w:rPr>
-                <w:rFonts w:ascii="Consolas" w:hAnsi="Consolas"/>
-                <w:color w:val="1A1A1A"/>
-                <w:sz w:val="16"/>
-              </w:rPr>
-              <w:t>}</w:t>
-            </w:r>
-          </w:p>
-          <w:p>
-            <w:pPr>
-              <w:spacing w:after="0" w:line="240" w:lineRule="auto"/>
-            </w:pPr>
-            <w:r>
-              <w:rPr>
-                <w:rFonts w:ascii="Consolas" w:hAnsi="Consolas"/>
-                <w:color w:val="1A1A1A"/>
-                <w:sz w:val="16"/>
-              </w:rPr>
-              <w:t xml:space="preserve"> </w:t>
-            </w:r>
-          </w:p>
-          <w:p>
-            <w:pPr>
-              <w:spacing w:after="0" w:line="240" w:lineRule="auto"/>
-            </w:pPr>
-            <w:r>
-              <w:rPr>
-                <w:rFonts w:ascii="Consolas" w:hAnsi="Consolas"/>
-                <w:color w:val="1A1A1A"/>
-                <w:sz w:val="16"/>
-              </w:rPr>
-              <w:t>INPUT VARIABLES (name | role | timing):</w:t>
-            </w:r>
-          </w:p>
-          <w:p>
-            <w:pPr>
-              <w:spacing w:after="0" w:line="240" w:lineRule="auto"/>
-            </w:pPr>
-            <w:r>
-              <w:rPr>
-                <w:rFonts w:ascii="Consolas" w:hAnsi="Consolas"/>
-                <w:color w:val="1A1A1A"/>
-                <w:sz w:val="16"/>
-              </w:rPr>
-              <w:t>&lt;&lt;&lt; the pooled candidate variables are inserted here, one per line &gt;&gt;&gt;</w:t>
-            </w:r>
-          </w:p>
-        </w:tc>
-      </w:tr>
-    </w:tbl>
-    <w:p>
-      <w:pPr>
-        <w:spacing w:after="40"/>
-      </w:pPr>
-    </w:p>
-    <w:p>
-      <w:pPr>
-        <w:spacing w:after="120"/>
-      </w:pPr>
-      <w:r>
-        <w:rPr>
-          <w:b w:val="0"/>
-          <w:i w:val="0"/>
-        </w:rPr>
-        <w:t>Cross-run consensus counts are withheld from the model so that clustering is driven by causal meaning rather than popularity; consensus is kept for later weighting. If the output truncates, split the input and reconcile, or switch to a taxonomy-only pass followed by a cheap classification pass that assigns every variable to the induced taxonomy.</w:t>
-      </w:r>
-    </w:p>
-    <w:p>
-      <w:pPr>
-        <w:spacing w:after="120"/>
-      </w:pPr>
-      <w:r>
-        <w:rPr>
-          <w:b w:val="0"/>
-          <w:i w:val="0"/>
-        </w:rPr>
-        <w:t>Output of Stage 2: several independently induced Track B taxonomies (kept as replicates) and the pooled candidate variables tagged with role and timing.</w:t>
+        <w:t>Use independent extraction and source-based adjudication where feasible. Preserve raw annotations and resolved values separately. Agreement statistics from an earlier extraction exercise do not establish reliability of a later graph-based reclassification.</w:t>
       </w:r>
     </w:p>
     <w:p>
@@ -1891,76 +367,143 @@
       </w:pPr>
       <w:r>
         <w:rPr>
-          <w:color w:val="000000"/>
+          <w:rFonts w:ascii="Times New Roman" w:hAnsi="Times New Roman" w:eastAsia="华文仿宋"/>
+          <w:b w:val="0"/>
+          <w:i w:val="0"/>
         </w:rPr>
-        <w:t>3. Stage 3: Integration and causal-role adjudication</w:t>
+        <w:t>3 Map variables to constructs</w:t>
+      </w:r>
+    </w:p>
+    <w:p>
+      <w:pPr/>
+      <w:r>
+        <w:rPr>
+          <w:rFonts w:ascii="Times New Roman" w:hAnsi="Times New Roman" w:eastAsia="华文仿宋"/>
+          <w:b w:val="0"/>
+          <w:i w:val="0"/>
+        </w:rPr>
+        <w:t>Define constructs by subject, components, measurement and temporal boundaries. Related covariates can represent one construct, but they are not automatically interchangeable. Multiple qualifying measurements within a construct count once for coverage.</w:t>
       </w:r>
     </w:p>
     <w:p>
       <w:pPr>
-        <w:spacing w:after="120"/>
+        <w:pStyle w:val="ListBullet"/>
       </w:pPr>
       <w:r>
         <w:rPr>
+          <w:rFonts w:ascii="Times New Roman" w:hAnsi="Times New Roman" w:eastAsia="华文仿宋"/>
+          <w:b w:val="0"/>
+          <w:i w:val="0"/>
+        </w:rPr>
+      </w:r>
+      <w:r>
+        <w:rPr>
+          <w:rFonts w:ascii="Times New Roman" w:hAnsi="Times New Roman" w:eastAsia="华文仿宋"/>
           <w:b/>
           <w:i w:val="0"/>
         </w:rPr>
-        <w:t xml:space="preserve">Goal. </w:t>
+        <w:t>Yes:</w:t>
       </w:r>
       <w:r>
         <w:rPr>
+          <w:rFonts w:ascii="Times New Roman" w:hAnsi="Times New Roman" w:eastAsia="华文仿宋"/>
           <w:b w:val="0"/>
           <w:i w:val="0"/>
         </w:rPr>
-        <w:t>Reconcile the two tracks into one locked construct set in which every construct carries an agreed causal role and a domain assignment.</w:t>
+        <w:t xml:space="preserve"> an explicit selected-model control or qualifying design component represents the construct within its stated boundaries.</w:t>
       </w:r>
     </w:p>
     <w:p>
       <w:pPr>
-        <w:pStyle w:val="ListNumber"/>
-        <w:spacing w:after="60"/>
+        <w:pStyle w:val="ListBullet"/>
       </w:pPr>
       <w:r>
-        <w:t>Adopt the most complete Track B taxonomy as the spine after verifying that it contains a semantic equivalent of every construct in the other replicates. Keep the others as alternative granularities for sensitivity analysis.</w:t>
+        <w:rPr>
+          <w:rFonts w:ascii="Times New Roman" w:hAnsi="Times New Roman" w:eastAsia="华文仿宋"/>
+          <w:b w:val="0"/>
+          <w:i w:val="0"/>
+        </w:rPr>
+      </w:r>
+      <w:r>
+        <w:rPr>
+          <w:rFonts w:ascii="Times New Roman" w:hAnsi="Times New Roman" w:eastAsia="华文仿宋"/>
+          <w:b/>
+          <w:i w:val="0"/>
+        </w:rPr>
+        <w:t>No:</w:t>
+      </w:r>
+      <w:r>
+        <w:rPr>
+          <w:rFonts w:ascii="Times New Roman" w:hAnsi="Times New Roman" w:eastAsia="华文仿宋"/>
+          <w:b w:val="0"/>
+          <w:i w:val="0"/>
+        </w:rPr>
+        <w:t xml:space="preserve"> inspection of the model specification confirms no qualifying control.</w:t>
       </w:r>
     </w:p>
     <w:p>
       <w:pPr>
-        <w:pStyle w:val="ListNumber"/>
-        <w:spacing w:after="60"/>
+        <w:pStyle w:val="ListBullet"/>
       </w:pPr>
       <w:r>
-        <w:t>Cross-walk Track B onto Track A by semantic correspondence. Label each construct convergent (present in both sources), blind-spot (Track B only), or role-conflicting (a different causal role across sources). Convergence is evidence of construct validity; a blind spot is a confounder that theory flags but the focal literature rarely measures.</w:t>
+        <w:rPr>
+          <w:rFonts w:ascii="Times New Roman" w:hAnsi="Times New Roman" w:eastAsia="华文仿宋"/>
+          <w:b w:val="0"/>
+          <w:i w:val="0"/>
+        </w:rPr>
+      </w:r>
+      <w:r>
+        <w:rPr>
+          <w:rFonts w:ascii="Times New Roman" w:hAnsi="Times New Roman" w:eastAsia="华文仿宋"/>
+          <w:b/>
+          <w:i w:val="0"/>
+        </w:rPr>
+        <w:t>Unclear:</w:t>
+      </w:r>
+      <w:r>
+        <w:rPr>
+          <w:rFonts w:ascii="Times New Roman" w:hAnsi="Times New Roman" w:eastAsia="华文仿宋"/>
+          <w:b w:val="0"/>
+          <w:i w:val="0"/>
+        </w:rPr>
+        <w:t xml:space="preserve"> reporting, timing or interpretation is insufficient to decide. Missing reporting alone does not establish No.</w:t>
       </w:r>
     </w:p>
     <w:p>
-      <w:pPr>
-        <w:pStyle w:val="ListNumber"/>
-        <w:spacing w:after="60"/>
-      </w:pPr>
+      <w:pPr/>
       <w:r>
-        <w:t>Adjudicate each construct's causal role against pre-specified admissibility criteria: temporality, biological or causal plausibility, back-door relevance, adjustment admissibility (not a mediator, collider, or instrument), and cross-source concordance.</w:t>
+        <w:rPr>
+          <w:rFonts w:ascii="Times New Roman" w:hAnsi="Times New Roman" w:eastAsia="华文仿宋"/>
+          <w:b w:val="0"/>
+          <w:i w:val="0"/>
+        </w:rPr>
+        <w:t>These are input-evidence states. The only assigned grades are Strong, Moderate and Weak; exclusion and pending verification are separate dispositions. Representative coverage does not establish complete measurement or elimination of residual confounding.</w:t>
       </w:r>
     </w:p>
     <w:p>
-      <w:pPr>
-        <w:pStyle w:val="ListNumber"/>
-        <w:spacing w:after="60"/>
-      </w:pPr>
-      <w:r>
-        <w:t>Separate core from non-core. Core constructs are pre-exposure common causes of both exposure and outcome; only these are scored. Non-core constructs (mediators, colliders, instruments, and precision or outcome-only covariates) stay in the matrix for transparency but are excluded from scoring. Track-B-only blind spots that the focal literature almost never measures are reported but not scored.</w:t>
-      </w:r>
-    </w:p>
-    <w:p>
-      <w:pPr>
-        <w:spacing w:after="120"/>
-      </w:pPr>
+      <w:pPr/>
       <w:r>
         <w:rPr>
+          <w:rFonts w:ascii="Times New Roman" w:hAnsi="Times New Roman" w:eastAsia="华文仿宋"/>
           <w:b w:val="0"/>
           <w:i w:val="0"/>
         </w:rPr>
-        <w:t>Adjudication commonly produces refinements worth logging explicitly, for example splitting a causally heterogeneous label (a variable whose pre-exposure form is a confounder but whose during-exposure form is a mediator) into separate constructs, or splitting a health-utilisation label into a pre-exposure seeking-propensity confounder and a post-outcome ascertainment collider.</w:t>
+      </w:r>
+      <w:r>
+        <w:rPr>
+          <w:rFonts w:ascii="Times New Roman" w:hAnsi="Times New Roman" w:eastAsia="华文仿宋"/>
+          <w:b/>
+          <w:i w:val="0"/>
+        </w:rPr>
+        <w:t>Boundary examples.</w:t>
+      </w:r>
+      <w:r>
+        <w:rPr>
+          <w:rFonts w:ascii="Times New Roman" w:hAnsi="Times New Roman" w:eastAsia="华文仿宋"/>
+          <w:b w:val="0"/>
+          <w:i w:val="0"/>
+        </w:rPr>
+        <w:t xml:space="preserve"> Child sex alone does not cover maternal or family context under C02. Current-pregnancy complications belong to C13; established maternal physical or metabolic disease belongs to C06. Occupation or residence alone does not establish exposure to an environmental agent under C12.</w:t>
       </w:r>
     </w:p>
     <w:p>
@@ -1969,170 +512,1672 @@
       </w:pPr>
       <w:r>
         <w:rPr>
-          <w:color w:val="000000"/>
+          <w:rFonts w:ascii="Times New Roman" w:hAnsi="Times New Roman" w:eastAsia="华文仿宋"/>
+          <w:b w:val="0"/>
+          <w:i w:val="0"/>
         </w:rPr>
-        <w:t>4. Stage 4: Defining bias domains for any problem</w:t>
+        <w:t>4 Generate candidate causal variables independently</w:t>
+      </w:r>
+    </w:p>
+    <w:p>
+      <w:pPr/>
+      <w:r>
+        <w:rPr>
+          <w:rFonts w:ascii="Times New Roman" w:hAnsi="Times New Roman" w:eastAsia="华文仿宋"/>
+          <w:b w:val="0"/>
+          <w:i w:val="0"/>
+        </w:rPr>
+        <w:t>Identify candidate variables from background knowledge while keeping Track B blind to Track A and the domain scheme until integration. Preserve prompts, model identifiers, dates, settings, outputs and evidence sources. Multiple models can share training material and errors; developer diversity does not establish independent evidence.</w:t>
+      </w:r>
+    </w:p>
+    <w:p>
+      <w:pPr/>
+      <w:r>
+        <w:rPr>
+          <w:rFonts w:ascii="Times New Roman" w:hAnsi="Times New Roman" w:eastAsia="华文仿宋"/>
+          <w:b w:val="0"/>
+          <w:i w:val="0"/>
+        </w:rPr>
+        <w:t>The application used GPT-5.5, DeepSeek-V4-pro and Gemini-3.1-pro-preview for discovery, with three prompting strategies for ASD and ADHD separately. The pooled list contained 1,357 unique candidates. These discovery models were distinct from those used for subsequent edge assessment.</w:t>
+      </w:r>
+    </w:p>
+    <w:p>
+      <w:pPr/>
+      <w:r>
+        <w:rPr>
+          <w:rFonts w:ascii="Times New Roman" w:hAnsi="Times New Roman" w:eastAsia="华文仿宋"/>
+          <w:b w:val="0"/>
+          <w:i w:val="0"/>
+        </w:rPr>
+        <w:t>Model settings differed. DeepSeek used temperature 0 in both discovery phases; GPT used medium reasoning effort without an explicit temperature parameter. Gemini used temperature 0 for variable induction and no explicit temperature parameter for clustering. Record supported settings rather than imposing a uniform parameter that a model may not support.</w:t>
+      </w:r>
+    </w:p>
+    <w:p>
+      <w:pPr/>
+      <w:r>
+        <w:rPr>
+          <w:rFonts w:ascii="Times New Roman" w:hAnsi="Times New Roman" w:eastAsia="华文仿宋"/>
+          <w:b w:val="0"/>
+          <w:i w:val="0"/>
+        </w:rPr>
+      </w:r>
+      <w:r>
+        <w:rPr>
+          <w:rFonts w:ascii="Times New Roman" w:hAnsi="Times New Roman" w:eastAsia="华文仿宋"/>
+          <w:b/>
+          <w:i w:val="0"/>
+        </w:rPr>
+        <w:t>Adaptable prompt outline:</w:t>
+      </w:r>
+      <w:r>
+        <w:rPr>
+          <w:rFonts w:ascii="Times New Roman" w:hAnsi="Times New Roman" w:eastAsia="华文仿宋"/>
+          <w:b w:val="0"/>
+          <w:i w:val="0"/>
+        </w:rPr>
       </w:r>
     </w:p>
     <w:p>
       <w:pPr>
-        <w:spacing w:after="120"/>
+        <w:ind w:left="288"/>
       </w:pPr>
       <w:r>
         <w:rPr>
-          <w:b/>
-          <w:i w:val="0"/>
-        </w:rPr>
-        <w:t xml:space="preserve">Goal. </w:t>
-      </w:r>
-      <w:r>
-        <w:rPr>
+          <w:rFonts w:ascii="Times New Roman" w:hAnsi="Times New Roman" w:eastAsia="华文仿宋"/>
           <w:b w:val="0"/>
           <w:i w:val="0"/>
         </w:rPr>
-        <w:t>Group the core confounders into bias domains. Domains, not individual constructs, are the unit of stratification.</w:t>
+        <w:t>For the specified population, exposure, comparator, exposure window and outcome, identify candidate causal variables from background knowledge. State the subject, temporal position, proposed causal relations, evidence sources and uncertainty. Distinguish measured variables from constructs and study-design features. Treat proposed roles as hypotheses for later graph assessment. Do not use the empirical adjustment inventory or anticipated pooled results.</w:t>
+      </w:r>
+    </w:p>
+    <w:p>
+      <w:pPr/>
+      <w:r>
+        <w:rPr>
+          <w:rFonts w:ascii="Times New Roman" w:hAnsi="Times New Roman" w:eastAsia="华文仿宋"/>
+          <w:b w:val="0"/>
+          <w:i w:val="0"/>
+        </w:rPr>
+        <w:t>Pool and deduplicate candidates, then cluster related variables with explicit definitions. Preserve raw-candidate mappings. Candidate recall, taxonomy alignment and causal-edge support are distinct assessments.</w:t>
       </w:r>
     </w:p>
     <w:p>
       <w:pPr>
-        <w:spacing w:after="120"/>
+        <w:pStyle w:val="Heading1"/>
       </w:pPr>
       <w:r>
         <w:rPr>
-          <w:b/>
-          <w:i w:val="0"/>
-        </w:rPr>
-        <w:t xml:space="preserve">The scheme is not unique. </w:t>
-      </w:r>
-      <w:r>
-        <w:rPr>
+          <w:rFonts w:ascii="Times New Roman" w:hAnsi="Times New Roman" w:eastAsia="华文仿宋"/>
           <w:b w:val="0"/>
           <w:i w:val="0"/>
         </w:rPr>
-        <w:t>Neither the number of domains nor the way constructs are partitioned among them is fixed: it is a pre-registered modelling choice that trades attribution against power. A finer scheme localises bias to a more specific axis but spreads the estimates thinly across strata; a coarser scheme is better powered but attributes bias more bluntly. A handful of domains, often two to four, is usually a workable balance, and the choice should be tested for robustness by re-running under coarser and finer schemes (Stage 5).</w:t>
+        <w:t>5 Define graph nodes and scope</w:t>
+      </w:r>
+    </w:p>
+    <w:p>
+      <w:pPr/>
+      <w:r>
+        <w:rPr>
+          <w:rFonts w:ascii="Times New Roman" w:hAnsi="Times New Roman" w:eastAsia="华文仿宋"/>
+          <w:b w:val="0"/>
+          <w:i w:val="0"/>
+        </w:rPr>
+        <w:t>Align empirical and model-generated constructs before assessing edges. Specify exposure X, outcome Y, component meanings and temporal boundaries. Record unresolved alternatives and processes omitted from the graph.</w:t>
+      </w:r>
+    </w:p>
+    <w:p>
+      <w:pPr/>
+      <w:r>
+        <w:rPr>
+          <w:rFonts w:ascii="Times New Roman" w:hAnsi="Times New Roman" w:eastAsia="华文仿宋"/>
+          <w:b w:val="0"/>
+          <w:i w:val="0"/>
+        </w:rPr>
+        <w:t>The application uses 17 construct nodes plus X and Y. These short labels support the examples; actual coverage also requires the component and timing boundaries in the downloadable construct dictionary.</w:t>
+      </w:r>
+    </w:p>
+    <w:tbl>
+      <w:tblPr>
+        <w:tblW w:type="auto" w:w="0"/>
+        <w:tblLayout w:type="fixed"/>
+        <w:tblLook w:firstColumn="1" w:firstRow="1" w:lastColumn="0" w:lastRow="0" w:noHBand="0" w:noVBand="1" w:val="04A0"/>
+      </w:tblPr>
+      <w:tblGrid>
+        <w:gridCol w:w="648"/>
+        <w:gridCol w:w="5040"/>
+        <w:gridCol w:w="3974"/>
+      </w:tblGrid>
+      <w:tr>
+        <w:trPr>
+          <w:cantSplit/>
+          <w:tblHeader/>
+        </w:trPr>
+        <w:tc>
+          <w:tcPr>
+            <w:tcW w:type="dxa" w:w="648"/>
+            <w:shd w:fill="EAF0F5"/>
+          </w:tcPr>
+          <w:p>
+            <w:pPr>
+              <w:spacing w:after="100" w:before="100"/>
+            </w:pPr>
+            <w:r>
+              <w:rPr>
+                <w:rFonts w:ascii="Times New Roman" w:hAnsi="Times New Roman" w:eastAsia="华文仿宋"/>
+                <w:b/>
+                <w:i w:val="0"/>
+                <w:sz w:val="18"/>
+              </w:rPr>
+              <w:t>Node</w:t>
+            </w:r>
+          </w:p>
+        </w:tc>
+        <w:tc>
+          <w:tcPr>
+            <w:tcW w:type="dxa" w:w="5040"/>
+            <w:shd w:fill="EAF0F5"/>
+          </w:tcPr>
+          <w:p>
+            <w:pPr>
+              <w:spacing w:after="100" w:before="100"/>
+            </w:pPr>
+            <w:r>
+              <w:rPr>
+                <w:rFonts w:ascii="Times New Roman" w:hAnsi="Times New Roman" w:eastAsia="华文仿宋"/>
+                <w:b/>
+                <w:i w:val="0"/>
+                <w:sz w:val="18"/>
+              </w:rPr>
+              <w:t>Construct</w:t>
+            </w:r>
+          </w:p>
+        </w:tc>
+        <w:tc>
+          <w:tcPr>
+            <w:tcW w:type="dxa" w:w="3974"/>
+            <w:shd w:fill="EAF0F5"/>
+          </w:tcPr>
+          <w:p>
+            <w:pPr>
+              <w:spacing w:after="100" w:before="100"/>
+            </w:pPr>
+            <w:r>
+              <w:rPr>
+                <w:rFonts w:ascii="Times New Roman" w:hAnsi="Times New Roman" w:eastAsia="华文仿宋"/>
+                <w:b/>
+                <w:i w:val="0"/>
+                <w:sz w:val="18"/>
+              </w:rPr>
+              <w:t>Grading role</w:t>
+            </w:r>
+          </w:p>
+        </w:tc>
+      </w:tr>
+      <w:tr>
+        <w:trPr>
+          <w:cantSplit/>
+        </w:trPr>
+        <w:tc>
+          <w:tcPr>
+            <w:tcW w:type="dxa" w:w="648"/>
+          </w:tcPr>
+          <w:p>
+            <w:pPr>
+              <w:spacing w:after="100" w:before="100"/>
+            </w:pPr>
+            <w:r>
+              <w:rPr>
+                <w:rFonts w:ascii="Times New Roman" w:hAnsi="Times New Roman" w:eastAsia="华文仿宋"/>
+                <w:b w:val="0"/>
+                <w:i w:val="0"/>
+                <w:sz w:val="18"/>
+              </w:rPr>
+              <w:t>C01</w:t>
+            </w:r>
+          </w:p>
+        </w:tc>
+        <w:tc>
+          <w:tcPr>
+            <w:tcW w:type="dxa" w:w="5040"/>
+          </w:tcPr>
+          <w:p>
+            <w:pPr>
+              <w:spacing w:after="100" w:before="100"/>
+            </w:pPr>
+            <w:r>
+              <w:rPr>
+                <w:rFonts w:ascii="Times New Roman" w:hAnsi="Times New Roman" w:eastAsia="华文仿宋"/>
+                <w:b w:val="0"/>
+                <w:i w:val="0"/>
+                <w:sz w:val="18"/>
+              </w:rPr>
+              <w:t>Familial and genetic background</w:t>
+            </w:r>
+          </w:p>
+        </w:tc>
+        <w:tc>
+          <w:tcPr>
+            <w:tcW w:type="dxa" w:w="3974"/>
+          </w:tcPr>
+          <w:p>
+            <w:pPr>
+              <w:spacing w:after="100" w:before="100"/>
+            </w:pPr>
+            <w:r>
+              <w:rPr>
+                <w:rFonts w:ascii="Times New Roman" w:hAnsi="Times New Roman" w:eastAsia="华文仿宋"/>
+                <w:b w:val="0"/>
+                <w:i w:val="0"/>
+                <w:sz w:val="18"/>
+              </w:rPr>
+              <w:t>B1 required</w:t>
+            </w:r>
+          </w:p>
+        </w:tc>
+      </w:tr>
+      <w:tr>
+        <w:trPr>
+          <w:cantSplit/>
+        </w:trPr>
+        <w:tc>
+          <w:tcPr>
+            <w:tcW w:type="dxa" w:w="648"/>
+          </w:tcPr>
+          <w:p>
+            <w:pPr>
+              <w:spacing w:after="100" w:before="100"/>
+            </w:pPr>
+            <w:r>
+              <w:rPr>
+                <w:rFonts w:ascii="Times New Roman" w:hAnsi="Times New Roman" w:eastAsia="华文仿宋"/>
+                <w:b w:val="0"/>
+                <w:i w:val="0"/>
+                <w:sz w:val="18"/>
+              </w:rPr>
+              <w:t>C02</w:t>
+            </w:r>
+          </w:p>
+        </w:tc>
+        <w:tc>
+          <w:tcPr>
+            <w:tcW w:type="dxa" w:w="5040"/>
+          </w:tcPr>
+          <w:p>
+            <w:pPr>
+              <w:spacing w:after="100" w:before="100"/>
+            </w:pPr>
+            <w:r>
+              <w:rPr>
+                <w:rFonts w:ascii="Times New Roman" w:hAnsi="Times New Roman" w:eastAsia="华文仿宋"/>
+                <w:b w:val="0"/>
+                <w:i w:val="0"/>
+                <w:sz w:val="18"/>
+              </w:rPr>
+              <w:t>Sociodemographic and family characteristics</w:t>
+            </w:r>
+          </w:p>
+        </w:tc>
+        <w:tc>
+          <w:tcPr>
+            <w:tcW w:type="dxa" w:w="3974"/>
+          </w:tcPr>
+          <w:p>
+            <w:pPr>
+              <w:spacing w:after="100" w:before="100"/>
+            </w:pPr>
+            <w:r>
+              <w:rPr>
+                <w:rFonts w:ascii="Times New Roman" w:hAnsi="Times New Roman" w:eastAsia="华文仿宋"/>
+                <w:b w:val="0"/>
+                <w:i w:val="0"/>
+                <w:sz w:val="18"/>
+              </w:rPr>
+              <w:t>B3 required</w:t>
+            </w:r>
+          </w:p>
+        </w:tc>
+      </w:tr>
+      <w:tr>
+        <w:trPr>
+          <w:cantSplit/>
+        </w:trPr>
+        <w:tc>
+          <w:tcPr>
+            <w:tcW w:type="dxa" w:w="648"/>
+          </w:tcPr>
+          <w:p>
+            <w:pPr>
+              <w:spacing w:after="100" w:before="100"/>
+            </w:pPr>
+            <w:r>
+              <w:rPr>
+                <w:rFonts w:ascii="Times New Roman" w:hAnsi="Times New Roman" w:eastAsia="华文仿宋"/>
+                <w:b w:val="0"/>
+                <w:i w:val="0"/>
+                <w:sz w:val="18"/>
+              </w:rPr>
+              <w:t>C03</w:t>
+            </w:r>
+          </w:p>
+        </w:tc>
+        <w:tc>
+          <w:tcPr>
+            <w:tcW w:type="dxa" w:w="5040"/>
+          </w:tcPr>
+          <w:p>
+            <w:pPr>
+              <w:spacing w:after="100" w:before="100"/>
+            </w:pPr>
+            <w:r>
+              <w:rPr>
+                <w:rFonts w:ascii="Times New Roman" w:hAnsi="Times New Roman" w:eastAsia="华文仿宋"/>
+                <w:b w:val="0"/>
+                <w:i w:val="0"/>
+                <w:sz w:val="18"/>
+              </w:rPr>
+              <w:t>Socioeconomic position</w:t>
+            </w:r>
+          </w:p>
+        </w:tc>
+        <w:tc>
+          <w:tcPr>
+            <w:tcW w:type="dxa" w:w="3974"/>
+          </w:tcPr>
+          <w:p>
+            <w:pPr>
+              <w:spacing w:after="100" w:before="100"/>
+            </w:pPr>
+            <w:r>
+              <w:rPr>
+                <w:rFonts w:ascii="Times New Roman" w:hAnsi="Times New Roman" w:eastAsia="华文仿宋"/>
+                <w:b w:val="0"/>
+                <w:i w:val="0"/>
+                <w:sz w:val="18"/>
+              </w:rPr>
+              <w:t>B3 required</w:t>
+            </w:r>
+          </w:p>
+        </w:tc>
+      </w:tr>
+      <w:tr>
+        <w:trPr>
+          <w:cantSplit/>
+        </w:trPr>
+        <w:tc>
+          <w:tcPr>
+            <w:tcW w:type="dxa" w:w="648"/>
+          </w:tcPr>
+          <w:p>
+            <w:pPr>
+              <w:spacing w:after="100" w:before="100"/>
+            </w:pPr>
+            <w:r>
+              <w:rPr>
+                <w:rFonts w:ascii="Times New Roman" w:hAnsi="Times New Roman" w:eastAsia="华文仿宋"/>
+                <w:b w:val="0"/>
+                <w:i w:val="0"/>
+                <w:sz w:val="18"/>
+              </w:rPr>
+              <w:t>C04</w:t>
+            </w:r>
+          </w:p>
+        </w:tc>
+        <w:tc>
+          <w:tcPr>
+            <w:tcW w:type="dxa" w:w="5040"/>
+          </w:tcPr>
+          <w:p>
+            <w:pPr>
+              <w:spacing w:after="100" w:before="100"/>
+            </w:pPr>
+            <w:r>
+              <w:rPr>
+                <w:rFonts w:ascii="Times New Roman" w:hAnsi="Times New Roman" w:eastAsia="华文仿宋"/>
+                <w:b w:val="0"/>
+                <w:i w:val="0"/>
+                <w:sz w:val="18"/>
+              </w:rPr>
+              <w:t>Geographical and calendar context</w:t>
+            </w:r>
+          </w:p>
+        </w:tc>
+        <w:tc>
+          <w:tcPr>
+            <w:tcW w:type="dxa" w:w="3974"/>
+          </w:tcPr>
+          <w:p>
+            <w:pPr>
+              <w:spacing w:after="100" w:before="100"/>
+            </w:pPr>
+            <w:r>
+              <w:rPr>
+                <w:rFonts w:ascii="Times New Roman" w:hAnsi="Times New Roman" w:eastAsia="华文仿宋"/>
+                <w:b w:val="0"/>
+                <w:i w:val="0"/>
+                <w:sz w:val="18"/>
+              </w:rPr>
+              <w:t>B3 required</w:t>
+            </w:r>
+          </w:p>
+        </w:tc>
+      </w:tr>
+      <w:tr>
+        <w:trPr>
+          <w:cantSplit/>
+        </w:trPr>
+        <w:tc>
+          <w:tcPr>
+            <w:tcW w:type="dxa" w:w="648"/>
+          </w:tcPr>
+          <w:p>
+            <w:pPr>
+              <w:spacing w:after="100" w:before="100"/>
+            </w:pPr>
+            <w:r>
+              <w:rPr>
+                <w:rFonts w:ascii="Times New Roman" w:hAnsi="Times New Roman" w:eastAsia="华文仿宋"/>
+                <w:b w:val="0"/>
+                <w:i w:val="0"/>
+                <w:sz w:val="18"/>
+              </w:rPr>
+              <w:t>C05</w:t>
+            </w:r>
+          </w:p>
+        </w:tc>
+        <w:tc>
+          <w:tcPr>
+            <w:tcW w:type="dxa" w:w="5040"/>
+          </w:tcPr>
+          <w:p>
+            <w:pPr>
+              <w:spacing w:after="100" w:before="100"/>
+            </w:pPr>
+            <w:r>
+              <w:rPr>
+                <w:rFonts w:ascii="Times New Roman" w:hAnsi="Times New Roman" w:eastAsia="华文仿宋"/>
+                <w:b w:val="0"/>
+                <w:i w:val="0"/>
+                <w:sz w:val="18"/>
+              </w:rPr>
+              <w:t>Established maternal neuropsychiatric health</w:t>
+            </w:r>
+          </w:p>
+        </w:tc>
+        <w:tc>
+          <w:tcPr>
+            <w:tcW w:type="dxa" w:w="3974"/>
+          </w:tcPr>
+          <w:p>
+            <w:pPr>
+              <w:spacing w:after="100" w:before="100"/>
+            </w:pPr>
+            <w:r>
+              <w:rPr>
+                <w:rFonts w:ascii="Times New Roman" w:hAnsi="Times New Roman" w:eastAsia="华文仿宋"/>
+                <w:b w:val="0"/>
+                <w:i w:val="0"/>
+                <w:sz w:val="18"/>
+              </w:rPr>
+              <w:t>B1 required</w:t>
+            </w:r>
+          </w:p>
+        </w:tc>
+      </w:tr>
+      <w:tr>
+        <w:trPr>
+          <w:cantSplit/>
+        </w:trPr>
+        <w:tc>
+          <w:tcPr>
+            <w:tcW w:type="dxa" w:w="648"/>
+          </w:tcPr>
+          <w:p>
+            <w:pPr>
+              <w:spacing w:after="100" w:before="100"/>
+            </w:pPr>
+            <w:r>
+              <w:rPr>
+                <w:rFonts w:ascii="Times New Roman" w:hAnsi="Times New Roman" w:eastAsia="华文仿宋"/>
+                <w:b w:val="0"/>
+                <w:i w:val="0"/>
+                <w:sz w:val="18"/>
+              </w:rPr>
+              <w:t>C06</w:t>
+            </w:r>
+          </w:p>
+        </w:tc>
+        <w:tc>
+          <w:tcPr>
+            <w:tcW w:type="dxa" w:w="5040"/>
+          </w:tcPr>
+          <w:p>
+            <w:pPr>
+              <w:spacing w:after="100" w:before="100"/>
+            </w:pPr>
+            <w:r>
+              <w:rPr>
+                <w:rFonts w:ascii="Times New Roman" w:hAnsi="Times New Roman" w:eastAsia="华文仿宋"/>
+                <w:b w:val="0"/>
+                <w:i w:val="0"/>
+                <w:sz w:val="18"/>
+              </w:rPr>
+              <w:t>Maternal physical and metabolic health</w:t>
+            </w:r>
+          </w:p>
+        </w:tc>
+        <w:tc>
+          <w:tcPr>
+            <w:tcW w:type="dxa" w:w="3974"/>
+          </w:tcPr>
+          <w:p>
+            <w:pPr>
+              <w:spacing w:after="100" w:before="100"/>
+            </w:pPr>
+            <w:r>
+              <w:rPr>
+                <w:rFonts w:ascii="Times New Roman" w:hAnsi="Times New Roman" w:eastAsia="华文仿宋"/>
+                <w:b w:val="0"/>
+                <w:i w:val="0"/>
+                <w:sz w:val="18"/>
+              </w:rPr>
+              <w:t>B2 required</w:t>
+            </w:r>
+          </w:p>
+        </w:tc>
+      </w:tr>
+      <w:tr>
+        <w:trPr>
+          <w:cantSplit/>
+        </w:trPr>
+        <w:tc>
+          <w:tcPr>
+            <w:tcW w:type="dxa" w:w="648"/>
+          </w:tcPr>
+          <w:p>
+            <w:pPr>
+              <w:spacing w:after="100" w:before="100"/>
+            </w:pPr>
+            <w:r>
+              <w:rPr>
+                <w:rFonts w:ascii="Times New Roman" w:hAnsi="Times New Roman" w:eastAsia="华文仿宋"/>
+                <w:b w:val="0"/>
+                <w:i w:val="0"/>
+                <w:sz w:val="18"/>
+              </w:rPr>
+              <w:t>C07</w:t>
+            </w:r>
+          </w:p>
+        </w:tc>
+        <w:tc>
+          <w:tcPr>
+            <w:tcW w:type="dxa" w:w="5040"/>
+          </w:tcPr>
+          <w:p>
+            <w:pPr>
+              <w:spacing w:after="100" w:before="100"/>
+            </w:pPr>
+            <w:r>
+              <w:rPr>
+                <w:rFonts w:ascii="Times New Roman" w:hAnsi="Times New Roman" w:eastAsia="华文仿宋"/>
+                <w:b w:val="0"/>
+                <w:i w:val="0"/>
+                <w:sz w:val="18"/>
+              </w:rPr>
+              <w:t>Maternal indications and symptoms</w:t>
+            </w:r>
+          </w:p>
+        </w:tc>
+        <w:tc>
+          <w:tcPr>
+            <w:tcW w:type="dxa" w:w="3974"/>
+          </w:tcPr>
+          <w:p>
+            <w:pPr>
+              <w:spacing w:after="100" w:before="100"/>
+            </w:pPr>
+            <w:r>
+              <w:rPr>
+                <w:rFonts w:ascii="Times New Roman" w:hAnsi="Times New Roman" w:eastAsia="华文仿宋"/>
+                <w:b w:val="0"/>
+                <w:i w:val="0"/>
+                <w:sz w:val="18"/>
+              </w:rPr>
+              <w:t>B2 required</w:t>
+            </w:r>
+          </w:p>
+        </w:tc>
+      </w:tr>
+      <w:tr>
+        <w:trPr>
+          <w:cantSplit/>
+        </w:trPr>
+        <w:tc>
+          <w:tcPr>
+            <w:tcW w:type="dxa" w:w="648"/>
+          </w:tcPr>
+          <w:p>
+            <w:pPr>
+              <w:spacing w:after="100" w:before="100"/>
+            </w:pPr>
+            <w:r>
+              <w:rPr>
+                <w:rFonts w:ascii="Times New Roman" w:hAnsi="Times New Roman" w:eastAsia="华文仿宋"/>
+                <w:b w:val="0"/>
+                <w:i w:val="0"/>
+                <w:sz w:val="18"/>
+              </w:rPr>
+              <w:t>C08</w:t>
+            </w:r>
+          </w:p>
+        </w:tc>
+        <w:tc>
+          <w:tcPr>
+            <w:tcW w:type="dxa" w:w="5040"/>
+          </w:tcPr>
+          <w:p>
+            <w:pPr>
+              <w:spacing w:after="100" w:before="100"/>
+            </w:pPr>
+            <w:r>
+              <w:rPr>
+                <w:rFonts w:ascii="Times New Roman" w:hAnsi="Times New Roman" w:eastAsia="华文仿宋"/>
+                <w:b w:val="0"/>
+                <w:i w:val="0"/>
+                <w:sz w:val="18"/>
+              </w:rPr>
+              <w:t>Reproductive and prior obstetric history</w:t>
+            </w:r>
+          </w:p>
+        </w:tc>
+        <w:tc>
+          <w:tcPr>
+            <w:tcW w:type="dxa" w:w="3974"/>
+          </w:tcPr>
+          <w:p>
+            <w:pPr>
+              <w:spacing w:after="100" w:before="100"/>
+            </w:pPr>
+            <w:r>
+              <w:rPr>
+                <w:rFonts w:ascii="Times New Roman" w:hAnsi="Times New Roman" w:eastAsia="华文仿宋"/>
+                <w:b w:val="0"/>
+                <w:i w:val="0"/>
+                <w:sz w:val="18"/>
+              </w:rPr>
+              <w:t>No domain grade</w:t>
+            </w:r>
+          </w:p>
+        </w:tc>
+      </w:tr>
+      <w:tr>
+        <w:trPr>
+          <w:cantSplit/>
+        </w:trPr>
+        <w:tc>
+          <w:tcPr>
+            <w:tcW w:type="dxa" w:w="648"/>
+          </w:tcPr>
+          <w:p>
+            <w:pPr>
+              <w:spacing w:after="100" w:before="100"/>
+            </w:pPr>
+            <w:r>
+              <w:rPr>
+                <w:rFonts w:ascii="Times New Roman" w:hAnsi="Times New Roman" w:eastAsia="华文仿宋"/>
+                <w:b w:val="0"/>
+                <w:i w:val="0"/>
+                <w:sz w:val="18"/>
+              </w:rPr>
+              <w:t>C09</w:t>
+            </w:r>
+          </w:p>
+        </w:tc>
+        <w:tc>
+          <w:tcPr>
+            <w:tcW w:type="dxa" w:w="5040"/>
+          </w:tcPr>
+          <w:p>
+            <w:pPr>
+              <w:spacing w:after="100" w:before="100"/>
+            </w:pPr>
+            <w:r>
+              <w:rPr>
+                <w:rFonts w:ascii="Times New Roman" w:hAnsi="Times New Roman" w:eastAsia="华文仿宋"/>
+                <w:b w:val="0"/>
+                <w:i w:val="0"/>
+                <w:sz w:val="18"/>
+              </w:rPr>
+              <w:t>Psychosocial conditions and health behaviours</w:t>
+            </w:r>
+          </w:p>
+        </w:tc>
+        <w:tc>
+          <w:tcPr>
+            <w:tcW w:type="dxa" w:w="3974"/>
+          </w:tcPr>
+          <w:p>
+            <w:pPr>
+              <w:spacing w:after="100" w:before="100"/>
+            </w:pPr>
+            <w:r>
+              <w:rPr>
+                <w:rFonts w:ascii="Times New Roman" w:hAnsi="Times New Roman" w:eastAsia="华文仿宋"/>
+                <w:b w:val="0"/>
+                <w:i w:val="0"/>
+                <w:sz w:val="18"/>
+              </w:rPr>
+              <w:t>Additional B3 coverage; set B</w:t>
+            </w:r>
+          </w:p>
+        </w:tc>
+      </w:tr>
+      <w:tr>
+        <w:trPr>
+          <w:cantSplit/>
+        </w:trPr>
+        <w:tc>
+          <w:tcPr>
+            <w:tcW w:type="dxa" w:w="648"/>
+          </w:tcPr>
+          <w:p>
+            <w:pPr>
+              <w:spacing w:after="100" w:before="100"/>
+            </w:pPr>
+            <w:r>
+              <w:rPr>
+                <w:rFonts w:ascii="Times New Roman" w:hAnsi="Times New Roman" w:eastAsia="华文仿宋"/>
+                <w:b w:val="0"/>
+                <w:i w:val="0"/>
+                <w:sz w:val="18"/>
+              </w:rPr>
+              <w:t>C10</w:t>
+            </w:r>
+          </w:p>
+        </w:tc>
+        <w:tc>
+          <w:tcPr>
+            <w:tcW w:type="dxa" w:w="5040"/>
+          </w:tcPr>
+          <w:p>
+            <w:pPr>
+              <w:spacing w:after="100" w:before="100"/>
+            </w:pPr>
+            <w:r>
+              <w:rPr>
+                <w:rFonts w:ascii="Times New Roman" w:hAnsi="Times New Roman" w:eastAsia="华文仿宋"/>
+                <w:b w:val="0"/>
+                <w:i w:val="0"/>
+                <w:sz w:val="18"/>
+              </w:rPr>
+              <w:t>Maternal healthcare seeking and use</w:t>
+            </w:r>
+          </w:p>
+        </w:tc>
+        <w:tc>
+          <w:tcPr>
+            <w:tcW w:type="dxa" w:w="3974"/>
+          </w:tcPr>
+          <w:p>
+            <w:pPr>
+              <w:spacing w:after="100" w:before="100"/>
+            </w:pPr>
+            <w:r>
+              <w:rPr>
+                <w:rFonts w:ascii="Times New Roman" w:hAnsi="Times New Roman" w:eastAsia="华文仿宋"/>
+                <w:b w:val="0"/>
+                <w:i w:val="0"/>
+                <w:sz w:val="18"/>
+              </w:rPr>
+              <w:t>B2 required; set A</w:t>
+            </w:r>
+          </w:p>
+        </w:tc>
+      </w:tr>
+      <w:tr>
+        <w:trPr>
+          <w:cantSplit/>
+        </w:trPr>
+        <w:tc>
+          <w:tcPr>
+            <w:tcW w:type="dxa" w:w="648"/>
+          </w:tcPr>
+          <w:p>
+            <w:pPr>
+              <w:spacing w:after="100" w:before="100"/>
+            </w:pPr>
+            <w:r>
+              <w:rPr>
+                <w:rFonts w:ascii="Times New Roman" w:hAnsi="Times New Roman" w:eastAsia="华文仿宋"/>
+                <w:b w:val="0"/>
+                <w:i w:val="0"/>
+                <w:sz w:val="18"/>
+              </w:rPr>
+              <w:t>C11</w:t>
+            </w:r>
+          </w:p>
+        </w:tc>
+        <w:tc>
+          <w:tcPr>
+            <w:tcW w:type="dxa" w:w="5040"/>
+          </w:tcPr>
+          <w:p>
+            <w:pPr>
+              <w:spacing w:after="100" w:before="100"/>
+            </w:pPr>
+            <w:r>
+              <w:rPr>
+                <w:rFonts w:ascii="Times New Roman" w:hAnsi="Times New Roman" w:eastAsia="华文仿宋"/>
+                <w:b w:val="0"/>
+                <w:i w:val="0"/>
+                <w:sz w:val="18"/>
+              </w:rPr>
+              <w:t>Other medications and treatments</w:t>
+            </w:r>
+          </w:p>
+        </w:tc>
+        <w:tc>
+          <w:tcPr>
+            <w:tcW w:type="dxa" w:w="3974"/>
+          </w:tcPr>
+          <w:p>
+            <w:pPr>
+              <w:spacing w:after="100" w:before="100"/>
+            </w:pPr>
+            <w:r>
+              <w:rPr>
+                <w:rFonts w:ascii="Times New Roman" w:hAnsi="Times New Roman" w:eastAsia="华文仿宋"/>
+                <w:b w:val="0"/>
+                <w:i w:val="0"/>
+                <w:sz w:val="18"/>
+              </w:rPr>
+              <w:t>B2 required</w:t>
+            </w:r>
+          </w:p>
+        </w:tc>
+      </w:tr>
+      <w:tr>
+        <w:trPr>
+          <w:cantSplit/>
+        </w:trPr>
+        <w:tc>
+          <w:tcPr>
+            <w:tcW w:type="dxa" w:w="648"/>
+          </w:tcPr>
+          <w:p>
+            <w:pPr>
+              <w:spacing w:after="100" w:before="100"/>
+            </w:pPr>
+            <w:r>
+              <w:rPr>
+                <w:rFonts w:ascii="Times New Roman" w:hAnsi="Times New Roman" w:eastAsia="华文仿宋"/>
+                <w:b w:val="0"/>
+                <w:i w:val="0"/>
+                <w:sz w:val="18"/>
+              </w:rPr>
+              <w:t>C12</w:t>
+            </w:r>
+          </w:p>
+        </w:tc>
+        <w:tc>
+          <w:tcPr>
+            <w:tcW w:type="dxa" w:w="5040"/>
+          </w:tcPr>
+          <w:p>
+            <w:pPr>
+              <w:spacing w:after="100" w:before="100"/>
+            </w:pPr>
+            <w:r>
+              <w:rPr>
+                <w:rFonts w:ascii="Times New Roman" w:hAnsi="Times New Roman" w:eastAsia="华文仿宋"/>
+                <w:b w:val="0"/>
+                <w:i w:val="0"/>
+                <w:sz w:val="18"/>
+              </w:rPr>
+              <w:t>Environmental and occupational exposures</w:t>
+            </w:r>
+          </w:p>
+        </w:tc>
+        <w:tc>
+          <w:tcPr>
+            <w:tcW w:type="dxa" w:w="3974"/>
+          </w:tcPr>
+          <w:p>
+            <w:pPr>
+              <w:spacing w:after="100" w:before="100"/>
+            </w:pPr>
+            <w:r>
+              <w:rPr>
+                <w:rFonts w:ascii="Times New Roman" w:hAnsi="Times New Roman" w:eastAsia="华文仿宋"/>
+                <w:b w:val="0"/>
+                <w:i w:val="0"/>
+                <w:sz w:val="18"/>
+              </w:rPr>
+              <w:t>Additional B3 coverage; set B</w:t>
+            </w:r>
+          </w:p>
+        </w:tc>
+      </w:tr>
+      <w:tr>
+        <w:trPr>
+          <w:cantSplit/>
+        </w:trPr>
+        <w:tc>
+          <w:tcPr>
+            <w:tcW w:type="dxa" w:w="648"/>
+          </w:tcPr>
+          <w:p>
+            <w:pPr>
+              <w:spacing w:after="100" w:before="100"/>
+            </w:pPr>
+            <w:r>
+              <w:rPr>
+                <w:rFonts w:ascii="Times New Roman" w:hAnsi="Times New Roman" w:eastAsia="华文仿宋"/>
+                <w:b w:val="0"/>
+                <w:i w:val="0"/>
+                <w:sz w:val="18"/>
+              </w:rPr>
+              <w:t>C13</w:t>
+            </w:r>
+          </w:p>
+        </w:tc>
+        <w:tc>
+          <w:tcPr>
+            <w:tcW w:type="dxa" w:w="5040"/>
+          </w:tcPr>
+          <w:p>
+            <w:pPr>
+              <w:spacing w:after="100" w:before="100"/>
+            </w:pPr>
+            <w:r>
+              <w:rPr>
+                <w:rFonts w:ascii="Times New Roman" w:hAnsi="Times New Roman" w:eastAsia="华文仿宋"/>
+                <w:b w:val="0"/>
+                <w:i w:val="0"/>
+                <w:sz w:val="18"/>
+              </w:rPr>
+              <w:t>Current-pregnancy obstetric and perinatal health</w:t>
+            </w:r>
+          </w:p>
+        </w:tc>
+        <w:tc>
+          <w:tcPr>
+            <w:tcW w:type="dxa" w:w="3974"/>
+          </w:tcPr>
+          <w:p>
+            <w:pPr>
+              <w:spacing w:after="100" w:before="100"/>
+            </w:pPr>
+            <w:r>
+              <w:rPr>
+                <w:rFonts w:ascii="Times New Roman" w:hAnsi="Times New Roman" w:eastAsia="华文仿宋"/>
+                <w:b w:val="0"/>
+                <w:i w:val="0"/>
+                <w:sz w:val="18"/>
+              </w:rPr>
+              <w:t>Qualifying antecedent component for set B</w:t>
+            </w:r>
+          </w:p>
+        </w:tc>
+      </w:tr>
+      <w:tr>
+        <w:trPr>
+          <w:cantSplit/>
+        </w:trPr>
+        <w:tc>
+          <w:tcPr>
+            <w:tcW w:type="dxa" w:w="648"/>
+          </w:tcPr>
+          <w:p>
+            <w:pPr>
+              <w:spacing w:after="100" w:before="100"/>
+            </w:pPr>
+            <w:r>
+              <w:rPr>
+                <w:rFonts w:ascii="Times New Roman" w:hAnsi="Times New Roman" w:eastAsia="华文仿宋"/>
+                <w:b w:val="0"/>
+                <w:i w:val="0"/>
+                <w:sz w:val="18"/>
+              </w:rPr>
+              <w:t>C14</w:t>
+            </w:r>
+          </w:p>
+        </w:tc>
+        <w:tc>
+          <w:tcPr>
+            <w:tcW w:type="dxa" w:w="5040"/>
+          </w:tcPr>
+          <w:p>
+            <w:pPr>
+              <w:spacing w:after="100" w:before="100"/>
+            </w:pPr>
+            <w:r>
+              <w:rPr>
+                <w:rFonts w:ascii="Times New Roman" w:hAnsi="Times New Roman" w:eastAsia="华文仿宋"/>
+                <w:b w:val="0"/>
+                <w:i w:val="0"/>
+                <w:sz w:val="18"/>
+              </w:rPr>
+              <w:t>Infant feeding and breastfeeding</w:t>
+            </w:r>
+          </w:p>
+        </w:tc>
+        <w:tc>
+          <w:tcPr>
+            <w:tcW w:type="dxa" w:w="3974"/>
+          </w:tcPr>
+          <w:p>
+            <w:pPr>
+              <w:spacing w:after="100" w:before="100"/>
+            </w:pPr>
+            <w:r>
+              <w:rPr>
+                <w:rFonts w:ascii="Times New Roman" w:hAnsi="Times New Roman" w:eastAsia="华文仿宋"/>
+                <w:b w:val="0"/>
+                <w:i w:val="0"/>
+                <w:sz w:val="18"/>
+              </w:rPr>
+              <w:t>Fixed B4 exclusion if conditioned on</w:t>
+            </w:r>
+          </w:p>
+        </w:tc>
+      </w:tr>
+      <w:tr>
+        <w:trPr>
+          <w:cantSplit/>
+        </w:trPr>
+        <w:tc>
+          <w:tcPr>
+            <w:tcW w:type="dxa" w:w="648"/>
+          </w:tcPr>
+          <w:p>
+            <w:pPr>
+              <w:spacing w:after="100" w:before="100"/>
+            </w:pPr>
+            <w:r>
+              <w:rPr>
+                <w:rFonts w:ascii="Times New Roman" w:hAnsi="Times New Roman" w:eastAsia="华文仿宋"/>
+                <w:b w:val="0"/>
+                <w:i w:val="0"/>
+                <w:sz w:val="18"/>
+              </w:rPr>
+              <w:t>C15</w:t>
+            </w:r>
+          </w:p>
+        </w:tc>
+        <w:tc>
+          <w:tcPr>
+            <w:tcW w:type="dxa" w:w="5040"/>
+          </w:tcPr>
+          <w:p>
+            <w:pPr>
+              <w:spacing w:after="100" w:before="100"/>
+            </w:pPr>
+            <w:r>
+              <w:rPr>
+                <w:rFonts w:ascii="Times New Roman" w:hAnsi="Times New Roman" w:eastAsia="华文仿宋"/>
+                <w:b w:val="0"/>
+                <w:i w:val="0"/>
+                <w:sz w:val="18"/>
+              </w:rPr>
+              <w:t>Early childhood physical and immune health</w:t>
+            </w:r>
+          </w:p>
+        </w:tc>
+        <w:tc>
+          <w:tcPr>
+            <w:tcW w:type="dxa" w:w="3974"/>
+          </w:tcPr>
+          <w:p>
+            <w:pPr>
+              <w:spacing w:after="100" w:before="100"/>
+            </w:pPr>
+            <w:r>
+              <w:rPr>
+                <w:rFonts w:ascii="Times New Roman" w:hAnsi="Times New Roman" w:eastAsia="华文仿宋"/>
+                <w:b w:val="0"/>
+                <w:i w:val="0"/>
+                <w:sz w:val="18"/>
+              </w:rPr>
+              <w:t>No domain grade</w:t>
+            </w:r>
+          </w:p>
+        </w:tc>
+      </w:tr>
+      <w:tr>
+        <w:trPr>
+          <w:cantSplit/>
+        </w:trPr>
+        <w:tc>
+          <w:tcPr>
+            <w:tcW w:type="dxa" w:w="648"/>
+          </w:tcPr>
+          <w:p>
+            <w:pPr>
+              <w:spacing w:after="100" w:before="100"/>
+            </w:pPr>
+            <w:r>
+              <w:rPr>
+                <w:rFonts w:ascii="Times New Roman" w:hAnsi="Times New Roman" w:eastAsia="华文仿宋"/>
+                <w:b w:val="0"/>
+                <w:i w:val="0"/>
+                <w:sz w:val="18"/>
+              </w:rPr>
+              <w:t>C16</w:t>
+            </w:r>
+          </w:p>
+        </w:tc>
+        <w:tc>
+          <w:tcPr>
+            <w:tcW w:type="dxa" w:w="5040"/>
+          </w:tcPr>
+          <w:p>
+            <w:pPr>
+              <w:spacing w:after="100" w:before="100"/>
+            </w:pPr>
+            <w:r>
+              <w:rPr>
+                <w:rFonts w:ascii="Times New Roman" w:hAnsi="Times New Roman" w:eastAsia="华文仿宋"/>
+                <w:b w:val="0"/>
+                <w:i w:val="0"/>
+                <w:sz w:val="18"/>
+              </w:rPr>
+              <w:t>Early neurodevelopmental and regulatory phenotypes</w:t>
+            </w:r>
+          </w:p>
+        </w:tc>
+        <w:tc>
+          <w:tcPr>
+            <w:tcW w:type="dxa" w:w="3974"/>
+          </w:tcPr>
+          <w:p>
+            <w:pPr>
+              <w:spacing w:after="100" w:before="100"/>
+            </w:pPr>
+            <w:r>
+              <w:rPr>
+                <w:rFonts w:ascii="Times New Roman" w:hAnsi="Times New Roman" w:eastAsia="华文仿宋"/>
+                <w:b w:val="0"/>
+                <w:i w:val="0"/>
+                <w:sz w:val="18"/>
+              </w:rPr>
+              <w:t>Fixed B4 exclusion if conditioned on</w:t>
+            </w:r>
+          </w:p>
+        </w:tc>
+      </w:tr>
+      <w:tr>
+        <w:trPr>
+          <w:cantSplit/>
+        </w:trPr>
+        <w:tc>
+          <w:tcPr>
+            <w:tcW w:type="dxa" w:w="648"/>
+          </w:tcPr>
+          <w:p>
+            <w:pPr>
+              <w:spacing w:after="100" w:before="100"/>
+            </w:pPr>
+            <w:r>
+              <w:rPr>
+                <w:rFonts w:ascii="Times New Roman" w:hAnsi="Times New Roman" w:eastAsia="华文仿宋"/>
+                <w:b w:val="0"/>
+                <w:i w:val="0"/>
+                <w:sz w:val="18"/>
+              </w:rPr>
+              <w:t>C17</w:t>
+            </w:r>
+          </w:p>
+        </w:tc>
+        <w:tc>
+          <w:tcPr>
+            <w:tcW w:type="dxa" w:w="5040"/>
+          </w:tcPr>
+          <w:p>
+            <w:pPr>
+              <w:spacing w:after="100" w:before="100"/>
+            </w:pPr>
+            <w:r>
+              <w:rPr>
+                <w:rFonts w:ascii="Times New Roman" w:hAnsi="Times New Roman" w:eastAsia="华文仿宋"/>
+                <w:b w:val="0"/>
+                <w:i w:val="0"/>
+                <w:sz w:val="18"/>
+              </w:rPr>
+              <w:t>Biological and pharmacological response processes</w:t>
+            </w:r>
+          </w:p>
+        </w:tc>
+        <w:tc>
+          <w:tcPr>
+            <w:tcW w:type="dxa" w:w="3974"/>
+          </w:tcPr>
+          <w:p>
+            <w:pPr>
+              <w:spacing w:after="100" w:before="100"/>
+            </w:pPr>
+            <w:r>
+              <w:rPr>
+                <w:rFonts w:ascii="Times New Roman" w:hAnsi="Times New Roman" w:eastAsia="华文仿宋"/>
+                <w:b w:val="0"/>
+                <w:i w:val="0"/>
+                <w:sz w:val="18"/>
+              </w:rPr>
+              <w:t>Fixed B4 exclusion if conditioned on</w:t>
+            </w:r>
+          </w:p>
+        </w:tc>
+      </w:tr>
+    </w:tbl>
+    <w:p/>
+    <w:p>
+      <w:pPr/>
+      <w:r>
+        <w:rPr>
+          <w:rFonts w:ascii="Times New Roman" w:hAnsi="Times New Roman" w:eastAsia="华文仿宋"/>
+          <w:b w:val="0"/>
+          <w:i w:val="0"/>
+        </w:rPr>
+        <w:t>Outcome ascertainment and study selection are outside this graph and grading specification. Eligibility restrictions, attrition, diagnostic contacts and complete-case selection can therefore remain sources of bias after grading.</w:t>
       </w:r>
     </w:p>
     <w:p>
       <w:pPr>
-        <w:spacing w:after="120"/>
+        <w:pStyle w:val="Heading1"/>
       </w:pPr>
       <w:r>
         <w:rPr>
+          <w:rFonts w:ascii="Times New Roman" w:hAnsi="Times New Roman" w:eastAsia="华文仿宋"/>
+          <w:b w:val="0"/>
+          <w:i w:val="0"/>
+        </w:rPr>
+        <w:t>6 Assess edges and assemble the DAG</w:t>
+      </w:r>
+    </w:p>
+    <w:p>
+      <w:pPr/>
+      <w:r>
+        <w:rPr>
+          <w:rFonts w:ascii="Times New Roman" w:hAnsi="Times New Roman" w:eastAsia="华文仿宋"/>
+          <w:b w:val="0"/>
+          <w:i w:val="0"/>
+        </w:rPr>
+        <w:t>Assess both directions for each node pair against common definitions and evidence. Record temporal compatibility, construct compatibility and support for a direct pathway. Each pair permits at most one Pass under this protocol; unresolved judgments require explicit disposition.</w:t>
+      </w:r>
+    </w:p>
+    <w:p>
+      <w:pPr/>
+      <w:r>
+        <w:rPr>
+          <w:rFonts w:ascii="Times New Roman" w:hAnsi="Times New Roman" w:eastAsia="华文仿宋"/>
+          <w:b w:val="0"/>
+          <w:i w:val="0"/>
+        </w:rPr>
+        <w:t>Separate model judgments, human corrections, accepted candidates and final DAG inclusion. Combining accepted edges can create directed cycles. Record every integration omission and its rationale, preserving the original directional judgments.</w:t>
+      </w:r>
+    </w:p>
+    <w:p>
+      <w:pPr/>
+      <w:r>
+        <w:rPr>
+          <w:rFonts w:ascii="Times New Roman" w:hAnsi="Times New Roman" w:eastAsia="华文仿宋"/>
+          <w:b w:val="0"/>
+          <w:i w:val="0"/>
+        </w:rPr>
+        <w:t>The application assessed 171 pairs, comprising 342 candidate directions, using deepseek-flash, gpt-6.1-sol and gpt-6-astra. Each used high reasoning effort, a fresh context per pair and initial judgment followed by within-model review. The author supplied 63 explicit directional adjudications; 279 directions retained three-model consensus. These decisions yielded 135 Pass edges.</w:t>
+      </w:r>
+    </w:p>
+    <w:p>
+      <w:pPr/>
+      <w:r>
+        <w:rPr>
+          <w:rFonts w:ascii="Times New Roman" w:hAnsi="Times New Roman" w:eastAsia="华文仿宋"/>
+          <w:b w:val="0"/>
+          <w:i w:val="0"/>
+        </w:rPr>
+        <w:t>The initial graph contained ten cycles. Omitting C12→C08, C17→C13 and C14→C15 produced the adopted 132-edge DAG. X→Y was retained as the research hypothesis; its Pass designation did not establish a direct causal effect. Acyclicity and adjustment-set checks describe properties of the supplied assumptions, without empirically validating the arrows.</w:t>
+      </w:r>
+    </w:p>
+    <w:p>
+      <w:pPr/>
+      <w:r>
+        <w:rPr>
+          <w:rFonts w:ascii="Times New Roman" w:hAnsi="Times New Roman" w:eastAsia="华文仿宋"/>
+          <w:b w:val="0"/>
+          <w:i w:val="0"/>
+        </w:rPr>
+      </w:r>
+      <w:r>
+        <w:rPr>
+          <w:rFonts w:ascii="Times New Roman" w:hAnsi="Times New Roman" w:eastAsia="华文仿宋"/>
           <w:b/>
           <w:i w:val="0"/>
         </w:rPr>
-        <w:t xml:space="preserve">What generalises </w:t>
+        <w:t>Causal roles are path-specific.</w:t>
       </w:r>
       <w:r>
         <w:rPr>
+          <w:rFonts w:ascii="Times New Roman" w:hAnsi="Times New Roman" w:eastAsia="华文仿宋"/>
           <w:b w:val="0"/>
           <w:i w:val="0"/>
         </w:rPr>
-        <w:t>is the organising principle, not a fixed list or a fixed count. Place two constructs in the same domain when they share both (i) a bias-generating mechanism, the reason they open a back-door path, and (ii) the means required to close that path, whether design or measurement. The one invariant is to separate the latent or structural common causes, which can be addressed only by design (a sibling or fixed-effects comparison, a negative control, and so on), from the measured common causes that regression can adjust; within the measured set, the partition into mechanism-based domains is itself one reasonable scheme among several.</w:t>
+        <w:t xml:space="preserve"> A collider has both adjacent arrows pointing into it on a specified path. A node can be a collider on one path and a non-collider on another. Assess the complete conditioning set and relevant paths when considering adjustment validity.</w:t>
       </w:r>
     </w:p>
     <w:p>
       <w:pPr>
-        <w:spacing w:after="120"/>
+        <w:pStyle w:val="Heading1"/>
       </w:pPr>
       <w:r>
         <w:rPr>
+          <w:rFonts w:ascii="Times New Roman" w:hAnsi="Times New Roman" w:eastAsia="华文仿宋"/>
           <w:b w:val="0"/>
           <w:i w:val="0"/>
         </w:rPr>
-        <w:t>The content of each domain is problem-specific. In particular, the latent domain is shared familial and genetic liability for a heritable outcome such as the one studied here, but it may instead be a shared environment, a clinic or site, a region, or a secular time trend in other questions, where familial and genetic liability need not appear at all. The archetypes below recur across questions, organised by the control mechanism that generalises.</w:t>
+        <w:t>7 Derive adjustment requirements</w:t>
+      </w:r>
+    </w:p>
+    <w:p>
+      <w:pPr/>
+      <w:r>
+        <w:rPr>
+          <w:rFonts w:ascii="Times New Roman" w:hAnsi="Times New Roman" w:eastAsia="华文仿宋"/>
+          <w:b w:val="0"/>
+          <w:i w:val="0"/>
+        </w:rPr>
+        <w:t>Declare the target effect and enumerate minimal sufficient adjustment sets under the adopted DAG. DAGitty 0.3.4 returned two sets for the total effect in this application. Independent d-separation and single-member deletion checks confirmed sufficiency and minimality for that graph.</w:t>
+      </w:r>
+    </w:p>
+    <w:p>
+      <w:pPr>
+        <w:pStyle w:val="ListBullet"/>
+      </w:pPr>
+      <w:r>
+        <w:rPr>
+          <w:rFonts w:ascii="Times New Roman" w:hAnsi="Times New Roman" w:eastAsia="华文仿宋"/>
+          <w:b w:val="0"/>
+          <w:i w:val="0"/>
+        </w:rPr>
+      </w:r>
+      <w:r>
+        <w:rPr>
+          <w:rFonts w:ascii="Times New Roman" w:hAnsi="Times New Roman" w:eastAsia="华文仿宋"/>
+          <w:b/>
+          <w:i w:val="0"/>
+        </w:rPr>
+        <w:t>Set A:</w:t>
+      </w:r>
+      <w:r>
+        <w:rPr>
+          <w:rFonts w:ascii="Times New Roman" w:hAnsi="Times New Roman" w:eastAsia="华文仿宋"/>
+          <w:b w:val="0"/>
+          <w:i w:val="0"/>
+        </w:rPr>
+        <w:t xml:space="preserve"> C01, C02, C03, C04, C05, C06, C07, C10, C11.</w:t>
+      </w:r>
+    </w:p>
+    <w:p>
+      <w:pPr>
+        <w:pStyle w:val="ListBullet"/>
+      </w:pPr>
+      <w:r>
+        <w:rPr>
+          <w:rFonts w:ascii="Times New Roman" w:hAnsi="Times New Roman" w:eastAsia="华文仿宋"/>
+          <w:b w:val="0"/>
+          <w:i w:val="0"/>
+        </w:rPr>
+      </w:r>
+      <w:r>
+        <w:rPr>
+          <w:rFonts w:ascii="Times New Roman" w:hAnsi="Times New Roman" w:eastAsia="华文仿宋"/>
+          <w:b/>
+          <w:i w:val="0"/>
+        </w:rPr>
+        <w:t>Set B:</w:t>
+      </w:r>
+      <w:r>
+        <w:rPr>
+          <w:rFonts w:ascii="Times New Roman" w:hAnsi="Times New Roman" w:eastAsia="华文仿宋"/>
+          <w:b w:val="0"/>
+          <w:i w:val="0"/>
+        </w:rPr>
+        <w:t xml:space="preserve"> C01, C02, C03, C04, C05, C06, C07, C09, C11, C12, C13.</w:t>
+      </w:r>
+    </w:p>
+    <w:p>
+      <w:pPr/>
+      <w:r>
+        <w:rPr>
+          <w:rFonts w:ascii="Times New Roman" w:hAnsi="Times New Roman" w:eastAsia="华文仿宋"/>
+          <w:b w:val="0"/>
+          <w:i w:val="0"/>
+        </w:rPr>
+        <w:t>The sets share eight constructs. Set A additionally requires C10; set B additionally requires C09, C12 and qualifying C13. Complete coverage must occur within the same model, outcome and exposure window. Incomplete fragments from different sets or models cannot be combined.</w:t>
+      </w:r>
+    </w:p>
+    <w:p>
+      <w:pPr/>
+      <w:r>
+        <w:rPr>
+          <w:rFonts w:ascii="Times New Roman" w:hAnsi="Times New Roman" w:eastAsia="华文仿宋"/>
+          <w:b w:val="0"/>
+          <w:i w:val="0"/>
+        </w:rPr>
+      </w:r>
+      <w:r>
+        <w:rPr>
+          <w:rFonts w:ascii="Times New Roman" w:hAnsi="Times New Roman" w:eastAsia="华文仿宋"/>
+          <w:b/>
+          <w:i w:val="0"/>
+        </w:rPr>
+        <w:t>C10 timing.</w:t>
+      </w:r>
+      <w:r>
+        <w:rPr>
+          <w:rFonts w:ascii="Times New Roman" w:hAnsi="Times New Roman" w:eastAsia="华文仿宋"/>
+          <w:b w:val="0"/>
+          <w:i w:val="0"/>
+        </w:rPr>
+        <w:t xml:space="preserve"> Only actual maternal healthcare contacts before target exposure qualify. Care propensity, access and offspring diagnostic contacts are distinct. Pregnancy-wide utilisation alone does not establish pre-exposure coverage.</w:t>
+      </w:r>
+    </w:p>
+    <w:p>
+      <w:pPr/>
+      <w:r>
+        <w:rPr>
+          <w:rFonts w:ascii="Times New Roman" w:hAnsi="Times New Roman" w:eastAsia="华文仿宋"/>
+          <w:b w:val="0"/>
+          <w:i w:val="0"/>
+        </w:rPr>
+      </w:r>
+      <w:r>
+        <w:rPr>
+          <w:rFonts w:ascii="Times New Roman" w:hAnsi="Times New Roman" w:eastAsia="华文仿宋"/>
+          <w:b/>
+          <w:i w:val="0"/>
+        </w:rPr>
+        <w:t>C13 timing.</w:t>
+      </w:r>
+      <w:r>
+        <w:rPr>
+          <w:rFonts w:ascii="Times New Roman" w:hAnsi="Times New Roman" w:eastAsia="华文仿宋"/>
+          <w:b w:val="0"/>
+          <w:i w:val="0"/>
+        </w:rPr>
+        <w:t xml:space="preserve"> Set B requires a controlled obstetric condition documented before the selected exposure window and compatible with the graph's antecedent component. The condition must not result from earlier target exposure. Gestational age at birth, birthweight, delivery mode and neonatal outcomes do not qualify. Pregnancy-wide complications without onset ordering remain Unclear. Biomarker collection at delivery does not establish when prenatal exposure began.</w:t>
+      </w:r>
+    </w:p>
+    <w:p>
+      <w:pPr/>
+      <w:r>
+        <w:rPr>
+          <w:rFonts w:ascii="Times New Roman" w:hAnsi="Times New Roman" w:eastAsia="华文仿宋"/>
+          <w:b w:val="0"/>
+          <w:i w:val="0"/>
+        </w:rPr>
+        <w:t>Formal enumeration retains set B under this antecedent interpretation. The broad C13 label is not a jointly measured baseline variable. Complete construct coverage also does not establish that every additional covariate in the actual model is valid.</w:t>
+      </w:r>
+    </w:p>
+    <w:p>
+      <w:pPr>
+        <w:pStyle w:val="Heading1"/>
+      </w:pPr>
+      <w:r>
+        <w:rPr>
+          <w:rFonts w:ascii="Times New Roman" w:hAnsi="Times New Roman" w:eastAsia="华文仿宋"/>
+          <w:b w:val="0"/>
+          <w:i w:val="0"/>
+        </w:rPr>
+        <w:t>8 Define domains and apply the B4 screen</w:t>
+      </w:r>
+    </w:p>
+    <w:p>
+      <w:pPr/>
+      <w:r>
+        <w:rPr>
+          <w:rFonts w:ascii="Times New Roman" w:hAnsi="Times New Roman" w:eastAsia="华文仿宋"/>
+          <w:b w:val="0"/>
+          <w:i w:val="0"/>
+        </w:rPr>
+        <w:t>Define domain membership and thresholds before comparing pooled results. For a new question, derive these from its constructs and graph. This application uses three reference domains and a separate fixed exclusion rule.</w:t>
       </w:r>
     </w:p>
     <w:tbl>
       <w:tblPr>
-        <w:tblStyle w:val="TableGrid"/>
         <w:tblW w:type="auto" w:w="0"/>
+        <w:tblLayout w:type="fixed"/>
         <w:tblLook w:firstColumn="1" w:firstRow="1" w:lastColumn="0" w:lastRow="0" w:noHBand="0" w:noVBand="1" w:val="04A0"/>
       </w:tblPr>
       <w:tblGrid>
-        <w:gridCol w:w="2160"/>
-        <w:gridCol w:w="2160"/>
-        <w:gridCol w:w="2160"/>
-        <w:gridCol w:w="2160"/>
+        <w:gridCol w:w="1800"/>
+        <w:gridCol w:w="2664"/>
+        <w:gridCol w:w="3600"/>
+        <w:gridCol w:w="1598"/>
       </w:tblGrid>
       <w:tr>
+        <w:trPr>
+          <w:cantSplit/>
+          <w:tblHeader/>
+        </w:trPr>
         <w:tc>
           <w:tcPr>
-            <w:tcW w:type="dxa" w:w="2304"/>
-            <w:shd w:val="clear" w:color="auto" w:fill="F2F2F2"/>
+            <w:tcW w:type="dxa" w:w="1800"/>
+            <w:shd w:fill="EAF0F5"/>
           </w:tcPr>
           <w:p>
-            <w:r/>
+            <w:pPr>
+              <w:spacing w:after="100" w:before="100"/>
+            </w:pPr>
             <w:r>
               <w:rPr>
+                <w:rFonts w:ascii="Times New Roman" w:hAnsi="Times New Roman" w:eastAsia="华文仿宋"/>
                 <w:b/>
-                <w:sz w:val="19"/>
+                <w:i w:val="0"/>
+                <w:sz w:val="18"/>
               </w:rPr>
-              <w:t>Domain archetype</w:t>
+              <w:t>Domain</w:t>
+            </w:r>
+          </w:p>
+        </w:tc>
+        <w:tc>
+          <w:tcPr>
+            <w:tcW w:type="dxa" w:w="2664"/>
+            <w:shd w:fill="EAF0F5"/>
+          </w:tcPr>
+          <w:p>
+            <w:pPr>
+              <w:spacing w:after="100" w:before="100"/>
+            </w:pPr>
+            <w:r>
+              <w:rPr>
+                <w:rFonts w:ascii="Times New Roman" w:hAnsi="Times New Roman" w:eastAsia="华文仿宋"/>
+                <w:b/>
+                <w:i w:val="0"/>
+                <w:sz w:val="18"/>
+              </w:rPr>
+              <w:t>Strong</w:t>
             </w:r>
           </w:p>
         </w:tc>
         <w:tc>
           <w:tcPr>
             <w:tcW w:type="dxa" w:w="3600"/>
-            <w:shd w:val="clear" w:color="auto" w:fill="F2F2F2"/>
+            <w:shd w:fill="EAF0F5"/>
           </w:tcPr>
           <w:p>
-            <w:r/>
+            <w:pPr>
+              <w:spacing w:after="100" w:before="100"/>
+            </w:pPr>
             <w:r>
               <w:rPr>
+                <w:rFonts w:ascii="Times New Roman" w:hAnsi="Times New Roman" w:eastAsia="华文仿宋"/>
                 <w:b/>
-                <w:sz w:val="19"/>
+                <w:i w:val="0"/>
+                <w:sz w:val="18"/>
               </w:rPr>
-              <w:t>What it captures (content is problem-specific)</w:t>
+              <w:t>Moderate</w:t>
             </w:r>
           </w:p>
         </w:tc>
         <w:tc>
           <w:tcPr>
-            <w:tcW w:type="dxa" w:w="2592"/>
-            <w:shd w:val="clear" w:color="auto" w:fill="F2F2F2"/>
+            <w:tcW w:type="dxa" w:w="1598"/>
+            <w:shd w:fill="EAF0F5"/>
           </w:tcPr>
           <w:p>
-            <w:r/>
+            <w:pPr>
+              <w:spacing w:after="100" w:before="100"/>
+            </w:pPr>
             <w:r>
               <w:rPr>
+                <w:rFonts w:ascii="Times New Roman" w:hAnsi="Times New Roman" w:eastAsia="华文仿宋"/>
                 <w:b/>
-                <w:sz w:val="19"/>
+                <w:i w:val="0"/>
+                <w:sz w:val="18"/>
               </w:rPr>
-              <w:t>How it is closed</w:t>
+              <w:t>Weak</w:t>
+            </w:r>
+          </w:p>
+        </w:tc>
+      </w:tr>
+      <w:tr>
+        <w:trPr>
+          <w:cantSplit/>
+        </w:trPr>
+        <w:tc>
+          <w:tcPr>
+            <w:tcW w:type="dxa" w:w="1800"/>
+          </w:tcPr>
+          <w:p>
+            <w:pPr>
+              <w:spacing w:after="100" w:before="100"/>
+            </w:pPr>
+            <w:r>
+              <w:rPr>
+                <w:rFonts w:ascii="Times New Roman" w:hAnsi="Times New Roman" w:eastAsia="华文仿宋"/>
+                <w:b w:val="0"/>
+                <w:i w:val="0"/>
+                <w:sz w:val="18"/>
+              </w:rPr>
+              <w:t>B1 Familial/genetic liability</w:t>
             </w:r>
           </w:p>
         </w:tc>
         <w:tc>
           <w:tcPr>
-            <w:tcW w:type="dxa" w:w="1440"/>
-            <w:shd w:val="clear" w:color="auto" w:fill="F2F2F2"/>
+            <w:tcW w:type="dxa" w:w="2664"/>
           </w:tcPr>
           <w:p>
-            <w:r/>
+            <w:pPr>
+              <w:spacing w:after="100" w:before="100"/>
+            </w:pPr>
             <w:r>
               <w:rPr>
-                <w:b/>
-                <w:sz w:val="19"/>
+                <w:rFonts w:ascii="Times New Roman" w:hAnsi="Times New Roman" w:eastAsia="华文仿宋"/>
+                <w:b w:val="0"/>
+                <w:i w:val="0"/>
+                <w:sz w:val="18"/>
               </w:rPr>
-              <w:t>Control</w:t>
-            </w:r>
-          </w:p>
-        </w:tc>
-      </w:tr>
-      <w:tr>
-        <w:tc>
-          <w:tcPr>
-            <w:tcW w:type="dxa" w:w="2304"/>
-          </w:tcPr>
-          <w:p>
-            <w:r/>
-            <w:r>
-              <w:rPr>
-                <w:sz w:val="19"/>
-              </w:rPr>
-              <w:t>Latent or structural common cause</w:t>
+              <w:t>C01 and C05 covered</w:t>
             </w:r>
           </w:p>
         </w:tc>
@@ -2141,56 +2186,79 @@
             <w:tcW w:type="dxa" w:w="3600"/>
           </w:tcPr>
           <w:p>
-            <w:r/>
+            <w:pPr>
+              <w:spacing w:after="100" w:before="100"/>
+            </w:pPr>
             <w:r>
               <w:rPr>
-                <w:sz w:val="19"/>
+                <w:rFonts w:ascii="Times New Roman" w:hAnsi="Times New Roman" w:eastAsia="华文仿宋"/>
+                <w:b w:val="0"/>
+                <w:i w:val="0"/>
+                <w:sz w:val="18"/>
               </w:rPr>
-              <w:t>Unmeasured shared causes regression cannot reach, e.g. familial or genetic liability (heritable outcomes), shared environment, clinic, site or region, or secular time trend</w:t>
+              <w:t>Either one covered</w:t>
             </w:r>
           </w:p>
         </w:tc>
         <w:tc>
           <w:tcPr>
-            <w:tcW w:type="dxa" w:w="2592"/>
+            <w:tcW w:type="dxa" w:w="1598"/>
           </w:tcPr>
           <w:p>
-            <w:r/>
+            <w:pPr>
+              <w:spacing w:after="100" w:before="100"/>
+            </w:pPr>
             <w:r>
               <w:rPr>
-                <w:sz w:val="19"/>
+                <w:rFonts w:ascii="Times New Roman" w:hAnsi="Times New Roman" w:eastAsia="华文仿宋"/>
+                <w:b w:val="0"/>
+                <w:i w:val="0"/>
+                <w:sz w:val="18"/>
               </w:rPr>
-              <w:t>Differenced out by design (sibling, twin, family or unit fixed effects, negative-control)</w:t>
+              <w:t>Neither covered</w:t>
+            </w:r>
+          </w:p>
+        </w:tc>
+      </w:tr>
+      <w:tr>
+        <w:trPr>
+          <w:cantSplit/>
+        </w:trPr>
+        <w:tc>
+          <w:tcPr>
+            <w:tcW w:type="dxa" w:w="1800"/>
+          </w:tcPr>
+          <w:p>
+            <w:pPr>
+              <w:spacing w:after="100" w:before="100"/>
+            </w:pPr>
+            <w:r>
+              <w:rPr>
+                <w:rFonts w:ascii="Times New Roman" w:hAnsi="Times New Roman" w:eastAsia="华文仿宋"/>
+                <w:b w:val="0"/>
+                <w:i w:val="0"/>
+                <w:sz w:val="18"/>
+              </w:rPr>
+              <w:t>B2 Indication/maternal health</w:t>
             </w:r>
           </w:p>
         </w:tc>
         <w:tc>
           <w:tcPr>
-            <w:tcW w:type="dxa" w:w="1440"/>
+            <w:tcW w:type="dxa" w:w="2664"/>
           </w:tcPr>
           <w:p>
-            <w:r/>
+            <w:pPr>
+              <w:spacing w:after="100" w:before="100"/>
+            </w:pPr>
             <w:r>
               <w:rPr>
-                <w:sz w:val="19"/>
+                <w:rFonts w:ascii="Times New Roman" w:hAnsi="Times New Roman" w:eastAsia="华文仿宋"/>
+                <w:b w:val="0"/>
+                <w:i w:val="0"/>
+                <w:sz w:val="18"/>
               </w:rPr>
-              <w:t>Design</w:t>
-            </w:r>
-          </w:p>
-        </w:tc>
-      </w:tr>
-      <w:tr>
-        <w:tc>
-          <w:tcPr>
-            <w:tcW w:type="dxa" w:w="2304"/>
-          </w:tcPr>
-          <w:p>
-            <w:r/>
-            <w:r>
-              <w:rPr>
-                <w:sz w:val="19"/>
-              </w:rPr>
-              <w:t>Drivers of exposure assignment</w:t>
+              <w:t>C06, C07, C10 and C11 covered</w:t>
             </w:r>
           </w:p>
         </w:tc>
@@ -2199,56 +2267,79 @@
             <w:tcW w:type="dxa" w:w="3600"/>
           </w:tcPr>
           <w:p>
-            <w:r/>
+            <w:pPr>
+              <w:spacing w:after="100" w:before="100"/>
+            </w:pPr>
             <w:r>
               <w:rPr>
-                <w:sz w:val="19"/>
+                <w:rFonts w:ascii="Times New Roman" w:hAnsi="Times New Roman" w:eastAsia="华文仿宋"/>
+                <w:b w:val="0"/>
+                <w:i w:val="0"/>
+                <w:sz w:val="18"/>
               </w:rPr>
-              <w:t>Why the exposure occurs: clinical indication, channeling, provider behaviour, selection into exposure, reverse-causation drivers</w:t>
+              <w:t>At least one, without all four</w:t>
             </w:r>
           </w:p>
         </w:tc>
         <w:tc>
           <w:tcPr>
-            <w:tcW w:type="dxa" w:w="2592"/>
+            <w:tcW w:type="dxa" w:w="1598"/>
           </w:tcPr>
           <w:p>
-            <w:r/>
+            <w:pPr>
+              <w:spacing w:after="100" w:before="100"/>
+            </w:pPr>
             <w:r>
               <w:rPr>
-                <w:sz w:val="19"/>
+                <w:rFonts w:ascii="Times New Roman" w:hAnsi="Times New Roman" w:eastAsia="华文仿宋"/>
+                <w:b w:val="0"/>
+                <w:i w:val="0"/>
+                <w:sz w:val="18"/>
               </w:rPr>
-              <w:t>Measured and adjusted</w:t>
+              <w:t>None covered</w:t>
+            </w:r>
+          </w:p>
+        </w:tc>
+      </w:tr>
+      <w:tr>
+        <w:trPr>
+          <w:cantSplit/>
+        </w:trPr>
+        <w:tc>
+          <w:tcPr>
+            <w:tcW w:type="dxa" w:w="1800"/>
+          </w:tcPr>
+          <w:p>
+            <w:pPr>
+              <w:spacing w:after="100" w:before="100"/>
+            </w:pPr>
+            <w:r>
+              <w:rPr>
+                <w:rFonts w:ascii="Times New Roman" w:hAnsi="Times New Roman" w:eastAsia="华文仿宋"/>
+                <w:b w:val="0"/>
+                <w:i w:val="0"/>
+                <w:sz w:val="18"/>
+              </w:rPr>
+              <w:t>B3 Social-behavioural context</w:t>
             </w:r>
           </w:p>
         </w:tc>
         <w:tc>
           <w:tcPr>
-            <w:tcW w:type="dxa" w:w="1440"/>
+            <w:tcW w:type="dxa" w:w="2664"/>
           </w:tcPr>
           <w:p>
-            <w:r/>
+            <w:pPr>
+              <w:spacing w:after="100" w:before="100"/>
+            </w:pPr>
             <w:r>
               <w:rPr>
-                <w:sz w:val="19"/>
+                <w:rFonts w:ascii="Times New Roman" w:hAnsi="Times New Roman" w:eastAsia="华文仿宋"/>
+                <w:b w:val="0"/>
+                <w:i w:val="0"/>
+                <w:sz w:val="18"/>
               </w:rPr>
-              <w:t>Measurement</w:t>
-            </w:r>
-          </w:p>
-        </w:tc>
-      </w:tr>
-      <w:tr>
-        <w:tc>
-          <w:tcPr>
-            <w:tcW w:type="dxa" w:w="2304"/>
-          </w:tcPr>
-          <w:p>
-            <w:r/>
-            <w:r>
-              <w:rPr>
-                <w:sz w:val="19"/>
-              </w:rPr>
-              <w:t>Background context</w:t>
+              <w:t>C02, C03 and C04 covered</w:t>
             </w:r>
           </w:p>
         </w:tc>
@@ -2257,67 +2348,77 @@
             <w:tcW w:type="dxa" w:w="3600"/>
           </w:tcPr>
           <w:p>
-            <w:r/>
+            <w:pPr>
+              <w:spacing w:after="100" w:before="100"/>
+            </w:pPr>
             <w:r>
               <w:rPr>
-                <w:sz w:val="19"/>
+                <w:rFonts w:ascii="Times New Roman" w:hAnsi="Times New Roman" w:eastAsia="华文仿宋"/>
+                <w:b w:val="0"/>
+                <w:i w:val="0"/>
+                <w:sz w:val="18"/>
               </w:rPr>
-              <w:t>Broad observed background: socioeconomic position, demographics, lifestyle, psychosocial factors</w:t>
+              <w:t>Any of C02, C03, C04, C09 or C12, without all three required constructs</w:t>
             </w:r>
           </w:p>
         </w:tc>
         <w:tc>
           <w:tcPr>
-            <w:tcW w:type="dxa" w:w="2592"/>
+            <w:tcW w:type="dxa" w:w="1598"/>
           </w:tcPr>
           <w:p>
-            <w:r/>
+            <w:pPr>
+              <w:spacing w:after="100" w:before="100"/>
+            </w:pPr>
             <w:r>
               <w:rPr>
-                <w:sz w:val="19"/>
+                <w:rFonts w:ascii="Times New Roman" w:hAnsi="Times New Roman" w:eastAsia="华文仿宋"/>
+                <w:b w:val="0"/>
+                <w:i w:val="0"/>
+                <w:sz w:val="18"/>
               </w:rPr>
-              <w:t>Measured and adjusted with standard regression</w:t>
-            </w:r>
-          </w:p>
-        </w:tc>
-        <w:tc>
-          <w:tcPr>
-            <w:tcW w:type="dxa" w:w="1440"/>
-          </w:tcPr>
-          <w:p>
-            <w:r/>
-            <w:r>
-              <w:rPr>
-                <w:sz w:val="19"/>
-              </w:rPr>
-              <w:t>Measurement</w:t>
+              <w:t>None covered</w:t>
             </w:r>
           </w:p>
         </w:tc>
       </w:tr>
     </w:tbl>
+    <w:p/>
     <w:p>
-      <w:pPr>
-        <w:spacing w:after="40"/>
-      </w:pPr>
-    </w:p>
-    <w:p>
-      <w:pPr>
-        <w:spacing w:after="120"/>
-      </w:pPr>
+      <w:pPr/>
       <w:r>
         <w:rPr>
+          <w:rFonts w:ascii="Times New Roman" w:hAnsi="Times New Roman" w:eastAsia="华文仿宋"/>
+          <w:b w:val="0"/>
+          <w:i w:val="0"/>
+        </w:rPr>
+      </w:r>
+      <w:r>
+        <w:rPr>
+          <w:rFonts w:ascii="Times New Roman" w:hAnsi="Times New Roman" w:eastAsia="华文仿宋"/>
           <w:b/>
           <w:i w:val="0"/>
         </w:rPr>
-        <w:t xml:space="preserve">Not a required count. </w:t>
+        <w:t>B4 exclusion.</w:t>
       </w:r>
       <w:r>
         <w:rPr>
+          <w:rFonts w:ascii="Times New Roman" w:hAnsi="Times New Roman" w:eastAsia="华文仿宋"/>
           <w:b w:val="0"/>
           <w:i w:val="0"/>
         </w:rPr>
-        <w:t>These three rows are a common pattern, not a fixed number: a question may use as few as two domains (latent versus measured) or more. The instantiation used in this study (B1 familial/genetic liability, B2 clinical indication and maternal health, B3 social-behavioural context) is one scheme among several.</w:t>
+        <w:t xml:space="preserve"> Exclude the selected estimate when its model actually conditions on C14, C16 or C17 through adjustment, stratification, matching, weighting or restriction. Measurement or discussion alone does not trigger exclusion. A variable used as the selected outcome belongs to Y, rather than automatically constituting a conditioned C16 variable.</w:t>
+      </w:r>
+    </w:p>
+    <w:p>
+      <w:pPr/>
+      <w:r>
+        <w:rPr>
+          <w:rFonts w:ascii="Times New Roman" w:hAnsi="Times New Roman" w:eastAsia="华文仿宋"/>
+          <w:b w:val="0"/>
+          <w:i w:val="0"/>
+        </w:rPr>
+        <w:t>B4 is a restricted operational policy. Other post-exposure variables do not automatically trigger this fixed exclusion, but can still introduce bias. Retention does not certify absence of collider bias, overadjustment or selection bias.</w:t>
       </w:r>
     </w:p>
     <w:p>
@@ -2326,389 +2427,534 @@
       </w:pPr>
       <w:r>
         <w:rPr>
-          <w:color w:val="000000"/>
+          <w:rFonts w:ascii="Times New Roman" w:hAnsi="Times New Roman" w:eastAsia="华文仿宋"/>
+          <w:b w:val="0"/>
+          <w:i w:val="0"/>
         </w:rPr>
-        <w:t>5. Stage 5: Scoring confounding control</w:t>
+        <w:t>9 Assign domain and overall grades</w:t>
+      </w:r>
+    </w:p>
+    <w:p>
+      <w:pPr/>
+      <w:r>
+        <w:rPr>
+          <w:rFonts w:ascii="Times New Roman" w:hAnsi="Times New Roman" w:eastAsia="华文仿宋"/>
+          <w:b w:val="0"/>
+          <w:i w:val="0"/>
+        </w:rPr>
+        <w:t>After B4, apply domain rules to the recorded coverage. Verified within-family identification or representative genetic or family-history controls can contribute to B1 under explicit assumptions. These controls do not establish complete genetic control.</w:t>
+      </w:r>
+    </w:p>
+    <w:p>
+      <w:pPr/>
+      <w:r>
+        <w:rPr>
+          <w:rFonts w:ascii="Times New Roman" w:hAnsi="Times New Roman" w:eastAsia="华文仿宋"/>
+          <w:b w:val="0"/>
+          <w:i w:val="0"/>
+        </w:rPr>
+        <w:t>Apply the overall decision in this order:</w:t>
       </w:r>
     </w:p>
     <w:p>
       <w:pPr>
-        <w:spacing w:after="120"/>
+        <w:ind w:left="288" w:hanging="288"/>
       </w:pPr>
       <w:r>
         <w:rPr>
-          <w:b/>
-          <w:i w:val="0"/>
-        </w:rPr>
-        <w:t xml:space="preserve">Goal. </w:t>
-      </w:r>
-      <w:r>
-        <w:rPr>
+          <w:rFonts w:ascii="Times New Roman" w:hAnsi="Times New Roman" w:eastAsia="华文仿宋"/>
           <w:b w:val="0"/>
           <w:i w:val="0"/>
         </w:rPr>
-        <w:t>Rate each estimate's control as Strong, Moderate, or Weak within every domain, then aggregate to an overall rating. A rating reflects how many of a domain's back-door pathways are closed, not a raw variable count, and a construct counts as closed when any adequate proxy is adjusted.</w:t>
+        <w:t>1. If the selected model completely covers set A or set B, assign Overall Strong.</w:t>
       </w:r>
     </w:p>
     <w:p>
       <w:pPr>
-        <w:pStyle w:val="Heading2"/>
+        <w:ind w:left="288" w:hanging="288"/>
       </w:pPr>
       <w:r>
         <w:rPr>
-          <w:color w:val="000000"/>
+          <w:rFonts w:ascii="Times New Roman" w:hAnsi="Times New Roman" w:eastAsia="华文仿宋"/>
+          <w:b w:val="0"/>
+          <w:i w:val="0"/>
         </w:rPr>
-        <w:t>5.1 Measurement-controllable domains (count-based)</w:t>
+        <w:t>2. If neither set is complete and any reference domain is Weak, assign Overall Weak.</w:t>
       </w:r>
     </w:p>
     <w:p>
       <w:pPr>
-        <w:spacing w:after="120"/>
+        <w:ind w:left="288" w:hanging="288"/>
       </w:pPr>
       <w:r>
         <w:rPr>
+          <w:rFonts w:ascii="Times New Roman" w:hAnsi="Times New Roman" w:eastAsia="华文仿宋"/>
           <w:b w:val="0"/>
           <w:i w:val="0"/>
         </w:rPr>
-        <w:t>Within a measured domain, count the constructs controlled and map the count to a level using a pre-specified threshold. A general default is a majority rule, Strong at roughly half or more of the domain's constructs; the analysis reported in the main text used at least three of five for the indication domain and at least four of eight for the contextual domain.</w:t>
+        <w:t>3. Otherwise, assign Overall Moderate.</w:t>
+      </w:r>
+    </w:p>
+    <w:p>
+      <w:pPr/>
+      <w:r>
+        <w:rPr>
+          <w:rFonts w:ascii="Times New Roman" w:hAnsi="Times New Roman" w:eastAsia="华文仿宋"/>
+          <w:b w:val="0"/>
+          <w:i w:val="0"/>
+        </w:rPr>
+        <w:t>Domain grades retain set A as their fixed reference. Complete set B can therefore give Overall Strong with B2 Moderate. The earlier weakest-domain rule alone is insufficient for this version.</w:t>
+      </w:r>
+    </w:p>
+    <w:p>
+      <w:pPr/>
+      <w:r>
+        <w:rPr>
+          <w:rFonts w:ascii="Times New Roman" w:hAnsi="Times New Roman" w:eastAsia="华文仿宋"/>
+          <w:b w:val="0"/>
+          <w:i w:val="0"/>
+        </w:rPr>
+      </w:r>
+      <w:r>
+        <w:rPr>
+          <w:rFonts w:ascii="Times New Roman" w:hAnsi="Times New Roman" w:eastAsia="华文仿宋"/>
+          <w:b/>
+          <w:i w:val="0"/>
+        </w:rPr>
+        <w:t>Uncertain inputs.</w:t>
+      </w:r>
+      <w:r>
+        <w:rPr>
+          <w:rFonts w:ascii="Times New Roman" w:hAnsi="Times New Roman" w:eastAsia="华文仿宋"/>
+          <w:b w:val="0"/>
+          <w:i w:val="0"/>
+        </w:rPr>
+        <w:t xml:space="preserve"> Recalculate under every admissible Yes/No assignment. Assign a grade only when all assignments produce the same result; otherwise retain pending verification. Apply the same principle to uncertain B4 disposition.</w:t>
+      </w:r>
+    </w:p>
+    <w:p>
+      <w:pPr/>
+      <w:r>
+        <w:rPr>
+          <w:rFonts w:ascii="Times New Roman" w:hAnsi="Times New Roman" w:eastAsia="华文仿宋"/>
+          <w:b w:val="0"/>
+          <w:i w:val="0"/>
+        </w:rPr>
+      </w:r>
+      <w:r>
+        <w:rPr>
+          <w:rFonts w:ascii="Times New Roman" w:hAnsi="Times New Roman" w:eastAsia="华文仿宋"/>
+          <w:b/>
+          <w:i w:val="0"/>
+        </w:rPr>
+        <w:t>Illustrative rule checks, not study findings:</w:t>
+      </w:r>
+      <w:r>
+        <w:rPr>
+          <w:rFonts w:ascii="Times New Roman" w:hAnsi="Times New Roman" w:eastAsia="华文仿宋"/>
+          <w:b w:val="0"/>
+          <w:i w:val="0"/>
+        </w:rPr>
       </w:r>
     </w:p>
     <w:tbl>
       <w:tblPr>
-        <w:tblStyle w:val="TableGrid"/>
         <w:tblW w:type="auto" w:w="0"/>
+        <w:tblLayout w:type="fixed"/>
         <w:tblLook w:firstColumn="1" w:firstRow="1" w:lastColumn="0" w:lastRow="0" w:noHBand="0" w:noVBand="1" w:val="04A0"/>
       </w:tblPr>
       <w:tblGrid>
-        <w:gridCol w:w="4320"/>
-        <w:gridCol w:w="4320"/>
+        <w:gridCol w:w="4824"/>
+        <w:gridCol w:w="2448"/>
+        <w:gridCol w:w="2390"/>
       </w:tblGrid>
       <w:tr>
+        <w:trPr>
+          <w:cantSplit/>
+          <w:tblHeader/>
+        </w:trPr>
         <w:tc>
           <w:tcPr>
-            <w:tcW w:type="dxa" w:w="1584"/>
-            <w:shd w:val="clear" w:color="auto" w:fill="F2F2F2"/>
+            <w:tcW w:type="dxa" w:w="4824"/>
+            <w:shd w:fill="EAF0F5"/>
           </w:tcPr>
           <w:p>
-            <w:r/>
+            <w:pPr>
+              <w:spacing w:after="100" w:before="100"/>
+            </w:pPr>
             <w:r>
               <w:rPr>
+                <w:rFonts w:ascii="Times New Roman" w:hAnsi="Times New Roman" w:eastAsia="华文仿宋"/>
                 <w:b/>
-                <w:sz w:val="19"/>
+                <w:i w:val="0"/>
+                <w:sz w:val="18"/>
               </w:rPr>
-              <w:t>Level</w:t>
+              <w:t>Coverage or conditioning</w:t>
             </w:r>
           </w:p>
         </w:tc>
         <w:tc>
           <w:tcPr>
-            <w:tcW w:type="dxa" w:w="7488"/>
-            <w:shd w:val="clear" w:color="auto" w:fill="F2F2F2"/>
+            <w:tcW w:type="dxa" w:w="2448"/>
+            <w:shd w:fill="EAF0F5"/>
           </w:tcPr>
           <w:p>
-            <w:r/>
+            <w:pPr>
+              <w:spacing w:after="100" w:before="100"/>
+            </w:pPr>
             <w:r>
               <w:rPr>
+                <w:rFonts w:ascii="Times New Roman" w:hAnsi="Times New Roman" w:eastAsia="华文仿宋"/>
                 <w:b/>
-                <w:sz w:val="19"/>
+                <w:i w:val="0"/>
+                <w:sz w:val="18"/>
               </w:rPr>
-              <w:t>Rule for a count-based domain of K constructs</w:t>
+              <w:t>B1 / B2 / B3</w:t>
+            </w:r>
+          </w:p>
+        </w:tc>
+        <w:tc>
+          <w:tcPr>
+            <w:tcW w:type="dxa" w:w="2390"/>
+            <w:shd w:fill="EAF0F5"/>
+          </w:tcPr>
+          <w:p>
+            <w:pPr>
+              <w:spacing w:after="100" w:before="100"/>
+            </w:pPr>
+            <w:r>
+              <w:rPr>
+                <w:rFonts w:ascii="Times New Roman" w:hAnsi="Times New Roman" w:eastAsia="华文仿宋"/>
+                <w:b/>
+                <w:i w:val="0"/>
+                <w:sz w:val="18"/>
+              </w:rPr>
+              <w:t>Overall disposition</w:t>
             </w:r>
           </w:p>
         </w:tc>
       </w:tr>
       <w:tr>
+        <w:trPr>
+          <w:cantSplit/>
+        </w:trPr>
         <w:tc>
           <w:tcPr>
-            <w:tcW w:type="dxa" w:w="1584"/>
+            <w:tcW w:type="dxa" w:w="4824"/>
           </w:tcPr>
           <w:p>
-            <w:r/>
+            <w:pPr>
+              <w:spacing w:after="100" w:before="100"/>
+            </w:pPr>
             <w:r>
               <w:rPr>
-                <w:sz w:val="19"/>
+                <w:rFonts w:ascii="Times New Roman" w:hAnsi="Times New Roman" w:eastAsia="华文仿宋"/>
+                <w:b w:val="0"/>
+                <w:i w:val="0"/>
+                <w:sz w:val="18"/>
+              </w:rPr>
+              <w:t>Complete A; no B4 trigger</w:t>
+            </w:r>
+          </w:p>
+        </w:tc>
+        <w:tc>
+          <w:tcPr>
+            <w:tcW w:type="dxa" w:w="2448"/>
+          </w:tcPr>
+          <w:p>
+            <w:pPr>
+              <w:spacing w:after="100" w:before="100"/>
+            </w:pPr>
+            <w:r>
+              <w:rPr>
+                <w:rFonts w:ascii="Times New Roman" w:hAnsi="Times New Roman" w:eastAsia="华文仿宋"/>
+                <w:b w:val="0"/>
+                <w:i w:val="0"/>
+                <w:sz w:val="18"/>
+              </w:rPr>
+              <w:t>Strong / Strong / Strong</w:t>
+            </w:r>
+          </w:p>
+        </w:tc>
+        <w:tc>
+          <w:tcPr>
+            <w:tcW w:type="dxa" w:w="2390"/>
+          </w:tcPr>
+          <w:p>
+            <w:pPr>
+              <w:spacing w:after="100" w:before="100"/>
+            </w:pPr>
+            <w:r>
+              <w:rPr>
+                <w:rFonts w:ascii="Times New Roman" w:hAnsi="Times New Roman" w:eastAsia="华文仿宋"/>
+                <w:b w:val="0"/>
+                <w:i w:val="0"/>
+                <w:sz w:val="18"/>
               </w:rPr>
               <w:t>Strong</w:t>
             </w:r>
           </w:p>
         </w:tc>
+      </w:tr>
+      <w:tr>
+        <w:trPr>
+          <w:cantSplit/>
+        </w:trPr>
         <w:tc>
           <w:tcPr>
-            <w:tcW w:type="dxa" w:w="7488"/>
+            <w:tcW w:type="dxa" w:w="4824"/>
           </w:tcPr>
           <w:p>
-            <w:r/>
+            <w:pPr>
+              <w:spacing w:after="100" w:before="100"/>
+            </w:pPr>
             <w:r>
               <w:rPr>
-                <w:sz w:val="19"/>
+                <w:rFonts w:ascii="Times New Roman" w:hAnsi="Times New Roman" w:eastAsia="华文仿宋"/>
+                <w:b w:val="0"/>
+                <w:i w:val="0"/>
+                <w:sz w:val="18"/>
               </w:rPr>
-              <w:t>At least the pre-registered cut (a substantial share of K) controlled</w:t>
+              <w:t>Complete B with qualifying C13; C10 absent</w:t>
+            </w:r>
+          </w:p>
+        </w:tc>
+        <w:tc>
+          <w:tcPr>
+            <w:tcW w:type="dxa" w:w="2448"/>
+          </w:tcPr>
+          <w:p>
+            <w:pPr>
+              <w:spacing w:after="100" w:before="100"/>
+            </w:pPr>
+            <w:r>
+              <w:rPr>
+                <w:rFonts w:ascii="Times New Roman" w:hAnsi="Times New Roman" w:eastAsia="华文仿宋"/>
+                <w:b w:val="0"/>
+                <w:i w:val="0"/>
+                <w:sz w:val="18"/>
+              </w:rPr>
+              <w:t>Strong / Moderate / Strong</w:t>
+            </w:r>
+          </w:p>
+        </w:tc>
+        <w:tc>
+          <w:tcPr>
+            <w:tcW w:type="dxa" w:w="2390"/>
+          </w:tcPr>
+          <w:p>
+            <w:pPr>
+              <w:spacing w:after="100" w:before="100"/>
+            </w:pPr>
+            <w:r>
+              <w:rPr>
+                <w:rFonts w:ascii="Times New Roman" w:hAnsi="Times New Roman" w:eastAsia="华文仿宋"/>
+                <w:b w:val="0"/>
+                <w:i w:val="0"/>
+                <w:sz w:val="18"/>
+              </w:rPr>
+              <w:t>Strong</w:t>
             </w:r>
           </w:p>
         </w:tc>
       </w:tr>
       <w:tr>
+        <w:trPr>
+          <w:cantSplit/>
+        </w:trPr>
         <w:tc>
           <w:tcPr>
-            <w:tcW w:type="dxa" w:w="1584"/>
+            <w:tcW w:type="dxa" w:w="4824"/>
           </w:tcPr>
           <w:p>
-            <w:r/>
+            <w:pPr>
+              <w:spacing w:after="100" w:before="100"/>
+            </w:pPr>
             <w:r>
               <w:rPr>
-                <w:sz w:val="19"/>
+                <w:rFonts w:ascii="Times New Roman" w:hAnsi="Times New Roman" w:eastAsia="华文仿宋"/>
+                <w:b w:val="0"/>
+                <w:i w:val="0"/>
+                <w:sz w:val="18"/>
+              </w:rPr>
+              <w:t>Shared eight plus C09 and C12; C10 absent; C13 No</w:t>
+            </w:r>
+          </w:p>
+        </w:tc>
+        <w:tc>
+          <w:tcPr>
+            <w:tcW w:type="dxa" w:w="2448"/>
+          </w:tcPr>
+          <w:p>
+            <w:pPr>
+              <w:spacing w:after="100" w:before="100"/>
+            </w:pPr>
+            <w:r>
+              <w:rPr>
+                <w:rFonts w:ascii="Times New Roman" w:hAnsi="Times New Roman" w:eastAsia="华文仿宋"/>
+                <w:b w:val="0"/>
+                <w:i w:val="0"/>
+                <w:sz w:val="18"/>
+              </w:rPr>
+              <w:t>Strong / Moderate / Strong</w:t>
+            </w:r>
+          </w:p>
+        </w:tc>
+        <w:tc>
+          <w:tcPr>
+            <w:tcW w:type="dxa" w:w="2390"/>
+          </w:tcPr>
+          <w:p>
+            <w:pPr>
+              <w:spacing w:after="100" w:before="100"/>
+            </w:pPr>
+            <w:r>
+              <w:rPr>
+                <w:rFonts w:ascii="Times New Roman" w:hAnsi="Times New Roman" w:eastAsia="华文仿宋"/>
+                <w:b w:val="0"/>
+                <w:i w:val="0"/>
+                <w:sz w:val="18"/>
               </w:rPr>
               <w:t>Moderate</w:t>
             </w:r>
           </w:p>
         </w:tc>
+      </w:tr>
+      <w:tr>
+        <w:trPr>
+          <w:cantSplit/>
+        </w:trPr>
         <w:tc>
           <w:tcPr>
-            <w:tcW w:type="dxa" w:w="7488"/>
+            <w:tcW w:type="dxa" w:w="4824"/>
           </w:tcPr>
           <w:p>
-            <w:r/>
+            <w:pPr>
+              <w:spacing w:after="100" w:before="100"/>
+            </w:pPr>
             <w:r>
               <w:rPr>
-                <w:sz w:val="19"/>
+                <w:rFonts w:ascii="Times New Roman" w:hAnsi="Times New Roman" w:eastAsia="华文仿宋"/>
+                <w:b w:val="0"/>
+                <w:i w:val="0"/>
+                <w:sz w:val="18"/>
               </w:rPr>
-              <w:t>At least one construct controlled, but below the Strong cut</w:t>
+              <w:t>Same preceding example, but C13 Unclear</w:t>
+            </w:r>
+          </w:p>
+        </w:tc>
+        <w:tc>
+          <w:tcPr>
+            <w:tcW w:type="dxa" w:w="2448"/>
+          </w:tcPr>
+          <w:p>
+            <w:pPr>
+              <w:spacing w:after="100" w:before="100"/>
+            </w:pPr>
+            <w:r>
+              <w:rPr>
+                <w:rFonts w:ascii="Times New Roman" w:hAnsi="Times New Roman" w:eastAsia="华文仿宋"/>
+                <w:b w:val="0"/>
+                <w:i w:val="0"/>
+                <w:sz w:val="18"/>
+              </w:rPr>
+              <w:t>Strong / Moderate / Strong</w:t>
+            </w:r>
+          </w:p>
+        </w:tc>
+        <w:tc>
+          <w:tcPr>
+            <w:tcW w:type="dxa" w:w="2390"/>
+          </w:tcPr>
+          <w:p>
+            <w:pPr>
+              <w:spacing w:after="100" w:before="100"/>
+            </w:pPr>
+            <w:r>
+              <w:rPr>
+                <w:rFonts w:ascii="Times New Roman" w:hAnsi="Times New Roman" w:eastAsia="华文仿宋"/>
+                <w:b w:val="0"/>
+                <w:i w:val="0"/>
+                <w:sz w:val="18"/>
+              </w:rPr>
+              <w:t>Pending: C13 changes Overall</w:t>
             </w:r>
           </w:p>
         </w:tc>
       </w:tr>
       <w:tr>
+        <w:trPr>
+          <w:cantSplit/>
+        </w:trPr>
         <w:tc>
           <w:tcPr>
-            <w:tcW w:type="dxa" w:w="1584"/>
+            <w:tcW w:type="dxa" w:w="4824"/>
           </w:tcPr>
           <w:p>
-            <w:r/>
+            <w:pPr>
+              <w:spacing w:after="100" w:before="100"/>
+            </w:pPr>
             <w:r>
               <w:rPr>
-                <w:sz w:val="19"/>
+                <w:rFonts w:ascii="Times New Roman" w:hAnsi="Times New Roman" w:eastAsia="华文仿宋"/>
+                <w:b w:val="0"/>
+                <w:i w:val="0"/>
+                <w:sz w:val="18"/>
               </w:rPr>
-              <w:t>Weak</w:t>
+              <w:t>Complete A plus conditioning on C14</w:t>
             </w:r>
           </w:p>
         </w:tc>
         <w:tc>
           <w:tcPr>
-            <w:tcW w:type="dxa" w:w="7488"/>
+            <w:tcW w:type="dxa" w:w="2448"/>
           </w:tcPr>
           <w:p>
-            <w:r/>
+            <w:pPr>
+              <w:spacing w:after="100" w:before="100"/>
+            </w:pPr>
             <w:r>
               <w:rPr>
-                <w:sz w:val="19"/>
+                <w:rFonts w:ascii="Times New Roman" w:hAnsi="Times New Roman" w:eastAsia="华文仿宋"/>
+                <w:b w:val="0"/>
+                <w:i w:val="0"/>
+                <w:sz w:val="18"/>
               </w:rPr>
-              <w:t>No construct in the domain controlled</w:t>
+              <w:t>Domain grading not applied</w:t>
+            </w:r>
+          </w:p>
+        </w:tc>
+        <w:tc>
+          <w:tcPr>
+            <w:tcW w:type="dxa" w:w="2390"/>
+          </w:tcPr>
+          <w:p>
+            <w:pPr>
+              <w:spacing w:after="100" w:before="100"/>
+            </w:pPr>
+            <w:r>
+              <w:rPr>
+                <w:rFonts w:ascii="Times New Roman" w:hAnsi="Times New Roman" w:eastAsia="华文仿宋"/>
+                <w:b w:val="0"/>
+                <w:i w:val="0"/>
+                <w:sz w:val="18"/>
+              </w:rPr>
+              <w:t>Excluded under B4</w:t>
             </w:r>
           </w:p>
         </w:tc>
       </w:tr>
     </w:tbl>
+    <w:p/>
     <w:p>
-      <w:pPr>
-        <w:spacing w:after="40"/>
-      </w:pPr>
-    </w:p>
-    <w:p>
-      <w:pPr>
-        <w:pStyle w:val="Heading2"/>
-      </w:pPr>
+      <w:pPr/>
       <w:r>
         <w:rPr>
-          <w:color w:val="000000"/>
-        </w:rPr>
-        <w:t>5.2 Latent domains (design-gated)</w:t>
-      </w:r>
-    </w:p>
-    <w:p>
-      <w:pPr>
-        <w:spacing w:after="120"/>
-      </w:pPr>
-      <w:r>
-        <w:rPr>
+          <w:rFonts w:ascii="Times New Roman" w:hAnsi="Times New Roman" w:eastAsia="华文仿宋"/>
           <w:b w:val="0"/>
           <w:i w:val="0"/>
         </w:rPr>
-        <w:t>A domain whose central construct is latent cannot be closed by regression on measured proxies, so it is not scored by counting. Use a design-gated rule instead.</w:t>
-      </w:r>
-    </w:p>
-    <w:tbl>
-      <w:tblPr>
-        <w:tblStyle w:val="TableGrid"/>
-        <w:tblW w:type="auto" w:w="0"/>
-        <w:tblLook w:firstColumn="1" w:firstRow="1" w:lastColumn="0" w:lastRow="0" w:noHBand="0" w:noVBand="1" w:val="04A0"/>
-      </w:tblPr>
-      <w:tblGrid>
-        <w:gridCol w:w="4320"/>
-        <w:gridCol w:w="4320"/>
-      </w:tblGrid>
-      <w:tr>
-        <w:tc>
-          <w:tcPr>
-            <w:tcW w:type="dxa" w:w="1584"/>
-            <w:shd w:val="clear" w:color="auto" w:fill="F2F2F2"/>
-          </w:tcPr>
-          <w:p>
-            <w:r/>
-            <w:r>
-              <w:rPr>
-                <w:b/>
-                <w:sz w:val="19"/>
-              </w:rPr>
-              <w:t>Level</w:t>
-            </w:r>
-          </w:p>
-        </w:tc>
-        <w:tc>
-          <w:tcPr>
-            <w:tcW w:type="dxa" w:w="7488"/>
-            <w:shd w:val="clear" w:color="auto" w:fill="F2F2F2"/>
-          </w:tcPr>
-          <w:p>
-            <w:r/>
-            <w:r>
-              <w:rPr>
-                <w:b/>
-                <w:sz w:val="19"/>
-              </w:rPr>
-              <w:t>Rule for a design-gated latent domain</w:t>
-            </w:r>
-          </w:p>
-        </w:tc>
-      </w:tr>
-      <w:tr>
-        <w:tc>
-          <w:tcPr>
-            <w:tcW w:type="dxa" w:w="1584"/>
-          </w:tcPr>
-          <w:p>
-            <w:r/>
-            <w:r>
-              <w:rPr>
-                <w:sz w:val="19"/>
-              </w:rPr>
-              <w:t>Strong</w:t>
-            </w:r>
-          </w:p>
-        </w:tc>
-        <w:tc>
-          <w:tcPr>
-            <w:tcW w:type="dxa" w:w="7488"/>
-          </w:tcPr>
-          <w:p>
-            <w:r/>
-            <w:r>
-              <w:rPr>
-                <w:sz w:val="19"/>
-              </w:rPr>
-              <w:t>An eligible design that differences out the latent common cause (sibling, twin, family fixed effects, or negative-control)</w:t>
-            </w:r>
-          </w:p>
-        </w:tc>
-      </w:tr>
-      <w:tr>
-        <w:tc>
-          <w:tcPr>
-            <w:tcW w:type="dxa" w:w="1584"/>
-          </w:tcPr>
-          <w:p>
-            <w:r/>
-            <w:r>
-              <w:rPr>
-                <w:sz w:val="19"/>
-              </w:rPr>
-              <w:t>Moderate</w:t>
-            </w:r>
-          </w:p>
-        </w:tc>
-        <w:tc>
-          <w:tcPr>
-            <w:tcW w:type="dxa" w:w="7488"/>
-          </w:tcPr>
-          <w:p>
-            <w:r/>
-            <w:r>
-              <w:rPr>
-                <w:sz w:val="19"/>
-              </w:rPr>
-              <w:t>A population analysis adjusting for at least one measured proxy of the latent factor</w:t>
-            </w:r>
-          </w:p>
-        </w:tc>
-      </w:tr>
-      <w:tr>
-        <w:tc>
-          <w:tcPr>
-            <w:tcW w:type="dxa" w:w="1584"/>
-          </w:tcPr>
-          <w:p>
-            <w:r/>
-            <w:r>
-              <w:rPr>
-                <w:sz w:val="19"/>
-              </w:rPr>
-              <w:t>Weak</w:t>
-            </w:r>
-          </w:p>
-        </w:tc>
-        <w:tc>
-          <w:tcPr>
-            <w:tcW w:type="dxa" w:w="7488"/>
-          </w:tcPr>
-          <w:p>
-            <w:r/>
-            <w:r>
-              <w:rPr>
-                <w:sz w:val="19"/>
-              </w:rPr>
-              <w:t>Neither a design-based control nor any measured proxy</w:t>
-            </w:r>
-          </w:p>
-        </w:tc>
-      </w:tr>
-    </w:tbl>
-    <w:p>
-      <w:pPr>
-        <w:spacing w:after="40"/>
-      </w:pPr>
-    </w:p>
-    <w:p>
-      <w:pPr>
-        <w:pStyle w:val="Heading2"/>
-      </w:pPr>
-      <w:r>
-        <w:rPr>
-          <w:color w:val="000000"/>
-        </w:rPr>
-        <w:t>5.3 Aggregation and sensitivity</w:t>
-      </w:r>
-    </w:p>
-    <w:p>
-      <w:pPr>
-        <w:spacing w:after="120"/>
-      </w:pPr>
-      <w:r>
-        <w:rPr>
-          <w:b w:val="0"/>
-          <w:i w:val="0"/>
-        </w:rPr>
-        <w:t>Aggregate the domain ratings to one overall rating with a conservative weakest-link rule: Strong only if every domain is Strong; Weak if any domain is Weak; Moderate otherwise. This mirrors the adequate / some-concerns / inadequate logic of risk-of-bias tools and refuses to let strong control in one domain mask weak control in another.</w:t>
-      </w:r>
-    </w:p>
-    <w:p>
-      <w:pPr>
-        <w:spacing w:after="120"/>
-      </w:pPr>
-      <w:r>
-        <w:rPr>
-          <w:b w:val="0"/>
-          <w:i w:val="0"/>
-        </w:rPr>
-        <w:t>Because every threshold and every construct granularity is a modelling choice, repeat the rating and the downstream meta-analysis under alternative specifications: stricter and looser thresholds, and coarser and finer construct granularities (the alternative Track B taxonomies supply these directly). Report the gradient under each specification and state which conclusions are invariant.</w:t>
+        <w:t>Keep estimate identifiers, raw controls, construct assignments, source locators, timing notes, B4 dispositions, domain grades and missing members of each set.</w:t>
       </w:r>
     </w:p>
     <w:p>
@@ -2717,84 +2963,205 @@
       </w:pPr>
       <w:r>
         <w:rPr>
-          <w:color w:val="000000"/>
+          <w:rFonts w:ascii="Times New Roman" w:hAnsi="Times New Roman" w:eastAsia="华文仿宋"/>
+          <w:b w:val="0"/>
+          <w:i w:val="0"/>
         </w:rPr>
-        <w:t>6. Stage 6: Stratified meta-analysis and triangulation read-out</w:t>
+        <w:t>10 Perform stratified synthesis and interpret results</w:t>
+      </w:r>
+    </w:p>
+    <w:p>
+      <w:pPr/>
+      <w:r>
+        <w:rPr>
+          <w:rFonts w:ascii="Times New Roman" w:hAnsi="Times New Roman" w:eastAsia="华文仿宋"/>
+          <w:b w:val="0"/>
+          <w:i w:val="0"/>
+        </w:rPr>
+        <w:t>Pool compatible estimates separately within each domain and grade. This application uses intercept-only random-effects models with restricted maximum likelihood (REML) and Knapp–Hartung intervals. It performs no meta-regression or between-grade tests. A stratum containing one estimate retains its published interval.</w:t>
+      </w:r>
+    </w:p>
+    <w:p>
+      <w:pPr/>
+      <w:r>
+        <w:rPr>
+          <w:rFonts w:ascii="Times New Roman" w:hAnsi="Times New Roman" w:eastAsia="华文仿宋"/>
+          <w:b w:val="0"/>
+          <w:i w:val="0"/>
+        </w:rPr>
+        <w:t>Report estimate, article and source-group counts. Preserve effect-measure and outcome differences; the combined HR, RR and OR synthesis is descriptive. Repeated outcomes and shared cohorts reduce independent information. Knapp–Hartung inference does not itself model these correlations.</w:t>
+      </w:r>
+    </w:p>
+    <w:p>
+      <w:pPr/>
+      <w:r>
+        <w:rPr>
+          <w:rFonts w:ascii="Times New Roman" w:hAnsi="Times New Roman" w:eastAsia="华文仿宋"/>
+          <w:b w:val="0"/>
+          <w:i w:val="0"/>
+        </w:rPr>
+        <w:t>Examine restrictions by effect measure, outcome and the separate post-exposure-adjustment classification, alongside leave-one-estimate, article and source-group analyses. The binary post-exposure classification and fixed B4 rule are distinct. Restricting membership does not estimate the effect of adjustment within otherwise identical models.</w:t>
+      </w:r>
+    </w:p>
+    <w:p>
+      <w:pPr/>
+      <w:r>
+        <w:rPr>
+          <w:rFonts w:ascii="Times New Roman" w:hAnsi="Times New Roman" w:eastAsia="华文仿宋"/>
+          <w:b w:val="0"/>
+          <w:i w:val="0"/>
+        </w:rPr>
+        <w:t>Smaller estimates in stronger-coverage strata can inform causal explanations, but population, measurement, outcome and model-selection differences may also contribute. An interval spanning the null does not prove no effect. Overlapping strata cannot isolate a unique bias mechanism. Triangulation considers whether approaches have different sources of bias; repeated analyses of shared data do not supply independent confirmation [1].</w:t>
       </w:r>
     </w:p>
     <w:p>
       <w:pPr>
-        <w:spacing w:after="120"/>
+        <w:pStyle w:val="Heading1"/>
       </w:pPr>
       <w:r>
         <w:rPr>
+          <w:rFonts w:ascii="Times New Roman" w:hAnsi="Times New Roman" w:eastAsia="华文仿宋"/>
+          <w:b w:val="0"/>
+          <w:i w:val="0"/>
+        </w:rPr>
+        <w:t>Reuse and reporting checklist</w:t>
+      </w:r>
+    </w:p>
+    <w:p>
+      <w:pPr/>
+      <w:r>
+        <w:rPr>
+          <w:rFonts w:ascii="Times New Roman" w:hAnsi="Times New Roman" w:eastAsia="华文仿宋"/>
+          <w:b w:val="0"/>
+          <w:i w:val="0"/>
+        </w:rPr>
+        <w:t>Retain question definitions, estimate inventories, raw covariates, construct dictionaries, mapping evidence and unresolved inputs. Preserve discovery records, directional judgments, human adjudications, integration decisions, final graphs, adjustment sets and versioned rules. Report the retained evidence set and dependence structure alongside statistical outputs.</w:t>
+      </w:r>
+    </w:p>
+    <w:p>
+      <w:pPr/>
+      <w:r>
+        <w:rPr>
+          <w:rFonts w:ascii="Times New Roman" w:hAnsi="Times New Roman" w:eastAsia="华文仿宋"/>
+          <w:b w:val="0"/>
+          <w:i w:val="0"/>
+        </w:rPr>
+        <w:t>Separate prespecified decisions from exploratory revisions and state which stages received independent human review. For a new question, reassess node definitions, timing, admissible controls, domain partitions and thresholds before applying the framework.</w:t>
+      </w:r>
+    </w:p>
+    <w:p>
+      <w:pPr/>
+      <w:r>
+        <w:rPr>
+          <w:rFonts w:ascii="Times New Roman" w:hAnsi="Times New Roman" w:eastAsia="华文仿宋"/>
+          <w:b w:val="0"/>
+          <w:i w:val="0"/>
+        </w:rPr>
+      </w:r>
+      <w:r>
+        <w:rPr>
+          <w:rFonts w:ascii="Times New Roman" w:hAnsi="Times New Roman" w:eastAsia="华文仿宋"/>
           <w:b/>
           <w:i w:val="0"/>
         </w:rPr>
-        <w:t xml:space="preserve">Goal. </w:t>
+        <w:t>Release resources.</w:t>
       </w:r>
       <w:r>
         <w:rPr>
+          <w:rFonts w:ascii="Times New Roman" w:hAnsi="Times New Roman" w:eastAsia="华文仿宋"/>
           <w:b w:val="0"/>
           <w:i w:val="0"/>
         </w:rPr>
-        <w:t>Pool the estimates within control strata and read the pattern of attenuation as a causal-structure signal.</w:t>
+        <w:t xml:space="preserve"> The webpage, Markdown and Word downloads carry the same tutorial version. The accompanying graph, construct dictionary and rule JSON document this application. Older repository analysis files and the separate expert-review interface describe earlier versions; they do not reproduce or validate the current tutorial by themselves.</w:t>
       </w:r>
     </w:p>
     <w:p>
       <w:pPr>
-        <w:spacing w:after="120"/>
+        <w:pStyle w:val="Heading1"/>
       </w:pPr>
       <w:r>
         <w:rPr>
+          <w:rFonts w:ascii="Times New Roman" w:hAnsi="Times New Roman" w:eastAsia="华文仿宋"/>
           <w:b w:val="0"/>
           <w:i w:val="0"/>
         </w:rPr>
-        <w:t>Pool with random-effects models (REML with the Knapp-Hartung adjustment), combining hazard, risk, and odds ratios on the log scale. Test subgroup differences with a categorical-moderator Q-test and run leave-one-out diagnostics. Then read three things in order.</w:t>
+        <w:t>Methods references</w:t>
       </w:r>
     </w:p>
     <w:p>
       <w:pPr>
-        <w:pStyle w:val="ListNumber"/>
-        <w:spacing w:after="60"/>
+        <w:ind w:left="288" w:hanging="288"/>
       </w:pPr>
       <w:r>
-        <w:t>Unstratified pool. Report the overall association and confirm with leave-one-out that no single estimate drives it. This is the number a conventional meta-analysis would report.</w:t>
+        <w:rPr>
+          <w:rFonts w:ascii="Times New Roman" w:hAnsi="Times New Roman" w:eastAsia="华文仿宋"/>
+          <w:b w:val="0"/>
+          <w:i w:val="0"/>
+        </w:rPr>
+        <w:t xml:space="preserve">1. Lawlor DA, Tilling K, Davey Smith G. Triangulation in aetiological epidemiology. </w:t>
+      </w:r>
+      <w:r>
+        <w:rPr>
+          <w:rFonts w:ascii="Times New Roman" w:hAnsi="Times New Roman" w:eastAsia="华文仿宋"/>
+          <w:b w:val="0"/>
+          <w:i/>
+        </w:rPr>
+        <w:t>International Journal of Epidemiology</w:t>
+      </w:r>
+      <w:r>
+        <w:rPr>
+          <w:rFonts w:ascii="Times New Roman" w:hAnsi="Times New Roman" w:eastAsia="华文仿宋"/>
+          <w:b w:val="0"/>
+          <w:i w:val="0"/>
+        </w:rPr>
+        <w:t xml:space="preserve"> 45, 1866–1886 (2016). https://doi.org/10.1093/ije/dyw314</w:t>
       </w:r>
     </w:p>
     <w:p>
       <w:pPr>
-        <w:pStyle w:val="ListNumber"/>
-        <w:spacing w:after="60"/>
+        <w:ind w:left="288" w:hanging="288"/>
       </w:pPr>
       <w:r>
-        <w:t>Within-domain gradient. For each domain separately, ask whether the pooled estimate moves toward the null as control strengthens from Weak to Moderate to Strong. A monotone gradient to the null within a domain implicates that domain's bias structure.</w:t>
+        <w:rPr>
+          <w:rFonts w:ascii="Times New Roman" w:hAnsi="Times New Roman" w:eastAsia="华文仿宋"/>
+          <w:b w:val="0"/>
+          <w:i w:val="0"/>
+        </w:rPr>
+        <w:t xml:space="preserve">2. Textor J, van der Zander B, Gilthorpe MS, Liśkiewicz M, Ellison GTH. Robust causal inference using directed acyclic graphs: the R package dagitty. </w:t>
+      </w:r>
+      <w:r>
+        <w:rPr>
+          <w:rFonts w:ascii="Times New Roman" w:hAnsi="Times New Roman" w:eastAsia="华文仿宋"/>
+          <w:b w:val="0"/>
+          <w:i/>
+        </w:rPr>
+        <w:t>International Journal of Epidemiology</w:t>
+      </w:r>
+      <w:r>
+        <w:rPr>
+          <w:rFonts w:ascii="Times New Roman" w:hAnsi="Times New Roman" w:eastAsia="华文仿宋"/>
+          <w:b w:val="0"/>
+          <w:i w:val="0"/>
+        </w:rPr>
+        <w:t xml:space="preserve"> 45, 1887–1894 (2016). https://doi.org/10.1093/ije/dyw341</w:t>
       </w:r>
     </w:p>
     <w:p>
       <w:pPr>
-        <w:pStyle w:val="ListNumber"/>
-        <w:spacing w:after="60"/>
-      </w:pPr>
-      <w:r>
-        <w:t>Cross-domain convergence at the strong tier. Compare the strong-control pooled estimate across domains. If strong control of one domain reaches the null while strong control of the others does not, the domains do not converge, and the evidence is more compatible with that one domain's bias structure than with a population-level causal effect. If, instead, all domains converged to the null under strong control, the evidence would be more compatible either with a genuine effect once confounding is removed or with a shared residual bias common to all domains.</w:t>
-      </w:r>
-    </w:p>
-    <w:p>
-      <w:pPr>
-        <w:spacing w:after="120"/>
+        <w:ind w:left="288" w:hanging="288"/>
       </w:pPr>
       <w:r>
         <w:rPr>
+          <w:rFonts w:ascii="Times New Roman" w:hAnsi="Times New Roman" w:eastAsia="华文仿宋"/>
           <w:b w:val="0"/>
           <w:i w:val="0"/>
         </w:rPr>
-        <w:t>This ordered read-out is the triangulation signature: attenuation that tracks one bias axis specifically is interpreted differently from attenuation that appears under any kind of stronger adjustment.</w:t>
+        <w:t>3. DAGitty documentation. Adjustment-set enumeration and interpretation are conditional on the supplied graph [2]. https://www.dagitty.net/manual-3.x.pdf</w:t>
       </w:r>
     </w:p>
     <w:sectPr>
-      <w:pgSz w:w="12240" w:h="15840"/>
-      <w:pgMar w:top="1440" w:right="1800" w:bottom="1440" w:left="1800" w:header="720" w:footer="720" w:gutter="0"/>
+      <w:pgSz w:w="11909" w:h="16834"/>
+      <w:pgMar w:top="1037" w:right="1123" w:bottom="1037" w:left="1123" w:header="720" w:footer="720" w:gutter="0"/>
       <w:cols w:space="720"/>
       <w:docGrid w:linePitch="360"/>
     </w:sectPr>
@@ -3166,11 +3533,12 @@
     <w:qFormat/>
     <w:rsid w:val="00FC693F"/>
     <w:pPr>
-      <w:spacing w:after="120" w:line="300" w:lineRule="auto"/>
+      <w:spacing w:after="120" w:line="269" w:lineRule="auto"/>
     </w:pPr>
     <w:rPr>
-      <w:rFonts w:ascii="Calibri" w:hAnsi="Calibri"/>
-      <w:sz w:val="21"/>
+      <w:rFonts w:ascii="Times New Roman" w:hAnsi="Times New Roman" w:eastAsia="华文仿宋"/>
+      <w:color w:val="000000"/>
+      <w:sz w:val="22"/>
     </w:rPr>
   </w:style>
   <w:style w:type="paragraph" w:styleId="Header">
@@ -3228,15 +3596,15 @@
     <w:pPr>
       <w:keepNext/>
       <w:keepLines/>
-      <w:spacing w:before="480" w:after="0"/>
+      <w:spacing w:before="280" w:after="120" w:line="269" w:lineRule="auto"/>
       <w:outlineLvl w:val="0"/>
     </w:pPr>
     <w:rPr>
-      <w:rFonts w:asciiTheme="majorHAnsi" w:eastAsiaTheme="majorEastAsia" w:hAnsiTheme="majorHAnsi" w:cstheme="majorBidi"/>
+      <w:rFonts w:asciiTheme="majorHAnsi" w:eastAsiaTheme="majorEastAsia" w:hAnsiTheme="majorHAnsi" w:cstheme="majorBidi" w:ascii="Times New Roman" w:hAnsi="Times New Roman" w:eastAsia="华文仿宋"/>
       <w:b/>
       <w:bCs/>
-      <w:color w:val="365F91" w:themeColor="accent1" w:themeShade="BF"/>
-      <w:sz w:val="28"/>
+      <w:color w:val="000000"/>
+      <w:sz w:val="30"/>
       <w:szCs w:val="28"/>
     </w:rPr>
   </w:style>
@@ -3252,15 +3620,15 @@
     <w:pPr>
       <w:keepNext/>
       <w:keepLines/>
-      <w:spacing w:before="200" w:after="0"/>
+      <w:spacing w:before="280" w:after="120" w:line="269" w:lineRule="auto"/>
       <w:outlineLvl w:val="1"/>
     </w:pPr>
     <w:rPr>
-      <w:rFonts w:asciiTheme="majorHAnsi" w:eastAsiaTheme="majorEastAsia" w:hAnsiTheme="majorHAnsi" w:cstheme="majorBidi"/>
+      <w:rFonts w:asciiTheme="majorHAnsi" w:eastAsiaTheme="majorEastAsia" w:hAnsiTheme="majorHAnsi" w:cstheme="majorBidi" w:ascii="Times New Roman" w:hAnsi="Times New Roman" w:eastAsia="华文仿宋"/>
       <w:b/>
       <w:bCs/>
-      <w:color w:val="4F81BD" w:themeColor="accent1"/>
-      <w:sz w:val="26"/>
+      <w:color w:val="000000"/>
+      <w:sz w:val="24"/>
       <w:szCs w:val="26"/>
     </w:rPr>
   </w:style>
@@ -3514,18 +3882,15 @@
     <w:qFormat/>
     <w:rsid w:val="00FC693F"/>
     <w:pPr>
-      <w:pBdr>
-        <w:bottom w:val="single" w:sz="8" w:space="4" w:color="4F81BD" w:themeColor="accent1"/>
-      </w:pBdr>
-      <w:spacing w:after="300" w:line="240" w:lineRule="auto"/>
+      <w:spacing w:after="120" w:line="269" w:lineRule="auto"/>
       <w:contextualSpacing/>
     </w:pPr>
     <w:rPr>
-      <w:rFonts w:asciiTheme="majorHAnsi" w:eastAsiaTheme="majorEastAsia" w:hAnsiTheme="majorHAnsi" w:cstheme="majorBidi"/>
-      <w:color w:val="17365D" w:themeColor="text2" w:themeShade="BF"/>
+      <w:rFonts w:asciiTheme="majorHAnsi" w:eastAsiaTheme="majorEastAsia" w:hAnsiTheme="majorHAnsi" w:cstheme="majorBidi" w:ascii="Times New Roman" w:hAnsi="Times New Roman" w:eastAsia="华文仿宋"/>
+      <w:color w:val="000000"/>
       <w:spacing w:val="5"/>
       <w:kern w:val="28"/>
-      <w:sz w:val="52"/>
+      <w:sz w:val="48"/>
       <w:szCs w:val="52"/>
     </w:rPr>
   </w:style>
@@ -3699,8 +4064,14 @@
       <w:numPr>
         <w:numId w:val="1"/>
       </w:numPr>
+      <w:spacing w:after="120" w:line="269" w:lineRule="auto"/>
       <w:contextualSpacing/>
     </w:pPr>
+    <w:rPr>
+      <w:rFonts w:ascii="Times New Roman" w:hAnsi="Times New Roman" w:eastAsia="华文仿宋"/>
+      <w:color w:val="000000"/>
+      <w:sz w:val="22"/>
+    </w:rPr>
   </w:style>
   <w:style w:type="paragraph" w:styleId="ListBullet2">
     <w:name w:val="List Bullet 2"/>
@@ -3738,8 +4109,14 @@
       <w:numPr>
         <w:numId w:val="5"/>
       </w:numPr>
+      <w:spacing w:after="120" w:line="269" w:lineRule="auto"/>
       <w:contextualSpacing/>
     </w:pPr>
+    <w:rPr>
+      <w:rFonts w:ascii="Times New Roman" w:hAnsi="Times New Roman" w:eastAsia="华文仿宋"/>
+      <w:color w:val="000000"/>
+      <w:sz w:val="22"/>
+    </w:rPr>
   </w:style>
   <w:style w:type="paragraph" w:styleId="ListNumber2">
     <w:name w:val="List Number 2"/>
@@ -4001,9 +4378,6 @@
     <w:qFormat/>
     <w:rsid w:val="00FC693F"/>
     <w:pPr>
-      <w:pBdr>
-        <w:bottom w:val="single" w:sz="4" w:space="4" w:color="4F81BD" w:themeColor="accent1"/>
-      </w:pBdr>
       <w:spacing w:before="200" w:after="280"/>
       <w:ind w:left="936" w:right="936"/>
     </w:pPr>
